--- a/fuentes/CF03_DU.docx
+++ b/fuentes/CF03_DU.docx
@@ -1,6 +1,6 @@
 
 <file path=word/document.xml><?xml version="1.0" encoding="utf-8"?>
-<w:document xmlns:wpc="http://schemas.microsoft.com/office/word/2010/wordprocessingCanvas" xmlns:cx="http://schemas.microsoft.com/office/drawing/2014/chartex" xmlns:cx1="http://schemas.microsoft.com/office/drawing/2015/9/8/chartex" xmlns:cx2="http://schemas.microsoft.com/office/drawing/2015/10/21/chartex" xmlns:cx3="http://schemas.microsoft.com/office/drawing/2016/5/9/chartex" xmlns:cx4="http://schemas.microsoft.com/office/drawing/2016/5/10/chartex" xmlns:cx5="http://schemas.microsoft.com/office/drawing/2016/5/11/chartex" xmlns:cx6="http://schemas.microsoft.com/office/drawing/2016/5/12/chartex" xmlns:cx7="http://schemas.microsoft.com/office/drawing/2016/5/13/chartex" xmlns:cx8="http://schemas.microsoft.com/office/drawing/2016/5/14/chartex" xmlns:mc="http://schemas.openxmlformats.org/markup-compatibility/2006" xmlns:aink="http://schemas.microsoft.com/office/drawing/2016/ink" xmlns:am3d="http://schemas.microsoft.com/office/drawing/2017/model3d" xmlns:o="urn:schemas-microsoft-com:office:office" xmlns:oel="http://schemas.microsoft.com/office/2019/extlst" xmlns:r="http://schemas.openxmlformats.org/officeDocument/2006/relationships" xmlns:m="http://schemas.openxmlformats.org/officeDocument/2006/math" xmlns:v="urn:schemas-microsoft-com:vml" xmlns:wp14="http://schemas.microsoft.com/office/word/2010/wordprocessingDrawing" xmlns:wp="http://schemas.openxmlformats.org/drawingml/2006/wordprocessingDrawing" xmlns:w10="urn:schemas-microsoft-com:office:word" xmlns:w="http://schemas.openxmlformats.org/wordprocessingml/2006/main" xmlns:w14="http://schemas.microsoft.com/office/word/2010/wordml" xmlns:w15="http://schemas.microsoft.com/office/word/2012/wordml" xmlns:w16cex="http://schemas.microsoft.com/office/word/2018/wordml/cex" xmlns:w16cid="http://schemas.microsoft.com/office/word/2016/wordml/cid" xmlns:w16="http://schemas.microsoft.com/office/word/2018/wordml" xmlns:w16sdtdh="http://schemas.microsoft.com/office/word/2020/wordml/sdtdatahash" xmlns:w16se="http://schemas.microsoft.com/office/word/2015/wordml/symex" xmlns:wpg="http://schemas.microsoft.com/office/word/2010/wordprocessingGroup" xmlns:wpi="http://schemas.microsoft.com/office/word/2010/wordprocessingInk" xmlns:wne="http://schemas.microsoft.com/office/word/2006/wordml" xmlns:wps="http://schemas.microsoft.com/office/word/2010/wordprocessingShape" mc:Ignorable="w14 w15 w16se w16cid w16 w16cex w16sdtdh wp14">
+<w:document xmlns:wpc="http://schemas.microsoft.com/office/word/2010/wordprocessingCanvas" xmlns:cx="http://schemas.microsoft.com/office/drawing/2014/chartex" xmlns:cx1="http://schemas.microsoft.com/office/drawing/2015/9/8/chartex" xmlns:cx2="http://schemas.microsoft.com/office/drawing/2015/10/21/chartex" xmlns:cx3="http://schemas.microsoft.com/office/drawing/2016/5/9/chartex" xmlns:cx4="http://schemas.microsoft.com/office/drawing/2016/5/10/chartex" xmlns:cx5="http://schemas.microsoft.com/office/drawing/2016/5/11/chartex" xmlns:cx6="http://schemas.microsoft.com/office/drawing/2016/5/12/chartex" xmlns:cx7="http://schemas.microsoft.com/office/drawing/2016/5/13/chartex" xmlns:cx8="http://schemas.microsoft.com/office/drawing/2016/5/14/chartex" xmlns:mc="http://schemas.openxmlformats.org/markup-compatibility/2006" xmlns:aink="http://schemas.microsoft.com/office/drawing/2016/ink" xmlns:am3d="http://schemas.microsoft.com/office/drawing/2017/model3d" xmlns:o="urn:schemas-microsoft-com:office:office" xmlns:r="http://schemas.openxmlformats.org/officeDocument/2006/relationships" xmlns:m="http://schemas.openxmlformats.org/officeDocument/2006/math" xmlns:v="urn:schemas-microsoft-com:vml" xmlns:wp14="http://schemas.microsoft.com/office/word/2010/wordprocessingDrawing" xmlns:wp="http://schemas.openxmlformats.org/drawingml/2006/wordprocessingDrawing" xmlns:w10="urn:schemas-microsoft-com:office:word" xmlns:w="http://schemas.openxmlformats.org/wordprocessingml/2006/main" xmlns:w14="http://schemas.microsoft.com/office/word/2010/wordml" xmlns:w15="http://schemas.microsoft.com/office/word/2012/wordml" xmlns:w16cex="http://schemas.microsoft.com/office/word/2018/wordml/cex" xmlns:w16cid="http://schemas.microsoft.com/office/word/2016/wordml/cid" xmlns:w16="http://schemas.microsoft.com/office/word/2018/wordml" xmlns:w16se="http://schemas.microsoft.com/office/word/2015/wordml/symex" xmlns:wpg="http://schemas.microsoft.com/office/word/2010/wordprocessingGroup" xmlns:wpi="http://schemas.microsoft.com/office/word/2010/wordprocessingInk" xmlns:wne="http://schemas.microsoft.com/office/word/2006/wordml" xmlns:wps="http://schemas.microsoft.com/office/word/2010/wordprocessingShape" mc:Ignorable="w14 w15 w16se w16cid w16 w16cex wp14">
   <w:body>
     <w:p>
       <w:pPr>
@@ -205,7 +205,7 @@
               </wp:anchor>
             </w:drawing>
           </mc:Choice>
-          <mc:Fallback>
+          <mc:Fallback xmlns:w16sdtdh="http://schemas.microsoft.com/office/word/2020/wordml/sdtdatahash" xmlns:oel="http://schemas.microsoft.com/office/2019/extlst">
             <w:pict>
               <v:rect w14:anchorId="0E5FC169" id="Rectángulo 3" o:spid="_x0000_s1026" alt="&quot;&quot;" style="position:absolute;margin-left:-55.95pt;margin-top:26.4pt;width:613.85pt;height:164.25pt;z-index:-251655168;visibility:visible;mso-wrap-style:square;mso-height-percent:0;mso-wrap-distance-left:9pt;mso-wrap-distance-top:0;mso-wrap-distance-right:9pt;mso-wrap-distance-bottom:0;mso-position-horizontal:absolute;mso-position-horizontal-relative:text;mso-position-vertical:absolute;mso-position-vertical-relative:text;mso-height-percent:0;mso-height-relative:margin;v-text-anchor:middle" o:gfxdata="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" fillcolor="#00314d" stroked="f" strokeweight="1pt"/>
             </w:pict>
@@ -318,7 +318,7 @@
                 <v:stroke joinstyle="miter"/>
                 <v:path gradientshapeok="t" o:connecttype="rect"/>
               </v:shapetype>
-              <v:shape id="Cuadro de texto 2" o:spid="_x0000_s1026" type="#_x0000_t202" alt="&quot;&quot;" style="position:absolute;left:0;text-align:left;margin-left:-25.2pt;margin-top:30.3pt;width:549pt;height:89.25pt;z-index:251663360;visibility:visible;mso-wrap-style:square;mso-width-percent:0;mso-height-percent:0;mso-wrap-distance-left:9pt;mso-wrap-distance-top:3.6pt;mso-wrap-distance-right:9pt;mso-wrap-distance-bottom:3.6pt;mso-position-horizontal:absolute;mso-position-horizontal-relative:text;mso-position-vertical:absolute;mso-position-vertical-relative:text;mso-width-percent:0;mso-height-percent:0;mso-width-relative:margin;mso-height-relative:margin;v-text-anchor:top" o:gfxdata="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" filled="f" stroked="f">
+              <v:shape id="Cuadro de texto 2" o:spid="_x0000_s1026" type="#_x0000_t202" alt="&quot;&quot;" style="position:absolute;left:0;text-align:left;margin-left:-25.2pt;margin-top:30.3pt;width:549pt;height:89.25pt;z-index:251663360;visibility:visible;mso-wrap-style:square;mso-width-percent:0;mso-height-percent:0;mso-wrap-distance-left:9pt;mso-wrap-distance-top:3.6pt;mso-wrap-distance-right:9pt;mso-wrap-distance-bottom:3.6pt;mso-position-horizontal:absolute;mso-position-horizontal-relative:text;mso-position-vertical:absolute;mso-position-vertical-relative:text;mso-width-percent:0;mso-height-percent:0;mso-width-relative:margin;mso-height-relative:margin;v-text-anchor:top" o:gfxdata="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" filled="f" stroked="f">
                 <v:textbox>
                   <w:txbxContent>
                     <w:p>
@@ -608,7 +608,7 @@
                 <w:noProof/>
                 <w:webHidden/>
               </w:rPr>
-              <w:t>5</w:t>
+              <w:t>4</w:t>
             </w:r>
             <w:r>
               <w:rPr>
@@ -698,7 +698,7 @@
                 <w:noProof/>
                 <w:webHidden/>
               </w:rPr>
-              <w:t>6</w:t>
+              <w:t>5</w:t>
             </w:r>
             <w:r>
               <w:rPr>
@@ -794,7 +794,7 @@
                 <w:noProof/>
                 <w:webHidden/>
               </w:rPr>
-              <w:t>7</w:t>
+              <w:t>6</w:t>
             </w:r>
             <w:r>
               <w:rPr>
@@ -890,7 +890,7 @@
                 <w:noProof/>
                 <w:webHidden/>
               </w:rPr>
-              <w:t>9</w:t>
+              <w:t>8</w:t>
             </w:r>
             <w:r>
               <w:rPr>
@@ -986,7 +986,7 @@
                 <w:noProof/>
                 <w:webHidden/>
               </w:rPr>
-              <w:t>11</w:t>
+              <w:t>10</w:t>
             </w:r>
             <w:r>
               <w:rPr>
@@ -1082,7 +1082,7 @@
                 <w:noProof/>
                 <w:webHidden/>
               </w:rPr>
-              <w:t>13</w:t>
+              <w:t>12</w:t>
             </w:r>
             <w:r>
               <w:rPr>
@@ -1178,7 +1178,7 @@
                 <w:noProof/>
                 <w:webHidden/>
               </w:rPr>
-              <w:t>21</w:t>
+              <w:t>20</w:t>
             </w:r>
             <w:r>
               <w:rPr>
@@ -1274,7 +1274,7 @@
                 <w:noProof/>
                 <w:webHidden/>
               </w:rPr>
-              <w:t>28</w:t>
+              <w:t>27</w:t>
             </w:r>
             <w:r>
               <w:rPr>
@@ -1370,7 +1370,7 @@
                 <w:noProof/>
                 <w:webHidden/>
               </w:rPr>
-              <w:t>33</w:t>
+              <w:t>32</w:t>
             </w:r>
             <w:r>
               <w:rPr>
@@ -1466,7 +1466,7 @@
                 <w:noProof/>
                 <w:webHidden/>
               </w:rPr>
-              <w:t>37</w:t>
+              <w:t>36</w:t>
             </w:r>
             <w:r>
               <w:rPr>
@@ -1562,7 +1562,7 @@
                 <w:noProof/>
                 <w:webHidden/>
               </w:rPr>
-              <w:t>41</w:t>
+              <w:t>40</w:t>
             </w:r>
             <w:r>
               <w:rPr>
@@ -1658,7 +1658,7 @@
                 <w:noProof/>
                 <w:webHidden/>
               </w:rPr>
-              <w:t>44</w:t>
+              <w:t>42</w:t>
             </w:r>
             <w:r>
               <w:rPr>
@@ -1748,7 +1748,7 @@
                 <w:noProof/>
                 <w:webHidden/>
               </w:rPr>
-              <w:t>49</w:t>
+              <w:t>47</w:t>
             </w:r>
             <w:r>
               <w:rPr>
@@ -1844,7 +1844,7 @@
                 <w:noProof/>
                 <w:webHidden/>
               </w:rPr>
-              <w:t>49</w:t>
+              <w:t>47</w:t>
             </w:r>
             <w:r>
               <w:rPr>
@@ -1940,7 +1940,7 @@
                 <w:noProof/>
                 <w:webHidden/>
               </w:rPr>
-              <w:t>51</w:t>
+              <w:t>49</w:t>
             </w:r>
             <w:r>
               <w:rPr>
@@ -2036,7 +2036,7 @@
                 <w:noProof/>
                 <w:webHidden/>
               </w:rPr>
-              <w:t>52</w:t>
+              <w:t>50</w:t>
             </w:r>
             <w:r>
               <w:rPr>
@@ -2132,7 +2132,7 @@
                 <w:noProof/>
                 <w:webHidden/>
               </w:rPr>
-              <w:t>53</w:t>
+              <w:t>51</w:t>
             </w:r>
             <w:r>
               <w:rPr>
@@ -2228,7 +2228,7 @@
                 <w:noProof/>
                 <w:webHidden/>
               </w:rPr>
-              <w:t>54</w:t>
+              <w:t>52</w:t>
             </w:r>
             <w:r>
               <w:rPr>
@@ -2324,7 +2324,7 @@
                 <w:noProof/>
                 <w:webHidden/>
               </w:rPr>
-              <w:t>54</w:t>
+              <w:t>52</w:t>
             </w:r>
             <w:r>
               <w:rPr>
@@ -2420,7 +2420,7 @@
                 <w:noProof/>
                 <w:webHidden/>
               </w:rPr>
-              <w:t>55</w:t>
+              <w:t>53</w:t>
             </w:r>
             <w:r>
               <w:rPr>
@@ -2523,7 +2523,7 @@
                 <w:noProof/>
                 <w:webHidden/>
               </w:rPr>
-              <w:t>60</w:t>
+              <w:t>58</w:t>
             </w:r>
             <w:r>
               <w:rPr>
@@ -2619,7 +2619,7 @@
                 <w:noProof/>
                 <w:webHidden/>
               </w:rPr>
-              <w:t>63</w:t>
+              <w:t>61</w:t>
             </w:r>
             <w:r>
               <w:rPr>
@@ -2715,7 +2715,7 @@
                 <w:noProof/>
                 <w:webHidden/>
               </w:rPr>
-              <w:t>66</w:t>
+              <w:t>64</w:t>
             </w:r>
             <w:r>
               <w:rPr>
@@ -2811,7 +2811,7 @@
                 <w:noProof/>
                 <w:webHidden/>
               </w:rPr>
-              <w:t>67</w:t>
+              <w:t>65</w:t>
             </w:r>
             <w:r>
               <w:rPr>
@@ -2908,7 +2908,7 @@
                 <w:noProof/>
                 <w:webHidden/>
               </w:rPr>
-              <w:t>72</w:t>
+              <w:t>70</w:t>
             </w:r>
             <w:r>
               <w:rPr>
@@ -3004,7 +3004,7 @@
                 <w:noProof/>
                 <w:webHidden/>
               </w:rPr>
-              <w:t>72</w:t>
+              <w:t>70</w:t>
             </w:r>
             <w:r>
               <w:rPr>
@@ -3100,7 +3100,7 @@
                 <w:noProof/>
                 <w:webHidden/>
               </w:rPr>
-              <w:t>75</w:t>
+              <w:t>73</w:t>
             </w:r>
             <w:r>
               <w:rPr>
@@ -3196,7 +3196,7 @@
                 <w:noProof/>
                 <w:webHidden/>
               </w:rPr>
-              <w:t>77</w:t>
+              <w:t>75</w:t>
             </w:r>
             <w:r>
               <w:rPr>
@@ -3268,7 +3268,7 @@
                 <w:noProof/>
                 <w:webHidden/>
               </w:rPr>
-              <w:t>79</w:t>
+              <w:t>77</w:t>
             </w:r>
             <w:r>
               <w:rPr>
@@ -3340,7 +3340,7 @@
                 <w:noProof/>
                 <w:webHidden/>
               </w:rPr>
-              <w:t>80</w:t>
+              <w:t>78</w:t>
             </w:r>
             <w:r>
               <w:rPr>
@@ -3412,7 +3412,7 @@
                 <w:noProof/>
                 <w:webHidden/>
               </w:rPr>
-              <w:t>83</w:t>
+              <w:t>81</w:t>
             </w:r>
             <w:r>
               <w:rPr>
@@ -3484,7 +3484,7 @@
                 <w:noProof/>
                 <w:webHidden/>
               </w:rPr>
-              <w:t>85</w:t>
+              <w:t>83</w:t>
             </w:r>
             <w:r>
               <w:rPr>
@@ -3501,13 +3501,6 @@
             <w:tabs>
               <w:tab w:val="right" w:leader="dot" w:pos="9962"/>
             </w:tabs>
-            <w:rPr>
-              <w:rFonts w:eastAsiaTheme="minorEastAsia"/>
-              <w:noProof/>
-              <w:sz w:val="24"/>
-              <w:szCs w:val="24"/>
-              <w:lang w:val="es-ES" w:eastAsia="es-ES"/>
-            </w:rPr>
           </w:pPr>
           <w:hyperlink w:anchor="_Toc217324786" w:history="1">
             <w:r>
@@ -3556,7 +3549,7 @@
                 <w:noProof/>
                 <w:webHidden/>
               </w:rPr>
-              <w:t>86</w:t>
+              <w:t>84</w:t>
             </w:r>
             <w:r>
               <w:rPr>
@@ -3566,13 +3559,7 @@
               <w:fldChar w:fldCharType="end"/>
             </w:r>
           </w:hyperlink>
-        </w:p>
-        <w:p>
-          <w:pPr>
-            <w:ind w:firstLine="0"/>
-          </w:pPr>
           <w:r>
-            <w:lastRenderedPageBreak/>
             <w:fldChar w:fldCharType="end"/>
           </w:r>
         </w:p>
@@ -3584,7 +3571,6 @@
       </w:pPr>
       <w:bookmarkStart w:id="0" w:name="_Toc217324754"/>
       <w:r>
-        <w:lastRenderedPageBreak/>
         <w:t>Introducción</w:t>
       </w:r>
       <w:bookmarkEnd w:id="0"/>
@@ -3613,7 +3599,6 @@
       </w:pPr>
       <w:bookmarkStart w:id="1" w:name="_Toc217324755"/>
       <w:r>
-        <w:lastRenderedPageBreak/>
         <w:t>Plan de implementación de bienestar animal y buenas prácticas ganaderas en équidos</w:t>
       </w:r>
       <w:bookmarkEnd w:id="1"/>
@@ -3670,7 +3655,6 @@
       </w:pPr>
       <w:bookmarkStart w:id="2" w:name="_Toc217324756"/>
       <w:r>
-        <w:lastRenderedPageBreak/>
         <w:t>Implementación en sistemas de producción equina: concepto general</w:t>
       </w:r>
       <w:bookmarkEnd w:id="2"/>
@@ -3793,13 +3777,6 @@
         </w:rPr>
         <w:t>La implementación de BPG en équidos requiere integrar múltiples elementos dentro de la operación diaria de la unidad productiva. A continuación, se resumen los aspectos fundamentales que deben ser ejecutados de forma estructurada:</w:t>
       </w:r>
-    </w:p>
-    <w:p>
-      <w:pPr>
-        <w:rPr>
-          <w:lang w:val="es-419" w:eastAsia="es-CO"/>
-        </w:rPr>
-      </w:pPr>
     </w:p>
     <w:p>
       <w:pPr>
@@ -3849,7 +3826,6 @@
         </w:numPr>
       </w:pPr>
       <w:r>
-        <w:lastRenderedPageBreak/>
         <w:t xml:space="preserve">Protocolos obligatorios de bioseguridad y sanidad </w:t>
       </w:r>
     </w:p>
@@ -3959,13 +3935,6 @@
     </w:p>
     <w:p>
       <w:pPr>
-        <w:rPr>
-          <w:lang w:val="es-419" w:eastAsia="es-CO"/>
-        </w:rPr>
-      </w:pPr>
-    </w:p>
-    <w:p>
-      <w:pPr>
         <w:pStyle w:val="Ttulo3"/>
       </w:pPr>
       <w:r>
@@ -4030,7 +3999,6 @@
           <w:bCs/>
           <w:lang w:val="es-419" w:eastAsia="es-CO"/>
         </w:rPr>
-        <w:lastRenderedPageBreak/>
         <w:t>Económicamente viable</w:t>
       </w:r>
       <w:r>
@@ -4222,7 +4190,6 @@
         <w:rPr>
           <w:lang w:val="es-419" w:eastAsia="es-CO"/>
         </w:rPr>
-        <w:lastRenderedPageBreak/>
         <w:t>Este plan evidencia el compromiso de la unidad productiva con la normatividad vigente en Colombia, específicamente:</w:t>
       </w:r>
     </w:p>
@@ -4537,7 +4504,6 @@
         <w:rPr>
           <w:lang w:val="es-419" w:eastAsia="es-CO"/>
         </w:rPr>
-        <w:lastRenderedPageBreak/>
         <w:t>Mejorar la productividad y la calidad de vida de los équidos.</w:t>
       </w:r>
     </w:p>
@@ -4753,7 +4719,6 @@
           <w:bCs/>
           <w:lang w:val="es-419" w:eastAsia="es-CO"/>
         </w:rPr>
-        <w:lastRenderedPageBreak/>
         <w:t>Prevención de enfermedades y fortalecimiento de la bioseguridad</w:t>
       </w:r>
     </w:p>
@@ -5105,7 +5070,6 @@
           <w:bCs/>
           <w:lang w:val="es-419" w:eastAsia="es-CO"/>
         </w:rPr>
-        <w:lastRenderedPageBreak/>
         <w:t>Contribución a la sostenibilidad ambiental y social</w:t>
       </w:r>
     </w:p>
@@ -5300,7 +5264,6 @@
           <w:bCs/>
           <w:lang w:val="es-419" w:eastAsia="es-CO"/>
         </w:rPr>
-        <w:lastRenderedPageBreak/>
         <w:t>Corrales, establos y zonas de trabajo</w:t>
       </w:r>
       <w:r>
@@ -5591,7 +5554,6 @@
           <w:bCs/>
           <w:lang w:val="es-419" w:eastAsia="es-CO"/>
         </w:rPr>
-        <w:lastRenderedPageBreak/>
         <w:t>Registro de tratamientos</w:t>
       </w:r>
       <w:r>
@@ -5991,7 +5953,6 @@
           <w:bCs/>
           <w:lang w:val="es-419" w:eastAsia="es-CO"/>
         </w:rPr>
-        <w:lastRenderedPageBreak/>
         <w:t>Desempeño y fatiga</w:t>
       </w:r>
       <w:r>
@@ -6159,13 +6120,6 @@
     </w:p>
     <w:p>
       <w:pPr>
-        <w:rPr>
-          <w:lang w:val="es-419" w:eastAsia="es-CO"/>
-        </w:rPr>
-      </w:pPr>
-    </w:p>
-    <w:p>
-      <w:pPr>
         <w:pStyle w:val="Ttulo3"/>
       </w:pPr>
       <w:r>
@@ -6271,7 +6225,6 @@
         <w:pStyle w:val="Ttulo3"/>
       </w:pPr>
       <w:r>
-        <w:lastRenderedPageBreak/>
         <w:t>Objetivos específicos y metas</w:t>
       </w:r>
     </w:p>
@@ -6592,7 +6545,6 @@
         <w:pStyle w:val="Ttulo3"/>
       </w:pPr>
       <w:r>
-        <w:lastRenderedPageBreak/>
         <w:t>Objetivos específicos alineados con la normativa vigente</w:t>
       </w:r>
     </w:p>
@@ -7049,13 +7001,6 @@
     </w:tbl>
     <w:p>
       <w:pPr>
-        <w:rPr>
-          <w:lang w:val="es-419" w:eastAsia="es-CO"/>
-        </w:rPr>
-      </w:pPr>
-    </w:p>
-    <w:p>
-      <w:pPr>
         <w:pStyle w:val="Ttulo3"/>
       </w:pPr>
       <w:r>
@@ -7093,7 +7038,6 @@
         <w:rPr>
           <w:lang w:val="es-419" w:eastAsia="es-CO"/>
         </w:rPr>
-        <w:lastRenderedPageBreak/>
         <w:t xml:space="preserve">Acciones y actividades concretas para implementar </w:t>
       </w:r>
       <w:r>
@@ -7267,7 +7211,6 @@
           </w:p>
           <w:p>
             <w:r>
-              <w:lastRenderedPageBreak/>
               <w:t>La alimentación es una de las bases del bienestar. Ajustar las raciones según el peso, la edad, el estado fisiológico y la actividad del équido, junto con forrajes de calidad y horarios definidos, permite un manejo equilibrado y responsable.</w:t>
             </w:r>
           </w:p>
@@ -7319,7 +7262,6 @@
       </w:pPr>
       <w:bookmarkStart w:id="6" w:name="_Toc217324760"/>
       <w:r>
-        <w:lastRenderedPageBreak/>
         <w:t>Parámetros</w:t>
       </w:r>
       <w:bookmarkEnd w:id="6"/>
@@ -7749,11 +7691,6 @@
       <w:pPr>
         <w:pStyle w:val="Ttulo3"/>
       </w:pPr>
-    </w:p>
-    <w:p>
-      <w:pPr>
-        <w:pStyle w:val="Ttulo3"/>
-      </w:pPr>
       <w:r>
         <w:t>Normativa técnica aplicable</w:t>
       </w:r>
@@ -7898,13 +7835,6 @@
     <w:p>
       <w:pPr>
         <w:rPr>
-          <w:lang w:val="es-419" w:eastAsia="es-CO"/>
-        </w:rPr>
-      </w:pPr>
-    </w:p>
-    <w:p>
-      <w:pPr>
-        <w:rPr>
           <w:b/>
           <w:bCs/>
           <w:lang w:val="es-419" w:eastAsia="es-CO"/>
@@ -7988,7 +7918,6 @@
         <w:rPr>
           <w:lang w:val="es-419" w:eastAsia="es-CO"/>
         </w:rPr>
-        <w:lastRenderedPageBreak/>
         <w:t xml:space="preserve">Área de cuarentena con protocolo de ingreso (21 días). </w:t>
       </w:r>
     </w:p>
@@ -8345,7 +8274,6 @@
         <w:rPr>
           <w:lang w:val="es-419" w:eastAsia="es-CO"/>
         </w:rPr>
-        <w:lastRenderedPageBreak/>
         <w:t>Programa de control de plagas con registros y seguimiento.</w:t>
       </w:r>
     </w:p>
@@ -8570,20 +8498,6 @@
     </w:p>
     <w:p>
       <w:pPr>
-        <w:rPr>
-          <w:lang w:val="es-419" w:eastAsia="es-CO"/>
-        </w:rPr>
-      </w:pPr>
-    </w:p>
-    <w:p>
-      <w:pPr>
-        <w:rPr>
-          <w:lang w:val="es-419" w:eastAsia="es-CO"/>
-        </w:rPr>
-      </w:pPr>
-    </w:p>
-    <w:p>
-      <w:pPr>
         <w:pStyle w:val="Ttulo3"/>
       </w:pPr>
       <w:r>
@@ -8600,14 +8514,7 @@
         <w:rPr>
           <w:lang w:val="es-419" w:eastAsia="es-CO"/>
         </w:rPr>
-        <w:t xml:space="preserve">La implementación de las Buenas Prácticas Ganaderas (BPG) en predios dedicados a la producción primaria de équidos, exige la disponibilidad de recursos organizados, suficientes y adaptados a las condiciones del sistema productivo. Estos </w:t>
-      </w:r>
-      <w:r>
-        <w:rPr>
-          <w:lang w:val="es-419" w:eastAsia="es-CO"/>
-        </w:rPr>
-        <w:lastRenderedPageBreak/>
-        <w:t>recursos son fundamentales para cumplir con los requisitos sanitarios, de bioseguridad, bienestar animal, inocuidad e infraestructura establecidos por el Instituto Colombiano Agropecuario (ICA).</w:t>
+        <w:t>La implementación de las Buenas Prácticas Ganaderas (BPG) en predios dedicados a la producción primaria de équidos, exige la disponibilidad de recursos organizados, suficientes y adaptados a las condiciones del sistema productivo. Estos recursos son fundamentales para cumplir con los requisitos sanitarios, de bioseguridad, bienestar animal, inocuidad e infraestructura establecidos por el Instituto Colombiano Agropecuario (ICA).</w:t>
       </w:r>
     </w:p>
     <w:p>
@@ -8769,14 +8676,7 @@
         <w:rPr>
           <w:lang w:val="es-419" w:eastAsia="es-CO"/>
         </w:rPr>
-        <w:t xml:space="preserve">Bodegas techadas, ventiladas, limpias y organizadas. Separación entre medicamentos, alimentos y herramientas. </w:t>
-      </w:r>
-      <w:r>
-        <w:rPr>
-          <w:lang w:val="es-419" w:eastAsia="es-CO"/>
-        </w:rPr>
-        <w:lastRenderedPageBreak/>
-        <w:t>Control de humedad, plagas e inventario. Clasificación y custodia de medicamentos.</w:t>
+        <w:t>Bodegas techadas, ventiladas, limpias y organizadas. Separación entre medicamentos, alimentos y herramientas. Control de humedad, plagas e inventario. Clasificación y custodia de medicamentos.</w:t>
       </w:r>
     </w:p>
     <w:p>
@@ -8855,13 +8755,6 @@
     </w:p>
     <w:p>
       <w:pPr>
-        <w:rPr>
-          <w:lang w:val="es-419" w:eastAsia="es-CO"/>
-        </w:rPr>
-      </w:pPr>
-    </w:p>
-    <w:p>
-      <w:pPr>
         <w:pStyle w:val="Ttulo4"/>
       </w:pPr>
       <w:r>
@@ -8973,17 +8866,9 @@
     </w:p>
     <w:p>
       <w:pPr>
-        <w:rPr>
-          <w:lang w:val="es-419" w:eastAsia="es-CO"/>
-        </w:rPr>
-      </w:pPr>
-    </w:p>
-    <w:p>
-      <w:pPr>
         <w:pStyle w:val="Ttulo4"/>
       </w:pPr>
       <w:r>
-        <w:lastRenderedPageBreak/>
         <w:t>Protocolos estandarizados en la unidad productiva</w:t>
       </w:r>
     </w:p>
@@ -9194,13 +9079,6 @@
     </w:p>
     <w:p>
       <w:pPr>
-        <w:rPr>
-          <w:lang w:val="es-419" w:eastAsia="es-CO"/>
-        </w:rPr>
-      </w:pPr>
-    </w:p>
-    <w:p>
-      <w:pPr>
         <w:pStyle w:val="Ttulo4"/>
       </w:pPr>
       <w:r>
@@ -9272,7 +9150,6 @@
           <w:bCs/>
           <w:lang w:val="es-419" w:eastAsia="es-CO"/>
         </w:rPr>
-        <w:lastRenderedPageBreak/>
         <w:t>De manejo</w:t>
       </w:r>
       <w:r>
@@ -9408,13 +9285,6 @@
     </w:p>
     <w:p>
       <w:pPr>
-        <w:rPr>
-          <w:lang w:val="es-419" w:eastAsia="es-CO"/>
-        </w:rPr>
-      </w:pPr>
-    </w:p>
-    <w:p>
-      <w:pPr>
         <w:pStyle w:val="Ttulo3"/>
       </w:pPr>
       <w:r>
@@ -9451,7 +9321,6 @@
           <w:bCs/>
           <w:lang w:val="es-419" w:eastAsia="es-CO"/>
         </w:rPr>
-        <w:lastRenderedPageBreak/>
         <w:t>Manejo de los équidos</w:t>
       </w:r>
       <w:r>
@@ -9637,13 +9506,6 @@
     </w:p>
     <w:p>
       <w:pPr>
-        <w:rPr>
-          <w:lang w:val="es-419" w:eastAsia="es-CO"/>
-        </w:rPr>
-      </w:pPr>
-    </w:p>
-    <w:p>
-      <w:pPr>
         <w:pStyle w:val="Ttulo3"/>
       </w:pPr>
       <w:r>
@@ -9747,7 +9609,6 @@
           <w:bCs/>
           <w:lang w:val="es-419" w:eastAsia="es-CO"/>
         </w:rPr>
-        <w:lastRenderedPageBreak/>
         <w:t xml:space="preserve">Manual ICA de Bienestar Animal en Transporte (2022). </w:t>
       </w:r>
     </w:p>
@@ -9805,13 +9666,6 @@
     </w:p>
     <w:p>
       <w:pPr>
-        <w:rPr>
-          <w:lang w:val="es-419" w:eastAsia="es-CO"/>
-        </w:rPr>
-      </w:pPr>
-    </w:p>
-    <w:p>
-      <w:pPr>
         <w:pStyle w:val="Ttulo3"/>
       </w:pPr>
       <w:r>
@@ -10042,7 +9896,6 @@
         <w:rPr>
           <w:lang w:val="es-419" w:eastAsia="es-CO"/>
         </w:rPr>
-        <w:lastRenderedPageBreak/>
         <w:t xml:space="preserve">Acciones a corto, mediano y largo plazo. </w:t>
       </w:r>
     </w:p>
@@ -10394,7 +10247,6 @@
         <w:rPr>
           <w:lang w:val="es-419" w:eastAsia="es-CO"/>
         </w:rPr>
-        <w:lastRenderedPageBreak/>
         <w:t xml:space="preserve">Registros firmados. </w:t>
       </w:r>
     </w:p>
@@ -10727,7 +10579,6 @@
         <w:rPr>
           <w:lang w:val="es-419" w:eastAsia="es-CO"/>
         </w:rPr>
-        <w:lastRenderedPageBreak/>
         <w:t xml:space="preserve">El ICA debe programar la visita en un plazo de 15 días. </w:t>
       </w:r>
     </w:p>
@@ -10948,7 +10799,6 @@
         <w:pStyle w:val="Ttulo3"/>
       </w:pPr>
       <w:r>
-        <w:lastRenderedPageBreak/>
         <w:t xml:space="preserve"> Estructura del cronograma</w:t>
       </w:r>
     </w:p>
@@ -11475,7 +11325,6 @@
         <w:rPr>
           <w:lang w:val="es-419" w:eastAsia="es-CO"/>
         </w:rPr>
-        <w:lastRenderedPageBreak/>
         <w:t xml:space="preserve">Estado de comederos, bebederos y camas. </w:t>
       </w:r>
     </w:p>
@@ -11607,226 +11456,234 @@
           <w:lang w:val="es-419" w:eastAsia="es-CO"/>
         </w:rPr>
       </w:pPr>
-      <w:r>
+    </w:p>
+    <w:p>
+      <w:pPr>
         <w:rPr>
           <w:b/>
           <w:bCs/>
           <w:lang w:val="es-419" w:eastAsia="es-CO"/>
         </w:rPr>
-        <w:t>Diseño del plan de acción</w:t>
-      </w:r>
-    </w:p>
-    <w:p>
-      <w:pPr>
-        <w:pStyle w:val="Prrafodelista"/>
-        <w:numPr>
-          <w:ilvl w:val="0"/>
-          <w:numId w:val="58"/>
-        </w:numPr>
-        <w:rPr>
-          <w:lang w:val="es-419" w:eastAsia="es-CO"/>
-        </w:rPr>
-      </w:pPr>
-      <w:r>
-        <w:rPr>
-          <w:lang w:val="es-419" w:eastAsia="es-CO"/>
-        </w:rPr>
-        <w:t xml:space="preserve">Elaboración de protocolos. </w:t>
-      </w:r>
-    </w:p>
-    <w:p>
-      <w:pPr>
-        <w:pStyle w:val="Prrafodelista"/>
-        <w:numPr>
-          <w:ilvl w:val="0"/>
-          <w:numId w:val="58"/>
-        </w:numPr>
-        <w:rPr>
-          <w:lang w:val="es-419" w:eastAsia="es-CO"/>
-        </w:rPr>
-      </w:pPr>
-      <w:r>
-        <w:rPr>
-          <w:lang w:val="es-419" w:eastAsia="es-CO"/>
-        </w:rPr>
-        <w:t xml:space="preserve">Asignación de responsables. </w:t>
-      </w:r>
-    </w:p>
-    <w:p>
-      <w:pPr>
-        <w:pStyle w:val="Prrafodelista"/>
-        <w:numPr>
-          <w:ilvl w:val="0"/>
-          <w:numId w:val="58"/>
-        </w:numPr>
-        <w:rPr>
-          <w:lang w:val="es-419" w:eastAsia="es-CO"/>
-        </w:rPr>
-      </w:pPr>
-      <w:r>
-        <w:rPr>
-          <w:lang w:val="es-419" w:eastAsia="es-CO"/>
-        </w:rPr>
-        <w:t>Ajustes de infraestructura y medidas de bioseguridad.</w:t>
-      </w:r>
-    </w:p>
-    <w:p>
-      <w:pPr>
-        <w:pStyle w:val="Prrafodelista"/>
-        <w:numPr>
-          <w:ilvl w:val="0"/>
-          <w:numId w:val="58"/>
-        </w:numPr>
-        <w:rPr>
-          <w:lang w:val="es-419" w:eastAsia="es-CO"/>
-        </w:rPr>
-      </w:pPr>
-      <w:r>
-        <w:rPr>
-          <w:lang w:val="es-419" w:eastAsia="es-CO"/>
-        </w:rPr>
-        <w:t>Implementación de programas sanitarios y de bienestar.</w:t>
-      </w:r>
-    </w:p>
-    <w:p>
-      <w:pPr>
+      </w:pPr>
+      <w:r>
         <w:rPr>
           <w:b/>
           <w:bCs/>
           <w:lang w:val="es-419" w:eastAsia="es-CO"/>
         </w:rPr>
-      </w:pPr>
-      <w:r>
+        <w:t>Diseño del plan de acción</w:t>
+      </w:r>
+    </w:p>
+    <w:p>
+      <w:pPr>
+        <w:pStyle w:val="Prrafodelista"/>
+        <w:numPr>
+          <w:ilvl w:val="0"/>
+          <w:numId w:val="58"/>
+        </w:numPr>
+        <w:rPr>
+          <w:lang w:val="es-419" w:eastAsia="es-CO"/>
+        </w:rPr>
+      </w:pPr>
+      <w:r>
+        <w:rPr>
+          <w:lang w:val="es-419" w:eastAsia="es-CO"/>
+        </w:rPr>
+        <w:t xml:space="preserve">Elaboración de protocolos. </w:t>
+      </w:r>
+    </w:p>
+    <w:p>
+      <w:pPr>
+        <w:pStyle w:val="Prrafodelista"/>
+        <w:numPr>
+          <w:ilvl w:val="0"/>
+          <w:numId w:val="58"/>
+        </w:numPr>
+        <w:rPr>
+          <w:lang w:val="es-419" w:eastAsia="es-CO"/>
+        </w:rPr>
+      </w:pPr>
+      <w:r>
+        <w:rPr>
+          <w:lang w:val="es-419" w:eastAsia="es-CO"/>
+        </w:rPr>
+        <w:t xml:space="preserve">Asignación de responsables. </w:t>
+      </w:r>
+    </w:p>
+    <w:p>
+      <w:pPr>
+        <w:pStyle w:val="Prrafodelista"/>
+        <w:numPr>
+          <w:ilvl w:val="0"/>
+          <w:numId w:val="58"/>
+        </w:numPr>
+        <w:rPr>
+          <w:lang w:val="es-419" w:eastAsia="es-CO"/>
+        </w:rPr>
+      </w:pPr>
+      <w:r>
+        <w:rPr>
+          <w:lang w:val="es-419" w:eastAsia="es-CO"/>
+        </w:rPr>
+        <w:t>Ajustes de infraestructura y medidas de bioseguridad.</w:t>
+      </w:r>
+    </w:p>
+    <w:p>
+      <w:pPr>
+        <w:pStyle w:val="Prrafodelista"/>
+        <w:numPr>
+          <w:ilvl w:val="0"/>
+          <w:numId w:val="58"/>
+        </w:numPr>
+        <w:rPr>
+          <w:lang w:val="es-419" w:eastAsia="es-CO"/>
+        </w:rPr>
+      </w:pPr>
+      <w:r>
+        <w:rPr>
+          <w:lang w:val="es-419" w:eastAsia="es-CO"/>
+        </w:rPr>
+        <w:t>Implementación de programas sanitarios y de bienestar.</w:t>
+      </w:r>
+    </w:p>
+    <w:p>
+      <w:pPr>
         <w:rPr>
           <w:b/>
           <w:bCs/>
           <w:lang w:val="es-419" w:eastAsia="es-CO"/>
         </w:rPr>
-        <w:t>Capacitación del personal</w:t>
-      </w:r>
-    </w:p>
-    <w:p>
-      <w:pPr>
-        <w:pStyle w:val="Prrafodelista"/>
-        <w:numPr>
-          <w:ilvl w:val="0"/>
-          <w:numId w:val="59"/>
-        </w:numPr>
-        <w:rPr>
-          <w:lang w:val="es-419" w:eastAsia="es-CO"/>
-        </w:rPr>
-      </w:pPr>
-      <w:r>
-        <w:rPr>
-          <w:lang w:val="es-419" w:eastAsia="es-CO"/>
-        </w:rPr>
-        <w:t xml:space="preserve">En bienestar animal, manejo amable, bioseguridad, sanidad y contención segura. </w:t>
-      </w:r>
-    </w:p>
-    <w:p>
-      <w:pPr>
-        <w:pStyle w:val="Prrafodelista"/>
-        <w:numPr>
-          <w:ilvl w:val="0"/>
-          <w:numId w:val="59"/>
-        </w:numPr>
-        <w:rPr>
-          <w:lang w:val="es-419" w:eastAsia="es-CO"/>
-        </w:rPr>
-      </w:pPr>
-      <w:r>
-        <w:rPr>
-          <w:lang w:val="es-419" w:eastAsia="es-CO"/>
-        </w:rPr>
-        <w:t xml:space="preserve">Reconocimiento del dolor y signos clínicos. </w:t>
-      </w:r>
-    </w:p>
-    <w:p>
-      <w:pPr>
-        <w:pStyle w:val="Prrafodelista"/>
-        <w:numPr>
-          <w:ilvl w:val="0"/>
-          <w:numId w:val="59"/>
-        </w:numPr>
-        <w:rPr>
-          <w:lang w:val="es-419" w:eastAsia="es-CO"/>
-        </w:rPr>
-      </w:pPr>
-      <w:r>
-        <w:rPr>
-          <w:lang w:val="es-419" w:eastAsia="es-CO"/>
-        </w:rPr>
-        <w:t>Uso de registros y procedimientos conforme a BPG.</w:t>
-      </w:r>
-    </w:p>
-    <w:p>
-      <w:pPr>
+      </w:pPr>
+      <w:r>
         <w:rPr>
           <w:b/>
           <w:bCs/>
           <w:lang w:val="es-419" w:eastAsia="es-CO"/>
         </w:rPr>
-      </w:pPr>
-      <w:r>
+        <w:t>Capacitación del personal</w:t>
+      </w:r>
+    </w:p>
+    <w:p>
+      <w:pPr>
+        <w:pStyle w:val="Prrafodelista"/>
+        <w:numPr>
+          <w:ilvl w:val="0"/>
+          <w:numId w:val="59"/>
+        </w:numPr>
+        <w:rPr>
+          <w:lang w:val="es-419" w:eastAsia="es-CO"/>
+        </w:rPr>
+      </w:pPr>
+      <w:r>
+        <w:rPr>
+          <w:lang w:val="es-419" w:eastAsia="es-CO"/>
+        </w:rPr>
+        <w:t xml:space="preserve">En bienestar animal, manejo amable, bioseguridad, sanidad y contención segura. </w:t>
+      </w:r>
+    </w:p>
+    <w:p>
+      <w:pPr>
+        <w:pStyle w:val="Prrafodelista"/>
+        <w:numPr>
+          <w:ilvl w:val="0"/>
+          <w:numId w:val="59"/>
+        </w:numPr>
+        <w:rPr>
+          <w:lang w:val="es-419" w:eastAsia="es-CO"/>
+        </w:rPr>
+      </w:pPr>
+      <w:r>
+        <w:rPr>
+          <w:lang w:val="es-419" w:eastAsia="es-CO"/>
+        </w:rPr>
+        <w:t xml:space="preserve">Reconocimiento del dolor y signos clínicos. </w:t>
+      </w:r>
+    </w:p>
+    <w:p>
+      <w:pPr>
+        <w:pStyle w:val="Prrafodelista"/>
+        <w:numPr>
+          <w:ilvl w:val="0"/>
+          <w:numId w:val="59"/>
+        </w:numPr>
+        <w:rPr>
+          <w:lang w:val="es-419" w:eastAsia="es-CO"/>
+        </w:rPr>
+      </w:pPr>
+      <w:r>
+        <w:rPr>
+          <w:lang w:val="es-419" w:eastAsia="es-CO"/>
+        </w:rPr>
+        <w:t>Uso de registros y procedimientos conforme a BPG.</w:t>
+      </w:r>
+    </w:p>
+    <w:p>
+      <w:pPr>
         <w:rPr>
           <w:b/>
           <w:bCs/>
           <w:lang w:val="es-419" w:eastAsia="es-CO"/>
         </w:rPr>
-        <w:t>Divulgación de lineamientos</w:t>
-      </w:r>
-    </w:p>
-    <w:p>
-      <w:pPr>
-        <w:pStyle w:val="Prrafodelista"/>
-        <w:numPr>
-          <w:ilvl w:val="0"/>
-          <w:numId w:val="60"/>
-        </w:numPr>
-        <w:rPr>
-          <w:lang w:val="es-419" w:eastAsia="es-CO"/>
-        </w:rPr>
-      </w:pPr>
-      <w:r>
-        <w:rPr>
-          <w:lang w:val="es-419" w:eastAsia="es-CO"/>
-        </w:rPr>
-        <w:t xml:space="preserve">Reuniones formativas con operarios, propietarios, administradores y veterinario responsable. </w:t>
-      </w:r>
-    </w:p>
-    <w:p>
-      <w:pPr>
-        <w:pStyle w:val="Prrafodelista"/>
-        <w:numPr>
-          <w:ilvl w:val="0"/>
-          <w:numId w:val="60"/>
-        </w:numPr>
-        <w:rPr>
-          <w:lang w:val="es-419" w:eastAsia="es-CO"/>
-        </w:rPr>
-      </w:pPr>
-      <w:r>
-        <w:rPr>
-          <w:lang w:val="es-419" w:eastAsia="es-CO"/>
-        </w:rPr>
-        <w:lastRenderedPageBreak/>
-        <w:t>Evidencias de comprensión y asistencia documentada.</w:t>
-      </w:r>
-    </w:p>
-    <w:p>
-      <w:pPr>
+      </w:pPr>
+      <w:r>
         <w:rPr>
           <w:b/>
           <w:bCs/>
           <w:lang w:val="es-419" w:eastAsia="es-CO"/>
         </w:rPr>
-      </w:pPr>
-      <w:r>
+        <w:t>Divulgación de lineamientos</w:t>
+      </w:r>
+    </w:p>
+    <w:p>
+      <w:pPr>
+        <w:pStyle w:val="Prrafodelista"/>
+        <w:numPr>
+          <w:ilvl w:val="0"/>
+          <w:numId w:val="60"/>
+        </w:numPr>
+        <w:rPr>
+          <w:lang w:val="es-419" w:eastAsia="es-CO"/>
+        </w:rPr>
+      </w:pPr>
+      <w:r>
+        <w:rPr>
+          <w:lang w:val="es-419" w:eastAsia="es-CO"/>
+        </w:rPr>
+        <w:t xml:space="preserve">Reuniones formativas con operarios, propietarios, administradores y veterinario responsable. </w:t>
+      </w:r>
+    </w:p>
+    <w:p>
+      <w:pPr>
+        <w:pStyle w:val="Prrafodelista"/>
+        <w:numPr>
+          <w:ilvl w:val="0"/>
+          <w:numId w:val="60"/>
+        </w:numPr>
+        <w:rPr>
+          <w:lang w:val="es-419" w:eastAsia="es-CO"/>
+        </w:rPr>
+      </w:pPr>
+      <w:r>
+        <w:rPr>
+          <w:lang w:val="es-419" w:eastAsia="es-CO"/>
+        </w:rPr>
+        <w:t>Evidencias de comprensión y asistencia documentada.</w:t>
+      </w:r>
+    </w:p>
+    <w:p>
+      <w:pPr>
         <w:rPr>
           <w:b/>
           <w:bCs/>
           <w:lang w:val="es-419" w:eastAsia="es-CO"/>
         </w:rPr>
+      </w:pPr>
+      <w:r>
+        <w:rPr>
+          <w:b/>
+          <w:bCs/>
+          <w:lang w:val="es-419" w:eastAsia="es-CO"/>
+        </w:rPr>
         <w:t xml:space="preserve">Implementación progresiva de actividades </w:t>
       </w:r>
     </w:p>
@@ -11919,6 +11776,13 @@
         </w:rPr>
         <w:t>Aplicación de protocolos de bioseguridad.</w:t>
       </w:r>
+    </w:p>
+    <w:p>
+      <w:pPr>
+        <w:rPr>
+          <w:lang w:val="es-419" w:eastAsia="es-CO"/>
+        </w:rPr>
+      </w:pPr>
     </w:p>
     <w:p>
       <w:pPr>
@@ -12212,7 +12076,6 @@
               <w:rPr>
                 <w:lang w:val="es-MX"/>
               </w:rPr>
-              <w:lastRenderedPageBreak/>
               <w:t>Diagnóstico inicial del predio</w:t>
             </w:r>
           </w:p>
@@ -12741,7 +12604,6 @@
           <w:bCs/>
           <w:lang w:val="es-419" w:eastAsia="es-CO"/>
         </w:rPr>
-        <w:lastRenderedPageBreak/>
         <w:t>Verificar cumplimiento normativo</w:t>
       </w:r>
       <w:r>
@@ -12883,13 +12745,6 @@
     </w:p>
     <w:p>
       <w:pPr>
-        <w:rPr>
-          <w:lang w:val="es-419" w:eastAsia="es-CO"/>
-        </w:rPr>
-      </w:pPr>
-    </w:p>
-    <w:p>
-      <w:pPr>
         <w:pStyle w:val="Ttulo3"/>
       </w:pPr>
       <w:r>
@@ -13058,7 +12913,6 @@
         <w:pStyle w:val="Ttulo3"/>
       </w:pPr>
       <w:r>
-        <w:lastRenderedPageBreak/>
         <w:t>Tipo de evaluación</w:t>
       </w:r>
     </w:p>
@@ -13276,13 +13130,6 @@
     </w:p>
     <w:p>
       <w:pPr>
-        <w:rPr>
-          <w:lang w:val="es-419" w:eastAsia="es-CO"/>
-        </w:rPr>
-      </w:pPr>
-    </w:p>
-    <w:p>
-      <w:pPr>
         <w:pStyle w:val="Ttulo3"/>
       </w:pPr>
       <w:r>
@@ -13371,7 +13218,6 @@
         <w:rPr>
           <w:lang w:val="es-419" w:eastAsia="es-CO"/>
         </w:rPr>
-        <w:lastRenderedPageBreak/>
         <w:t>¿Se aplicaron las vacunas y desparasitaciones dentro de los plazos establecidos?</w:t>
       </w:r>
     </w:p>
@@ -13708,7 +13554,6 @@
           <w:bCs/>
           <w:lang w:val="es-419" w:eastAsia="es-CO"/>
         </w:rPr>
-        <w:lastRenderedPageBreak/>
         <w:t>Transporte</w:t>
       </w:r>
       <w:r>
@@ -13948,7 +13793,6 @@
         <w:rPr>
           <w:lang w:val="es-419" w:eastAsia="es-CO"/>
         </w:rPr>
-        <w:lastRenderedPageBreak/>
         <w:t>Su aplicación se realiza mediante listas de chequeo oficiales, diseñadas específicamente para esta especie, que funcionan como herramientas de diagnóstico, evaluación, seguimiento y mejora continua. Estas listas discriminan aspectos clave como:</w:t>
       </w:r>
     </w:p>
@@ -14072,13 +13916,6 @@
         </w:rPr>
         <w:t>Los criterios han sido definidos por el ente regulador oficial responsable de verificar y certificar el cumplimiento de las BPG en Colombia: el Instituto Colombiano Agropecuario (ICA). Este organismo establece los parámetros mínimos aceptables, puntos críticos y requisitos obligatorios que deben cumplir las unidades productivas para ser aprobadas o certificadas.</w:t>
       </w:r>
-    </w:p>
-    <w:p>
-      <w:pPr>
-        <w:rPr>
-          <w:lang w:val="es-419" w:eastAsia="es-CO"/>
-        </w:rPr>
-      </w:pPr>
     </w:p>
     <w:p>
       <w:pPr>
@@ -14125,14 +13962,7 @@
         <w:rPr>
           <w:lang w:val="es-419" w:eastAsia="es-CO"/>
         </w:rPr>
-        <w:t xml:space="preserve"> Requisito obligatorio. Su incumplimiento implica un riesgo grave para la sanidad, la inocuidad o el bienestar animal. Un predio con </w:t>
-      </w:r>
-      <w:r>
-        <w:rPr>
-          <w:lang w:val="es-419" w:eastAsia="es-CO"/>
-        </w:rPr>
-        <w:lastRenderedPageBreak/>
-        <w:t>no conformidades fundamentales no puede ser certificado hasta que sean corregidas.</w:t>
+        <w:t xml:space="preserve"> Requisito obligatorio. Su incumplimiento implica un riesgo grave para la sanidad, la inocuidad o el bienestar animal. Un predio con no conformidades fundamentales no puede ser certificado hasta que sean corregidas.</w:t>
       </w:r>
     </w:p>
     <w:p>
@@ -14314,13 +14144,6 @@
           <w:lang w:val="es-419" w:eastAsia="es-CO"/>
         </w:rPr>
       </w:pPr>
-    </w:p>
-    <w:p>
-      <w:pPr>
-        <w:rPr>
-          <w:lang w:val="es-419" w:eastAsia="es-CO"/>
-        </w:rPr>
-      </w:pPr>
       <w:r>
         <w:rPr>
           <w:lang w:val="es-419" w:eastAsia="es-CO"/>
@@ -14341,7 +14164,6 @@
       </w:pPr>
       <w:bookmarkStart w:id="11" w:name="_Toc217324765"/>
       <w:r>
-        <w:lastRenderedPageBreak/>
         <w:t>Documentación</w:t>
       </w:r>
       <w:bookmarkEnd w:id="11"/>
@@ -14543,7 +14365,19 @@
         <w:rPr>
           <w:lang w:val="es-419" w:eastAsia="es-CO"/>
         </w:rPr>
-        <w:t>Tratamientos veterinarios (Art. 9 – Resolución 7953).</w:t>
+        <w:t>Tratamientos veterinarios (</w:t>
+      </w:r>
+      <w:r>
+        <w:rPr>
+          <w:lang w:val="es-419" w:eastAsia="es-CO"/>
+        </w:rPr>
+        <w:t>a</w:t>
+      </w:r>
+      <w:r>
+        <w:rPr>
+          <w:lang w:val="es-419" w:eastAsia="es-CO"/>
+        </w:rPr>
+        <w:t>rt. 9 – Resolución 7953).</w:t>
       </w:r>
     </w:p>
     <w:p>
@@ -14579,7 +14413,19 @@
         <w:rPr>
           <w:lang w:val="es-419" w:eastAsia="es-CO"/>
         </w:rPr>
-        <w:t xml:space="preserve">Mortalidades, causa probable o confirmada (Art. 7.4). </w:t>
+        <w:t>Mortalidades, causa probable o confirmada (</w:t>
+      </w:r>
+      <w:r>
+        <w:rPr>
+          <w:lang w:val="es-419" w:eastAsia="es-CO"/>
+        </w:rPr>
+        <w:t>a</w:t>
+      </w:r>
+      <w:r>
+        <w:rPr>
+          <w:lang w:val="es-419" w:eastAsia="es-CO"/>
+        </w:rPr>
+        <w:t xml:space="preserve">rt. 7.4). </w:t>
       </w:r>
     </w:p>
     <w:p>
@@ -14597,7 +14443,6 @@
         <w:rPr>
           <w:lang w:val="es-419" w:eastAsia="es-CO"/>
         </w:rPr>
-        <w:lastRenderedPageBreak/>
         <w:t>Reportes de laboratorio o necropsias cuando corresponda.</w:t>
       </w:r>
     </w:p>
@@ -14633,7 +14478,19 @@
         <w:rPr>
           <w:lang w:val="es-419" w:eastAsia="es-CO"/>
         </w:rPr>
-        <w:t xml:space="preserve">Ingreso y salida de personas, vehículos y animales (Art. 7.2). </w:t>
+        <w:t>Ingreso y salida de personas, vehículos y animales (</w:t>
+      </w:r>
+      <w:r>
+        <w:rPr>
+          <w:lang w:val="es-419" w:eastAsia="es-CO"/>
+        </w:rPr>
+        <w:t>a</w:t>
+      </w:r>
+      <w:r>
+        <w:rPr>
+          <w:lang w:val="es-419" w:eastAsia="es-CO"/>
+        </w:rPr>
+        <w:t xml:space="preserve">rt. 7.2). </w:t>
       </w:r>
     </w:p>
     <w:p>
@@ -14687,7 +14544,19 @@
         <w:rPr>
           <w:lang w:val="es-419" w:eastAsia="es-CO"/>
         </w:rPr>
-        <w:t xml:space="preserve">Control de plagas y roedores (Art. 6.5). </w:t>
+        <w:t>Control de plagas y roedores (</w:t>
+      </w:r>
+      <w:r>
+        <w:rPr>
+          <w:lang w:val="es-419" w:eastAsia="es-CO"/>
+        </w:rPr>
+        <w:t>a</w:t>
+      </w:r>
+      <w:r>
+        <w:rPr>
+          <w:lang w:val="es-419" w:eastAsia="es-CO"/>
+        </w:rPr>
+        <w:t xml:space="preserve">rt. 6.5). </w:t>
       </w:r>
     </w:p>
     <w:p>
@@ -14705,7 +14574,19 @@
         <w:rPr>
           <w:lang w:val="es-419" w:eastAsia="es-CO"/>
         </w:rPr>
-        <w:t>Temperatura diaria de almacenamiento de biológicos (Art. 9.9).</w:t>
+        <w:t>Temperatura diaria de almacenamiento de biológicos (</w:t>
+      </w:r>
+      <w:r>
+        <w:rPr>
+          <w:lang w:val="es-419" w:eastAsia="es-CO"/>
+        </w:rPr>
+        <w:t>a</w:t>
+      </w:r>
+      <w:r>
+        <w:rPr>
+          <w:lang w:val="es-419" w:eastAsia="es-CO"/>
+        </w:rPr>
+        <w:t>rt. 9.9).</w:t>
       </w:r>
     </w:p>
     <w:p>
@@ -14776,7 +14657,19 @@
         <w:rPr>
           <w:lang w:val="es-419" w:eastAsia="es-CO"/>
         </w:rPr>
-        <w:t xml:space="preserve">Registros de entrenamiento, ejercicio y jornadas de trabajo (máx. 8 h o 60 km – Art. 12.6). </w:t>
+        <w:t xml:space="preserve">Registros de entrenamiento, ejercicio y jornadas de trabajo (máx. 8 h o 60 km – </w:t>
+      </w:r>
+      <w:r>
+        <w:rPr>
+          <w:lang w:val="es-419" w:eastAsia="es-CO"/>
+        </w:rPr>
+        <w:t>a</w:t>
+      </w:r>
+      <w:r>
+        <w:rPr>
+          <w:lang w:val="es-419" w:eastAsia="es-CO"/>
+        </w:rPr>
+        <w:t xml:space="preserve">rt. 12.6). </w:t>
       </w:r>
     </w:p>
     <w:p>
@@ -14987,7 +14880,6 @@
         <w:rPr>
           <w:lang w:val="es-419" w:eastAsia="es-CO"/>
         </w:rPr>
-        <w:lastRenderedPageBreak/>
         <w:t xml:space="preserve">Inventario de alimentos y su almacenamiento. </w:t>
       </w:r>
     </w:p>
@@ -15041,243 +14933,183 @@
           <w:bCs/>
           <w:lang w:val="es-419" w:eastAsia="es-CO"/>
         </w:rPr>
-        <w:t xml:space="preserve">F. Registro individual por animal (Art. 11 – Identificación y trazabilidad) </w:t>
-      </w:r>
-    </w:p>
-    <w:p>
-      <w:pPr>
-        <w:rPr>
-          <w:lang w:val="es-419" w:eastAsia="es-CO"/>
-        </w:rPr>
-      </w:pPr>
-      <w:r>
-        <w:rPr>
-          <w:lang w:val="es-419" w:eastAsia="es-CO"/>
-        </w:rPr>
-        <w:t xml:space="preserve"> Cada equino debe contar con una ficha individual que contenga: </w:t>
-      </w:r>
-    </w:p>
-    <w:p>
-      <w:pPr>
-        <w:pStyle w:val="Prrafodelista"/>
-        <w:numPr>
-          <w:ilvl w:val="0"/>
-          <w:numId w:val="81"/>
-        </w:numPr>
-        <w:rPr>
-          <w:lang w:val="es-419" w:eastAsia="es-CO"/>
-        </w:rPr>
-      </w:pPr>
-      <w:r>
-        <w:rPr>
-          <w:lang w:val="es-419" w:eastAsia="es-CO"/>
-        </w:rPr>
-        <w:t xml:space="preserve">Identificación única (microchip, hierro, tatuaje u otro autorizado). </w:t>
-      </w:r>
-    </w:p>
-    <w:p>
-      <w:pPr>
-        <w:pStyle w:val="Prrafodelista"/>
-        <w:numPr>
-          <w:ilvl w:val="0"/>
-          <w:numId w:val="81"/>
-        </w:numPr>
-        <w:rPr>
-          <w:lang w:val="es-419" w:eastAsia="es-CO"/>
-        </w:rPr>
-      </w:pPr>
-      <w:r>
-        <w:rPr>
-          <w:lang w:val="es-419" w:eastAsia="es-CO"/>
-        </w:rPr>
-        <w:t xml:space="preserve">Fecha de nacimiento (o estimada), sexo, raza y señas particulares. </w:t>
-      </w:r>
-    </w:p>
-    <w:p>
-      <w:pPr>
-        <w:pStyle w:val="Prrafodelista"/>
-        <w:numPr>
-          <w:ilvl w:val="0"/>
-          <w:numId w:val="81"/>
-        </w:numPr>
-        <w:rPr>
-          <w:lang w:val="es-419" w:eastAsia="es-CO"/>
-        </w:rPr>
-      </w:pPr>
-      <w:r>
-        <w:rPr>
-          <w:lang w:val="es-419" w:eastAsia="es-CO"/>
-        </w:rPr>
-        <w:t xml:space="preserve">Historial sanitario. </w:t>
-      </w:r>
-    </w:p>
-    <w:p>
-      <w:pPr>
-        <w:pStyle w:val="Prrafodelista"/>
-        <w:numPr>
-          <w:ilvl w:val="0"/>
-          <w:numId w:val="81"/>
-        </w:numPr>
-        <w:rPr>
-          <w:lang w:val="es-419" w:eastAsia="es-CO"/>
-        </w:rPr>
-      </w:pPr>
-      <w:r>
-        <w:rPr>
-          <w:lang w:val="es-419" w:eastAsia="es-CO"/>
-        </w:rPr>
-        <w:t xml:space="preserve">Historial de tratamientos veterinarios. </w:t>
-      </w:r>
-    </w:p>
-    <w:p>
-      <w:pPr>
-        <w:pStyle w:val="Prrafodelista"/>
-        <w:numPr>
-          <w:ilvl w:val="0"/>
-          <w:numId w:val="81"/>
-        </w:numPr>
-        <w:rPr>
-          <w:lang w:val="es-419" w:eastAsia="es-CO"/>
-        </w:rPr>
-      </w:pPr>
-      <w:r>
-        <w:rPr>
-          <w:lang w:val="es-419" w:eastAsia="es-CO"/>
-        </w:rPr>
-        <w:t xml:space="preserve">Historial de herrado y recorte de cascos. </w:t>
-      </w:r>
-    </w:p>
-    <w:p>
-      <w:pPr>
-        <w:pStyle w:val="Prrafodelista"/>
-        <w:numPr>
-          <w:ilvl w:val="0"/>
-          <w:numId w:val="81"/>
-        </w:numPr>
-        <w:rPr>
-          <w:lang w:val="es-419" w:eastAsia="es-CO"/>
-        </w:rPr>
-      </w:pPr>
-      <w:r>
-        <w:rPr>
-          <w:lang w:val="es-419" w:eastAsia="es-CO"/>
-        </w:rPr>
-        <w:t xml:space="preserve">Actividad productiva o tipo de uso. </w:t>
-      </w:r>
-    </w:p>
-    <w:p>
-      <w:pPr>
-        <w:pStyle w:val="Prrafodelista"/>
-        <w:numPr>
-          <w:ilvl w:val="0"/>
-          <w:numId w:val="81"/>
-        </w:numPr>
-        <w:rPr>
-          <w:lang w:val="es-419" w:eastAsia="es-CO"/>
-        </w:rPr>
-      </w:pPr>
-      <w:r>
-        <w:rPr>
-          <w:lang w:val="es-419" w:eastAsia="es-CO"/>
-        </w:rPr>
-        <w:t>Registros de movilización dentro o fuera del predio.</w:t>
-      </w:r>
-    </w:p>
-    <w:p>
-      <w:pPr>
-        <w:pStyle w:val="Ttulo3"/>
-      </w:pPr>
-      <w:r>
-        <w:t>Documentación exigida para la certificación BPG en équidos (ICA)</w:t>
-      </w:r>
-    </w:p>
-    <w:p>
-      <w:pPr>
-        <w:rPr>
-          <w:lang w:val="es-419" w:eastAsia="es-CO"/>
-        </w:rPr>
-      </w:pPr>
-      <w:r>
-        <w:rPr>
-          <w:lang w:val="es-419" w:eastAsia="es-CO"/>
-        </w:rPr>
-        <w:t>Al solicitar la auditoría para certificación, el productor debe tener disponible la siguiente documentación técnica:</w:t>
-      </w:r>
-    </w:p>
-    <w:p>
-      <w:pPr>
-        <w:pStyle w:val="Prrafodelista"/>
-        <w:numPr>
-          <w:ilvl w:val="0"/>
-          <w:numId w:val="82"/>
-        </w:numPr>
+        <w:t>F. Registro individual por animal (</w:t>
+      </w:r>
+      <w:r>
         <w:rPr>
           <w:b/>
           <w:bCs/>
           <w:lang w:val="es-419" w:eastAsia="es-CO"/>
         </w:rPr>
-      </w:pPr>
+        <w:t>a</w:t>
+      </w:r>
       <w:r>
         <w:rPr>
           <w:b/>
           <w:bCs/>
           <w:lang w:val="es-419" w:eastAsia="es-CO"/>
         </w:rPr>
-        <w:t xml:space="preserve">Documentación predial </w:t>
-      </w:r>
-    </w:p>
-    <w:p>
-      <w:pPr>
-        <w:pStyle w:val="Prrafodelista"/>
-        <w:numPr>
-          <w:ilvl w:val="0"/>
-          <w:numId w:val="83"/>
-        </w:numPr>
-        <w:rPr>
-          <w:lang w:val="es-419" w:eastAsia="es-CO"/>
-        </w:rPr>
-      </w:pPr>
-      <w:r>
-        <w:rPr>
-          <w:lang w:val="es-419" w:eastAsia="es-CO"/>
-        </w:rPr>
-        <w:t xml:space="preserve">Certificado de uso del suelo para actividad pecuaria con équidos. </w:t>
-      </w:r>
-    </w:p>
-    <w:p>
-      <w:pPr>
-        <w:pStyle w:val="Prrafodelista"/>
-        <w:numPr>
-          <w:ilvl w:val="0"/>
-          <w:numId w:val="83"/>
-        </w:numPr>
-        <w:rPr>
-          <w:lang w:val="es-419" w:eastAsia="es-CO"/>
-        </w:rPr>
-      </w:pPr>
-      <w:r>
-        <w:rPr>
-          <w:lang w:val="es-419" w:eastAsia="es-CO"/>
-        </w:rPr>
-        <w:t xml:space="preserve">Registro del predio como predio pecuario ante el ICA. </w:t>
-      </w:r>
-    </w:p>
-    <w:p>
-      <w:pPr>
-        <w:pStyle w:val="Prrafodelista"/>
-        <w:numPr>
-          <w:ilvl w:val="0"/>
-          <w:numId w:val="83"/>
-        </w:numPr>
-        <w:rPr>
-          <w:lang w:val="es-419" w:eastAsia="es-CO"/>
-        </w:rPr>
-      </w:pPr>
-      <w:r>
-        <w:rPr>
-          <w:lang w:val="es-419" w:eastAsia="es-CO"/>
-        </w:rPr>
-        <w:t>Registro sanitario del predio (si aplica según actividad).</w:t>
+        <w:t xml:space="preserve">rt. 11 – Identificación y trazabilidad) </w:t>
+      </w:r>
+    </w:p>
+    <w:p>
+      <w:pPr>
+        <w:rPr>
+          <w:lang w:val="es-419" w:eastAsia="es-CO"/>
+        </w:rPr>
+      </w:pPr>
+      <w:r>
+        <w:rPr>
+          <w:lang w:val="es-419" w:eastAsia="es-CO"/>
+        </w:rPr>
+        <w:t xml:space="preserve"> Cada equino debe contar con una ficha individual que contenga: </w:t>
+      </w:r>
+    </w:p>
+    <w:p>
+      <w:pPr>
+        <w:pStyle w:val="Prrafodelista"/>
+        <w:numPr>
+          <w:ilvl w:val="0"/>
+          <w:numId w:val="81"/>
+        </w:numPr>
+        <w:rPr>
+          <w:lang w:val="es-419" w:eastAsia="es-CO"/>
+        </w:rPr>
+      </w:pPr>
+      <w:r>
+        <w:rPr>
+          <w:lang w:val="es-419" w:eastAsia="es-CO"/>
+        </w:rPr>
+        <w:t xml:space="preserve">Identificación única (microchip, hierro, tatuaje u otro autorizado). </w:t>
+      </w:r>
+    </w:p>
+    <w:p>
+      <w:pPr>
+        <w:pStyle w:val="Prrafodelista"/>
+        <w:numPr>
+          <w:ilvl w:val="0"/>
+          <w:numId w:val="81"/>
+        </w:numPr>
+        <w:rPr>
+          <w:lang w:val="es-419" w:eastAsia="es-CO"/>
+        </w:rPr>
+      </w:pPr>
+      <w:r>
+        <w:rPr>
+          <w:lang w:val="es-419" w:eastAsia="es-CO"/>
+        </w:rPr>
+        <w:t xml:space="preserve">Fecha de nacimiento (o estimada), sexo, raza y señas particulares. </w:t>
+      </w:r>
+    </w:p>
+    <w:p>
+      <w:pPr>
+        <w:pStyle w:val="Prrafodelista"/>
+        <w:numPr>
+          <w:ilvl w:val="0"/>
+          <w:numId w:val="81"/>
+        </w:numPr>
+        <w:rPr>
+          <w:lang w:val="es-419" w:eastAsia="es-CO"/>
+        </w:rPr>
+      </w:pPr>
+      <w:r>
+        <w:rPr>
+          <w:lang w:val="es-419" w:eastAsia="es-CO"/>
+        </w:rPr>
+        <w:t xml:space="preserve">Historial sanitario. </w:t>
+      </w:r>
+    </w:p>
+    <w:p>
+      <w:pPr>
+        <w:pStyle w:val="Prrafodelista"/>
+        <w:numPr>
+          <w:ilvl w:val="0"/>
+          <w:numId w:val="81"/>
+        </w:numPr>
+        <w:rPr>
+          <w:lang w:val="es-419" w:eastAsia="es-CO"/>
+        </w:rPr>
+      </w:pPr>
+      <w:r>
+        <w:rPr>
+          <w:lang w:val="es-419" w:eastAsia="es-CO"/>
+        </w:rPr>
+        <w:t xml:space="preserve">Historial de tratamientos veterinarios. </w:t>
+      </w:r>
+    </w:p>
+    <w:p>
+      <w:pPr>
+        <w:pStyle w:val="Prrafodelista"/>
+        <w:numPr>
+          <w:ilvl w:val="0"/>
+          <w:numId w:val="81"/>
+        </w:numPr>
+        <w:rPr>
+          <w:lang w:val="es-419" w:eastAsia="es-CO"/>
+        </w:rPr>
+      </w:pPr>
+      <w:r>
+        <w:rPr>
+          <w:lang w:val="es-419" w:eastAsia="es-CO"/>
+        </w:rPr>
+        <w:t xml:space="preserve">Historial de herrado y recorte de cascos. </w:t>
+      </w:r>
+    </w:p>
+    <w:p>
+      <w:pPr>
+        <w:pStyle w:val="Prrafodelista"/>
+        <w:numPr>
+          <w:ilvl w:val="0"/>
+          <w:numId w:val="81"/>
+        </w:numPr>
+        <w:rPr>
+          <w:lang w:val="es-419" w:eastAsia="es-CO"/>
+        </w:rPr>
+      </w:pPr>
+      <w:r>
+        <w:rPr>
+          <w:lang w:val="es-419" w:eastAsia="es-CO"/>
+        </w:rPr>
+        <w:t xml:space="preserve">Actividad productiva o tipo de uso. </w:t>
+      </w:r>
+    </w:p>
+    <w:p>
+      <w:pPr>
+        <w:pStyle w:val="Prrafodelista"/>
+        <w:numPr>
+          <w:ilvl w:val="0"/>
+          <w:numId w:val="81"/>
+        </w:numPr>
+        <w:rPr>
+          <w:lang w:val="es-419" w:eastAsia="es-CO"/>
+        </w:rPr>
+      </w:pPr>
+      <w:r>
+        <w:rPr>
+          <w:lang w:val="es-419" w:eastAsia="es-CO"/>
+        </w:rPr>
+        <w:t>Registros de movilización dentro o fuera del predio.</w:t>
+      </w:r>
+    </w:p>
+    <w:p>
+      <w:pPr>
+        <w:pStyle w:val="Ttulo3"/>
+      </w:pPr>
+      <w:r>
+        <w:t>Documentación exigida para la certificación BPG en équidos (ICA)</w:t>
+      </w:r>
+    </w:p>
+    <w:p>
+      <w:pPr>
+        <w:rPr>
+          <w:lang w:val="es-419" w:eastAsia="es-CO"/>
+        </w:rPr>
+      </w:pPr>
+      <w:r>
+        <w:rPr>
+          <w:lang w:val="es-419" w:eastAsia="es-CO"/>
+        </w:rPr>
+        <w:t>Al solicitar la auditoría para certificación, el productor debe tener disponible la siguiente documentación técnica:</w:t>
       </w:r>
     </w:p>
     <w:p>
@@ -15299,44 +15131,61 @@
           <w:bCs/>
           <w:lang w:val="es-419" w:eastAsia="es-CO"/>
         </w:rPr>
-        <w:t xml:space="preserve">Documentos de trazabilidad y movilización </w:t>
-      </w:r>
-    </w:p>
-    <w:p>
-      <w:pPr>
-        <w:pStyle w:val="Prrafodelista"/>
-        <w:numPr>
-          <w:ilvl w:val="0"/>
-          <w:numId w:val="84"/>
-        </w:numPr>
-        <w:rPr>
-          <w:lang w:val="es-419" w:eastAsia="es-CO"/>
-        </w:rPr>
-      </w:pPr>
-      <w:r>
-        <w:rPr>
-          <w:lang w:val="es-419" w:eastAsia="es-CO"/>
-        </w:rPr>
-        <w:t xml:space="preserve">Identificación individual de todos los équidos (Art. 11). </w:t>
-      </w:r>
-    </w:p>
-    <w:p>
-      <w:pPr>
-        <w:pStyle w:val="Prrafodelista"/>
-        <w:numPr>
-          <w:ilvl w:val="0"/>
-          <w:numId w:val="84"/>
-        </w:numPr>
-        <w:rPr>
-          <w:lang w:val="es-419" w:eastAsia="es-CO"/>
-        </w:rPr>
-      </w:pPr>
-      <w:r>
-        <w:rPr>
-          <w:lang w:val="es-419" w:eastAsia="es-CO"/>
-        </w:rPr>
-        <w:lastRenderedPageBreak/>
-        <w:t>Guías sanitarias de movilización expedidas por el ICA (originales y copias).</w:t>
+        <w:t xml:space="preserve">Documentación predial </w:t>
+      </w:r>
+    </w:p>
+    <w:p>
+      <w:pPr>
+        <w:pStyle w:val="Prrafodelista"/>
+        <w:numPr>
+          <w:ilvl w:val="0"/>
+          <w:numId w:val="83"/>
+        </w:numPr>
+        <w:rPr>
+          <w:lang w:val="es-419" w:eastAsia="es-CO"/>
+        </w:rPr>
+      </w:pPr>
+      <w:r>
+        <w:rPr>
+          <w:lang w:val="es-419" w:eastAsia="es-CO"/>
+        </w:rPr>
+        <w:t xml:space="preserve">Certificado de uso del suelo para actividad pecuaria con équidos. </w:t>
+      </w:r>
+    </w:p>
+    <w:p>
+      <w:pPr>
+        <w:pStyle w:val="Prrafodelista"/>
+        <w:numPr>
+          <w:ilvl w:val="0"/>
+          <w:numId w:val="83"/>
+        </w:numPr>
+        <w:rPr>
+          <w:lang w:val="es-419" w:eastAsia="es-CO"/>
+        </w:rPr>
+      </w:pPr>
+      <w:r>
+        <w:rPr>
+          <w:lang w:val="es-419" w:eastAsia="es-CO"/>
+        </w:rPr>
+        <w:t xml:space="preserve">Registro del predio como predio pecuario ante el ICA. </w:t>
+      </w:r>
+    </w:p>
+    <w:p>
+      <w:pPr>
+        <w:pStyle w:val="Prrafodelista"/>
+        <w:numPr>
+          <w:ilvl w:val="0"/>
+          <w:numId w:val="83"/>
+        </w:numPr>
+        <w:rPr>
+          <w:lang w:val="es-419" w:eastAsia="es-CO"/>
+        </w:rPr>
+      </w:pPr>
+      <w:r>
+        <w:rPr>
+          <w:lang w:val="es-419" w:eastAsia="es-CO"/>
+        </w:rPr>
+        <w:t>Registro sanitario del predio (si aplica según actividad).</w:t>
       </w:r>
     </w:p>
     <w:p>
@@ -15358,79 +15207,55 @@
           <w:bCs/>
           <w:lang w:val="es-419" w:eastAsia="es-CO"/>
         </w:rPr>
-        <w:t xml:space="preserve">Documentación sanitaria </w:t>
-      </w:r>
-    </w:p>
-    <w:p>
-      <w:pPr>
-        <w:pStyle w:val="Prrafodelista"/>
-        <w:numPr>
-          <w:ilvl w:val="0"/>
-          <w:numId w:val="85"/>
-        </w:numPr>
-        <w:rPr>
-          <w:lang w:val="es-419" w:eastAsia="es-CO"/>
-        </w:rPr>
-      </w:pPr>
-      <w:r>
-        <w:rPr>
-          <w:lang w:val="es-419" w:eastAsia="es-CO"/>
-        </w:rPr>
-        <w:t>Plan sanitario firmado por Médico Veterinario o MVZ (Art. 7.1).</w:t>
-      </w:r>
-    </w:p>
-    <w:p>
-      <w:pPr>
-        <w:pStyle w:val="Prrafodelista"/>
-        <w:numPr>
-          <w:ilvl w:val="0"/>
-          <w:numId w:val="85"/>
-        </w:numPr>
-        <w:rPr>
-          <w:lang w:val="es-419" w:eastAsia="es-CO"/>
-        </w:rPr>
-      </w:pPr>
-      <w:r>
-        <w:rPr>
-          <w:lang w:val="es-419" w:eastAsia="es-CO"/>
-        </w:rPr>
-        <w:t xml:space="preserve">Registro completo de tratamientos y medicamentos aplicados (Art. 9.5). </w:t>
-      </w:r>
-    </w:p>
-    <w:p>
-      <w:pPr>
-        <w:pStyle w:val="Prrafodelista"/>
-        <w:numPr>
-          <w:ilvl w:val="0"/>
-          <w:numId w:val="85"/>
-        </w:numPr>
-        <w:rPr>
-          <w:lang w:val="es-419" w:eastAsia="es-CO"/>
-        </w:rPr>
-      </w:pPr>
-      <w:r>
-        <w:rPr>
-          <w:lang w:val="es-419" w:eastAsia="es-CO"/>
-        </w:rPr>
-        <w:t xml:space="preserve">Inventario actualizado de medicamentos veterinarios (Art. 8.4 y Art. 9). </w:t>
-      </w:r>
-    </w:p>
-    <w:p>
-      <w:pPr>
-        <w:pStyle w:val="Prrafodelista"/>
-        <w:numPr>
-          <w:ilvl w:val="0"/>
-          <w:numId w:val="85"/>
-        </w:numPr>
-        <w:rPr>
-          <w:lang w:val="es-419" w:eastAsia="es-CO"/>
-        </w:rPr>
-      </w:pPr>
-      <w:r>
-        <w:rPr>
-          <w:lang w:val="es-419" w:eastAsia="es-CO"/>
-        </w:rPr>
-        <w:t>Registros de desparasitación y control de plagas.</w:t>
+        <w:t xml:space="preserve">Documentos de trazabilidad y movilización </w:t>
+      </w:r>
+    </w:p>
+    <w:p>
+      <w:pPr>
+        <w:pStyle w:val="Prrafodelista"/>
+        <w:numPr>
+          <w:ilvl w:val="0"/>
+          <w:numId w:val="84"/>
+        </w:numPr>
+        <w:rPr>
+          <w:lang w:val="es-419" w:eastAsia="es-CO"/>
+        </w:rPr>
+      </w:pPr>
+      <w:r>
+        <w:rPr>
+          <w:lang w:val="es-419" w:eastAsia="es-CO"/>
+        </w:rPr>
+        <w:t>Identificación individual de todos los équidos (</w:t>
+      </w:r>
+      <w:r>
+        <w:rPr>
+          <w:lang w:val="es-419" w:eastAsia="es-CO"/>
+        </w:rPr>
+        <w:t>a</w:t>
+      </w:r>
+      <w:r>
+        <w:rPr>
+          <w:lang w:val="es-419" w:eastAsia="es-CO"/>
+        </w:rPr>
+        <w:t xml:space="preserve">rt. 11). </w:t>
+      </w:r>
+    </w:p>
+    <w:p>
+      <w:pPr>
+        <w:pStyle w:val="Prrafodelista"/>
+        <w:numPr>
+          <w:ilvl w:val="0"/>
+          <w:numId w:val="84"/>
+        </w:numPr>
+        <w:rPr>
+          <w:lang w:val="es-419" w:eastAsia="es-CO"/>
+        </w:rPr>
+      </w:pPr>
+      <w:r>
+        <w:rPr>
+          <w:lang w:val="es-419" w:eastAsia="es-CO"/>
+        </w:rPr>
+        <w:t>Guías sanitarias de movilización expedidas por el ICA (originales y copias).</w:t>
       </w:r>
     </w:p>
     <w:p>
@@ -15452,64 +15277,127 @@
           <w:bCs/>
           <w:lang w:val="es-419" w:eastAsia="es-CO"/>
         </w:rPr>
-        <w:t xml:space="preserve">Documentación de bioseguridad </w:t>
-      </w:r>
-    </w:p>
-    <w:p>
-      <w:pPr>
-        <w:pStyle w:val="Prrafodelista"/>
-        <w:numPr>
-          <w:ilvl w:val="0"/>
-          <w:numId w:val="86"/>
-        </w:numPr>
-        <w:ind w:left="1418"/>
-        <w:rPr>
-          <w:lang w:val="es-419" w:eastAsia="es-CO"/>
-        </w:rPr>
-      </w:pPr>
-      <w:r>
-        <w:rPr>
-          <w:lang w:val="es-419" w:eastAsia="es-CO"/>
-        </w:rPr>
-        <w:t xml:space="preserve">Procedimiento de ingreso de animales y visitantes. </w:t>
-      </w:r>
-    </w:p>
-    <w:p>
-      <w:pPr>
-        <w:pStyle w:val="Prrafodelista"/>
-        <w:numPr>
-          <w:ilvl w:val="0"/>
-          <w:numId w:val="86"/>
-        </w:numPr>
-        <w:ind w:left="1418"/>
-        <w:rPr>
-          <w:lang w:val="es-419" w:eastAsia="es-CO"/>
-        </w:rPr>
-      </w:pPr>
-      <w:r>
-        <w:rPr>
-          <w:lang w:val="es-419" w:eastAsia="es-CO"/>
-        </w:rPr>
-        <w:t xml:space="preserve">Protocolo de cuarentena (Art. 5.3). </w:t>
-      </w:r>
-    </w:p>
-    <w:p>
-      <w:pPr>
-        <w:pStyle w:val="Prrafodelista"/>
-        <w:numPr>
-          <w:ilvl w:val="0"/>
-          <w:numId w:val="86"/>
-        </w:numPr>
-        <w:ind w:left="1418"/>
-        <w:rPr>
-          <w:lang w:val="es-419" w:eastAsia="es-CO"/>
-        </w:rPr>
-      </w:pPr>
-      <w:r>
-        <w:rPr>
-          <w:lang w:val="es-419" w:eastAsia="es-CO"/>
-        </w:rPr>
-        <w:t>Registro de desinfección de vehículos (cuando aplique – Art. 7.3).</w:t>
+        <w:t xml:space="preserve">Documentación sanitaria </w:t>
+      </w:r>
+    </w:p>
+    <w:p>
+      <w:pPr>
+        <w:pStyle w:val="Prrafodelista"/>
+        <w:numPr>
+          <w:ilvl w:val="0"/>
+          <w:numId w:val="85"/>
+        </w:numPr>
+        <w:rPr>
+          <w:lang w:val="es-419" w:eastAsia="es-CO"/>
+        </w:rPr>
+      </w:pPr>
+      <w:r>
+        <w:rPr>
+          <w:lang w:val="es-419" w:eastAsia="es-CO"/>
+        </w:rPr>
+        <w:t>Plan sanitario firmado por Médico Veterinario o MVZ (</w:t>
+      </w:r>
+      <w:r>
+        <w:rPr>
+          <w:lang w:val="es-419" w:eastAsia="es-CO"/>
+        </w:rPr>
+        <w:t>a</w:t>
+      </w:r>
+      <w:r>
+        <w:rPr>
+          <w:lang w:val="es-419" w:eastAsia="es-CO"/>
+        </w:rPr>
+        <w:t>rt. 7.1).</w:t>
+      </w:r>
+    </w:p>
+    <w:p>
+      <w:pPr>
+        <w:pStyle w:val="Prrafodelista"/>
+        <w:numPr>
+          <w:ilvl w:val="0"/>
+          <w:numId w:val="85"/>
+        </w:numPr>
+        <w:rPr>
+          <w:lang w:val="es-419" w:eastAsia="es-CO"/>
+        </w:rPr>
+      </w:pPr>
+      <w:r>
+        <w:rPr>
+          <w:lang w:val="es-419" w:eastAsia="es-CO"/>
+        </w:rPr>
+        <w:t>Registro completo de tratamientos y medicamentos aplicados (</w:t>
+      </w:r>
+      <w:r>
+        <w:rPr>
+          <w:lang w:val="es-419" w:eastAsia="es-CO"/>
+        </w:rPr>
+        <w:t>a</w:t>
+      </w:r>
+      <w:r>
+        <w:rPr>
+          <w:lang w:val="es-419" w:eastAsia="es-CO"/>
+        </w:rPr>
+        <w:t xml:space="preserve">rt. 9.5). </w:t>
+      </w:r>
+    </w:p>
+    <w:p>
+      <w:pPr>
+        <w:pStyle w:val="Prrafodelista"/>
+        <w:numPr>
+          <w:ilvl w:val="0"/>
+          <w:numId w:val="85"/>
+        </w:numPr>
+        <w:rPr>
+          <w:lang w:val="es-419" w:eastAsia="es-CO"/>
+        </w:rPr>
+      </w:pPr>
+      <w:r>
+        <w:rPr>
+          <w:lang w:val="es-419" w:eastAsia="es-CO"/>
+        </w:rPr>
+        <w:t>Inventario actualizado de medicamentos veterinarios (</w:t>
+      </w:r>
+      <w:r>
+        <w:rPr>
+          <w:lang w:val="es-419" w:eastAsia="es-CO"/>
+        </w:rPr>
+        <w:t>a</w:t>
+      </w:r>
+      <w:r>
+        <w:rPr>
+          <w:lang w:val="es-419" w:eastAsia="es-CO"/>
+        </w:rPr>
+        <w:t xml:space="preserve">rt. 8.4 y </w:t>
+      </w:r>
+      <w:r>
+        <w:rPr>
+          <w:lang w:val="es-419" w:eastAsia="es-CO"/>
+        </w:rPr>
+        <w:t>a</w:t>
+      </w:r>
+      <w:r>
+        <w:rPr>
+          <w:lang w:val="es-419" w:eastAsia="es-CO"/>
+        </w:rPr>
+        <w:t xml:space="preserve">rt. 9). </w:t>
+      </w:r>
+    </w:p>
+    <w:p>
+      <w:pPr>
+        <w:pStyle w:val="Prrafodelista"/>
+        <w:numPr>
+          <w:ilvl w:val="0"/>
+          <w:numId w:val="85"/>
+        </w:numPr>
+        <w:rPr>
+          <w:lang w:val="es-419" w:eastAsia="es-CO"/>
+        </w:rPr>
+      </w:pPr>
+      <w:r>
+        <w:rPr>
+          <w:lang w:val="es-419" w:eastAsia="es-CO"/>
+        </w:rPr>
+        <w:t>Registros de desparasitación y control de plagas.</w:t>
       </w:r>
     </w:p>
     <w:p>
@@ -15531,61 +15419,88 @@
           <w:bCs/>
           <w:lang w:val="es-419" w:eastAsia="es-CO"/>
         </w:rPr>
-        <w:t>Documentación de bienestar animal</w:t>
-      </w:r>
-    </w:p>
-    <w:p>
-      <w:pPr>
-        <w:pStyle w:val="Prrafodelista"/>
-        <w:numPr>
-          <w:ilvl w:val="0"/>
-          <w:numId w:val="87"/>
-        </w:numPr>
-        <w:rPr>
-          <w:lang w:val="es-419" w:eastAsia="es-CO"/>
-        </w:rPr>
-      </w:pPr>
-      <w:r>
-        <w:rPr>
-          <w:lang w:val="es-419" w:eastAsia="es-CO"/>
-        </w:rPr>
-        <w:t xml:space="preserve">Evidencia del cumplimiento de espacios mínimos por peso (Art. 5.7). </w:t>
-      </w:r>
-    </w:p>
-    <w:p>
-      <w:pPr>
-        <w:pStyle w:val="Prrafodelista"/>
-        <w:numPr>
-          <w:ilvl w:val="0"/>
-          <w:numId w:val="87"/>
-        </w:numPr>
-        <w:rPr>
-          <w:lang w:val="es-419" w:eastAsia="es-CO"/>
-        </w:rPr>
-      </w:pPr>
-      <w:r>
-        <w:rPr>
-          <w:lang w:val="es-419" w:eastAsia="es-CO"/>
-        </w:rPr>
-        <w:t xml:space="preserve">Registros de entrenamiento, carga de trabajo y tiempos de descanso (Art. 12.6). </w:t>
-      </w:r>
-    </w:p>
-    <w:p>
-      <w:pPr>
-        <w:pStyle w:val="Prrafodelista"/>
-        <w:numPr>
-          <w:ilvl w:val="0"/>
-          <w:numId w:val="87"/>
-        </w:numPr>
-        <w:rPr>
-          <w:lang w:val="es-419" w:eastAsia="es-CO"/>
-        </w:rPr>
-      </w:pPr>
-      <w:r>
-        <w:rPr>
-          <w:lang w:val="es-419" w:eastAsia="es-CO"/>
-        </w:rPr>
-        <w:t>Evaluaciones de comportamiento y condiciones ambientales.</w:t>
+        <w:t xml:space="preserve">Documentación de bioseguridad </w:t>
+      </w:r>
+    </w:p>
+    <w:p>
+      <w:pPr>
+        <w:pStyle w:val="Prrafodelista"/>
+        <w:numPr>
+          <w:ilvl w:val="0"/>
+          <w:numId w:val="86"/>
+        </w:numPr>
+        <w:ind w:left="1418"/>
+        <w:rPr>
+          <w:lang w:val="es-419" w:eastAsia="es-CO"/>
+        </w:rPr>
+      </w:pPr>
+      <w:r>
+        <w:rPr>
+          <w:lang w:val="es-419" w:eastAsia="es-CO"/>
+        </w:rPr>
+        <w:t xml:space="preserve">Procedimiento de ingreso de animales y visitantes. </w:t>
+      </w:r>
+    </w:p>
+    <w:p>
+      <w:pPr>
+        <w:pStyle w:val="Prrafodelista"/>
+        <w:numPr>
+          <w:ilvl w:val="0"/>
+          <w:numId w:val="86"/>
+        </w:numPr>
+        <w:ind w:left="1418"/>
+        <w:rPr>
+          <w:lang w:val="es-419" w:eastAsia="es-CO"/>
+        </w:rPr>
+      </w:pPr>
+      <w:r>
+        <w:rPr>
+          <w:lang w:val="es-419" w:eastAsia="es-CO"/>
+        </w:rPr>
+        <w:t>Protocolo de cuarentena (</w:t>
+      </w:r>
+      <w:r>
+        <w:rPr>
+          <w:lang w:val="es-419" w:eastAsia="es-CO"/>
+        </w:rPr>
+        <w:t>a</w:t>
+      </w:r>
+      <w:r>
+        <w:rPr>
+          <w:lang w:val="es-419" w:eastAsia="es-CO"/>
+        </w:rPr>
+        <w:t xml:space="preserve">rt. 5.3). </w:t>
+      </w:r>
+    </w:p>
+    <w:p>
+      <w:pPr>
+        <w:pStyle w:val="Prrafodelista"/>
+        <w:numPr>
+          <w:ilvl w:val="0"/>
+          <w:numId w:val="86"/>
+        </w:numPr>
+        <w:ind w:left="1418"/>
+        <w:rPr>
+          <w:lang w:val="es-419" w:eastAsia="es-CO"/>
+        </w:rPr>
+      </w:pPr>
+      <w:r>
+        <w:rPr>
+          <w:lang w:val="es-419" w:eastAsia="es-CO"/>
+        </w:rPr>
+        <w:t xml:space="preserve">Registro de desinfección de vehículos (cuando aplique – </w:t>
+      </w:r>
+      <w:r>
+        <w:rPr>
+          <w:lang w:val="es-419" w:eastAsia="es-CO"/>
+        </w:rPr>
+        <w:t>a</w:t>
+      </w:r>
+      <w:r>
+        <w:rPr>
+          <w:lang w:val="es-419" w:eastAsia="es-CO"/>
+        </w:rPr>
+        <w:t>rt. 7.3).</w:t>
       </w:r>
     </w:p>
     <w:p>
@@ -15607,6 +15522,106 @@
           <w:bCs/>
           <w:lang w:val="es-419" w:eastAsia="es-CO"/>
         </w:rPr>
+        <w:t>Documentación de bienestar animal</w:t>
+      </w:r>
+    </w:p>
+    <w:p>
+      <w:pPr>
+        <w:pStyle w:val="Prrafodelista"/>
+        <w:numPr>
+          <w:ilvl w:val="0"/>
+          <w:numId w:val="87"/>
+        </w:numPr>
+        <w:rPr>
+          <w:lang w:val="es-419" w:eastAsia="es-CO"/>
+        </w:rPr>
+      </w:pPr>
+      <w:r>
+        <w:rPr>
+          <w:lang w:val="es-419" w:eastAsia="es-CO"/>
+        </w:rPr>
+        <w:t>Evidencia del cumplimiento de espacios mínimos por peso (</w:t>
+      </w:r>
+      <w:r>
+        <w:rPr>
+          <w:lang w:val="es-419" w:eastAsia="es-CO"/>
+        </w:rPr>
+        <w:t>a</w:t>
+      </w:r>
+      <w:r>
+        <w:rPr>
+          <w:lang w:val="es-419" w:eastAsia="es-CO"/>
+        </w:rPr>
+        <w:t xml:space="preserve">rt. 5.7). </w:t>
+      </w:r>
+    </w:p>
+    <w:p>
+      <w:pPr>
+        <w:pStyle w:val="Prrafodelista"/>
+        <w:numPr>
+          <w:ilvl w:val="0"/>
+          <w:numId w:val="87"/>
+        </w:numPr>
+        <w:rPr>
+          <w:lang w:val="es-419" w:eastAsia="es-CO"/>
+        </w:rPr>
+      </w:pPr>
+      <w:r>
+        <w:rPr>
+          <w:lang w:val="es-419" w:eastAsia="es-CO"/>
+        </w:rPr>
+        <w:t>Registros de entrenamiento, carga de trabajo y tiempos de descanso (</w:t>
+      </w:r>
+      <w:r>
+        <w:rPr>
+          <w:lang w:val="es-419" w:eastAsia="es-CO"/>
+        </w:rPr>
+        <w:t>a</w:t>
+      </w:r>
+      <w:r>
+        <w:rPr>
+          <w:lang w:val="es-419" w:eastAsia="es-CO"/>
+        </w:rPr>
+        <w:t xml:space="preserve">rt. 12.6). </w:t>
+      </w:r>
+    </w:p>
+    <w:p>
+      <w:pPr>
+        <w:pStyle w:val="Prrafodelista"/>
+        <w:numPr>
+          <w:ilvl w:val="0"/>
+          <w:numId w:val="87"/>
+        </w:numPr>
+        <w:rPr>
+          <w:lang w:val="es-419" w:eastAsia="es-CO"/>
+        </w:rPr>
+      </w:pPr>
+      <w:r>
+        <w:rPr>
+          <w:lang w:val="es-419" w:eastAsia="es-CO"/>
+        </w:rPr>
+        <w:t>Evaluaciones de comportamiento y condiciones ambientales.</w:t>
+      </w:r>
+    </w:p>
+    <w:p>
+      <w:pPr>
+        <w:pStyle w:val="Prrafodelista"/>
+        <w:numPr>
+          <w:ilvl w:val="0"/>
+          <w:numId w:val="82"/>
+        </w:numPr>
+        <w:rPr>
+          <w:b/>
+          <w:bCs/>
+          <w:lang w:val="es-419" w:eastAsia="es-CO"/>
+        </w:rPr>
+      </w:pPr>
+      <w:r>
+        <w:rPr>
+          <w:b/>
+          <w:bCs/>
+          <w:lang w:val="es-419" w:eastAsia="es-CO"/>
+        </w:rPr>
         <w:t xml:space="preserve">Documentación del personal </w:t>
       </w:r>
     </w:p>
@@ -15626,7 +15641,19 @@
         <w:rPr>
           <w:lang w:val="es-419" w:eastAsia="es-CO"/>
         </w:rPr>
-        <w:t xml:space="preserve">Registro de capacitación anual (Art. 13.6). </w:t>
+        <w:t>Registro de capacitación anual (</w:t>
+      </w:r>
+      <w:r>
+        <w:rPr>
+          <w:lang w:val="es-419" w:eastAsia="es-CO"/>
+        </w:rPr>
+        <w:t>a</w:t>
+      </w:r>
+      <w:r>
+        <w:rPr>
+          <w:lang w:val="es-419" w:eastAsia="es-CO"/>
+        </w:rPr>
+        <w:t xml:space="preserve">rt. 13.6). </w:t>
       </w:r>
     </w:p>
     <w:p>
@@ -15645,7 +15672,19 @@
         <w:rPr>
           <w:lang w:val="es-419" w:eastAsia="es-CO"/>
         </w:rPr>
-        <w:t xml:space="preserve">Certificado médico anual del personal (Art. 13.1). </w:t>
+        <w:t>Certificado médico anual del personal (</w:t>
+      </w:r>
+      <w:r>
+        <w:rPr>
+          <w:lang w:val="es-419" w:eastAsia="es-CO"/>
+        </w:rPr>
+        <w:t>a</w:t>
+      </w:r>
+      <w:r>
+        <w:rPr>
+          <w:lang w:val="es-419" w:eastAsia="es-CO"/>
+        </w:rPr>
+        <w:t xml:space="preserve">rt. 13.1). </w:t>
       </w:r>
     </w:p>
     <w:p>
@@ -15683,22 +15722,26 @@
         <w:rPr>
           <w:lang w:val="es-419" w:eastAsia="es-CO"/>
         </w:rPr>
-        <w:t>Afiliación del personal a seguridad social (Art. 13.5).</w:t>
-      </w:r>
-    </w:p>
-    <w:p>
-      <w:pPr>
-        <w:rPr>
-          <w:lang w:val="es-419" w:eastAsia="es-CO"/>
-        </w:rPr>
-      </w:pPr>
+        <w:t>Afiliación del personal a seguridad social (</w:t>
+      </w:r>
+      <w:r>
+        <w:rPr>
+          <w:lang w:val="es-419" w:eastAsia="es-CO"/>
+        </w:rPr>
+        <w:t>a</w:t>
+      </w:r>
+      <w:r>
+        <w:rPr>
+          <w:lang w:val="es-419" w:eastAsia="es-CO"/>
+        </w:rPr>
+        <w:t>rt. 13.5).</w:t>
+      </w:r>
     </w:p>
     <w:p>
       <w:pPr>
         <w:pStyle w:val="Ttulo4"/>
       </w:pPr>
       <w:r>
-        <w:lastRenderedPageBreak/>
         <w:t>Aplicación de normatividad y uso de la lista de chequeo ICA</w:t>
       </w:r>
     </w:p>
@@ -15941,7 +15984,6 @@
       </w:pPr>
       <w:bookmarkStart w:id="12" w:name="_Toc217324766"/>
       <w:r>
-        <w:lastRenderedPageBreak/>
         <w:t>Procedimientos, procesos y registros obligatorios en Buenas Prácticas Ganaderas para équidos</w:t>
       </w:r>
       <w:bookmarkEnd w:id="12"/>
@@ -16080,7 +16122,6 @@
               <w:rPr>
                 <w:lang w:val="es-419" w:eastAsia="es-CO"/>
               </w:rPr>
-              <w:lastRenderedPageBreak/>
               <w:t xml:space="preserve">AZUSENA: En este contexto, un proceso se define como un conjunto organizado y secuencial de actividades diseñadas para alcanzar un objetivo específico dentro del sistema productivo. </w:t>
             </w:r>
           </w:p>
@@ -16205,8 +16246,55 @@
               <w:rPr>
                 <w:lang w:val="es-419" w:eastAsia="es-CO"/>
               </w:rPr>
-              <w:lastRenderedPageBreak/>
-              <w:t xml:space="preserve">AZUSENA: El Artículo 7 aborda los aspectos sanitarios; los Artículos 10 y 12 se enfocan en la alimentación y el bienestar; el Artículo 5 establece directrices sobre bioseguridad; y el Artículo 8 trata el almacenamiento adecuado de insumos. </w:t>
+              <w:t xml:space="preserve">AZUSENA: El </w:t>
+            </w:r>
+            <w:r>
+              <w:rPr>
+                <w:lang w:val="es-419" w:eastAsia="es-CO"/>
+              </w:rPr>
+              <w:t>a</w:t>
+            </w:r>
+            <w:r>
+              <w:rPr>
+                <w:lang w:val="es-419" w:eastAsia="es-CO"/>
+              </w:rPr>
+              <w:t xml:space="preserve">rtículo 7 aborda los aspectos sanitarios; los </w:t>
+            </w:r>
+            <w:r>
+              <w:rPr>
+                <w:lang w:val="es-419" w:eastAsia="es-CO"/>
+              </w:rPr>
+              <w:t>a</w:t>
+            </w:r>
+            <w:r>
+              <w:rPr>
+                <w:lang w:val="es-419" w:eastAsia="es-CO"/>
+              </w:rPr>
+              <w:t xml:space="preserve">rtículos 10 y 12 se enfocan en la alimentación y el bienestar; el </w:t>
+            </w:r>
+            <w:r>
+              <w:rPr>
+                <w:lang w:val="es-419" w:eastAsia="es-CO"/>
+              </w:rPr>
+              <w:t>a</w:t>
+            </w:r>
+            <w:r>
+              <w:rPr>
+                <w:lang w:val="es-419" w:eastAsia="es-CO"/>
+              </w:rPr>
+              <w:t xml:space="preserve">rtículo 5 establece directrices sobre bioseguridad; y el </w:t>
+            </w:r>
+            <w:r>
+              <w:rPr>
+                <w:lang w:val="es-419" w:eastAsia="es-CO"/>
+              </w:rPr>
+              <w:t>a</w:t>
+            </w:r>
+            <w:r>
+              <w:rPr>
+                <w:lang w:val="es-419" w:eastAsia="es-CO"/>
+              </w:rPr>
+              <w:t xml:space="preserve">rtículo 8 trata el almacenamiento adecuado de insumos. </w:t>
             </w:r>
           </w:p>
           <w:p>
@@ -16380,7 +16468,19 @@
         <w:rPr>
           <w:lang w:val="es-419" w:eastAsia="es-CO"/>
         </w:rPr>
-        <w:t>Según el Art. 5 y 6 de la Resolución ICA 7953 de 2017, los procedimientos deben estar documentados, disponibles y ser conocidos por todo el personal. Se aplican en áreas como:</w:t>
+        <w:t xml:space="preserve">Según el </w:t>
+      </w:r>
+      <w:r>
+        <w:rPr>
+          <w:lang w:val="es-419" w:eastAsia="es-CO"/>
+        </w:rPr>
+        <w:t>a</w:t>
+      </w:r>
+      <w:r>
+        <w:rPr>
+          <w:lang w:val="es-419" w:eastAsia="es-CO"/>
+        </w:rPr>
+        <w:t>rt. 5 y 6 de la Resolución ICA 7953 de 2017, los procedimientos deben estar documentados, disponibles y ser conocidos por todo el personal. Se aplican en áreas como:</w:t>
       </w:r>
     </w:p>
     <w:p>
@@ -16398,8 +16498,31 @@
         <w:rPr>
           <w:lang w:val="es-419" w:eastAsia="es-CO"/>
         </w:rPr>
-        <w:lastRenderedPageBreak/>
-        <w:t>Limpieza y desinfección de instalaciones (Art. 6.2 – 6.3).</w:t>
+        <w:t>Limpieza y desinfección de instalaciones (</w:t>
+      </w:r>
+      <w:r>
+        <w:rPr>
+          <w:lang w:val="es-419" w:eastAsia="es-CO"/>
+        </w:rPr>
+        <w:t>a</w:t>
+      </w:r>
+      <w:r>
+        <w:rPr>
+          <w:lang w:val="es-419" w:eastAsia="es-CO"/>
+        </w:rPr>
+        <w:t>rt</w:t>
+      </w:r>
+      <w:r>
+        <w:rPr>
+          <w:lang w:val="es-419" w:eastAsia="es-CO"/>
+        </w:rPr>
+        <w:t>s</w:t>
+      </w:r>
+      <w:r>
+        <w:rPr>
+          <w:lang w:val="es-419" w:eastAsia="es-CO"/>
+        </w:rPr>
+        <w:t>. 6.2 – 6.3).</w:t>
       </w:r>
     </w:p>
     <w:p>
@@ -16417,7 +16540,19 @@
         <w:rPr>
           <w:lang w:val="es-419" w:eastAsia="es-CO"/>
         </w:rPr>
-        <w:t>Cuarentena de animales nuevos (Art. 5.3).</w:t>
+        <w:t>Cuarentena de animales nuevos (</w:t>
+      </w:r>
+      <w:r>
+        <w:rPr>
+          <w:lang w:val="es-419" w:eastAsia="es-CO"/>
+        </w:rPr>
+        <w:t>a</w:t>
+      </w:r>
+      <w:r>
+        <w:rPr>
+          <w:lang w:val="es-419" w:eastAsia="es-CO"/>
+        </w:rPr>
+        <w:t>rt. 5.3).</w:t>
       </w:r>
     </w:p>
     <w:p>
@@ -16435,7 +16570,19 @@
         <w:rPr>
           <w:lang w:val="es-419" w:eastAsia="es-CO"/>
         </w:rPr>
-        <w:t>Manejo de estiércol (Art. 6.4).</w:t>
+        <w:t>Manejo de estiércol (</w:t>
+      </w:r>
+      <w:r>
+        <w:rPr>
+          <w:lang w:val="es-419" w:eastAsia="es-CO"/>
+        </w:rPr>
+        <w:t>a</w:t>
+      </w:r>
+      <w:r>
+        <w:rPr>
+          <w:lang w:val="es-419" w:eastAsia="es-CO"/>
+        </w:rPr>
+        <w:t>rt. 6.4).</w:t>
       </w:r>
     </w:p>
     <w:p>
@@ -16453,7 +16600,19 @@
         <w:rPr>
           <w:lang w:val="es-419" w:eastAsia="es-CO"/>
         </w:rPr>
-        <w:t>Uso y almacenamiento de medicamentos (Art. 8 y 9).</w:t>
+        <w:t>Uso y almacenamiento de medicamentos (Art</w:t>
+      </w:r>
+      <w:r>
+        <w:rPr>
+          <w:lang w:val="es-419" w:eastAsia="es-CO"/>
+        </w:rPr>
+        <w:t>s</w:t>
+      </w:r>
+      <w:r>
+        <w:rPr>
+          <w:lang w:val="es-419" w:eastAsia="es-CO"/>
+        </w:rPr>
+        <w:t>. 8 y 9).</w:t>
       </w:r>
     </w:p>
     <w:p>
@@ -16471,7 +16630,19 @@
         <w:rPr>
           <w:lang w:val="es-419" w:eastAsia="es-CO"/>
         </w:rPr>
-        <w:t>Control de plagas (Art. 6.5).</w:t>
+        <w:t>Control de plagas (</w:t>
+      </w:r>
+      <w:r>
+        <w:rPr>
+          <w:lang w:val="es-419" w:eastAsia="es-CO"/>
+        </w:rPr>
+        <w:t>a</w:t>
+      </w:r>
+      <w:r>
+        <w:rPr>
+          <w:lang w:val="es-419" w:eastAsia="es-CO"/>
+        </w:rPr>
+        <w:t>rt. 6.5).</w:t>
       </w:r>
     </w:p>
     <w:p>
@@ -16489,7 +16660,31 @@
         <w:rPr>
           <w:lang w:val="es-419" w:eastAsia="es-CO"/>
         </w:rPr>
-        <w:t>Manejo de alimentos, agua y condiciones ambientales (Art. 10 y 12).</w:t>
+        <w:t>Manejo de alimentos, agua y condiciones ambientales (</w:t>
+      </w:r>
+      <w:r>
+        <w:rPr>
+          <w:lang w:val="es-419" w:eastAsia="es-CO"/>
+        </w:rPr>
+        <w:t>a</w:t>
+      </w:r>
+      <w:r>
+        <w:rPr>
+          <w:lang w:val="es-419" w:eastAsia="es-CO"/>
+        </w:rPr>
+        <w:t>rt</w:t>
+      </w:r>
+      <w:r>
+        <w:rPr>
+          <w:lang w:val="es-419" w:eastAsia="es-CO"/>
+        </w:rPr>
+        <w:t>s</w:t>
+      </w:r>
+      <w:r>
+        <w:rPr>
+          <w:lang w:val="es-419" w:eastAsia="es-CO"/>
+        </w:rPr>
+        <w:t>. 10 y 12).</w:t>
       </w:r>
     </w:p>
     <w:p>
@@ -16507,7 +16702,19 @@
         <w:rPr>
           <w:lang w:val="es-419" w:eastAsia="es-CO"/>
         </w:rPr>
-        <w:t>Entrenamiento y jornadas de trabajo (Art. 12.6).</w:t>
+        <w:t>Entrenamiento y jornadas de trabajo (</w:t>
+      </w:r>
+      <w:r>
+        <w:rPr>
+          <w:lang w:val="es-419" w:eastAsia="es-CO"/>
+        </w:rPr>
+        <w:t>a</w:t>
+      </w:r>
+      <w:r>
+        <w:rPr>
+          <w:lang w:val="es-419" w:eastAsia="es-CO"/>
+        </w:rPr>
+        <w:t>rt. 12.6).</w:t>
       </w:r>
     </w:p>
     <w:p>
@@ -16734,7 +16941,6 @@
         <w:rPr>
           <w:lang w:val="es-419" w:eastAsia="es-CO"/>
         </w:rPr>
-        <w:lastRenderedPageBreak/>
         <w:t>Monitorear avances y generar mejora continua.</w:t>
       </w:r>
     </w:p>
@@ -16770,7 +16976,31 @@
         <w:rPr>
           <w:lang w:val="es-419" w:eastAsia="es-CO"/>
         </w:rPr>
-        <w:t xml:space="preserve">Sanidad: vacunas, diagnósticos, tratamientos, mortalidades (Art. 7.4 y 9.5). </w:t>
+        <w:t>Sanidad: vacunas, diagnósticos, tratamientos, mortalidades (</w:t>
+      </w:r>
+      <w:r>
+        <w:rPr>
+          <w:lang w:val="es-419" w:eastAsia="es-CO"/>
+        </w:rPr>
+        <w:t>a</w:t>
+      </w:r>
+      <w:r>
+        <w:rPr>
+          <w:lang w:val="es-419" w:eastAsia="es-CO"/>
+        </w:rPr>
+        <w:t>rt</w:t>
+      </w:r>
+      <w:r>
+        <w:rPr>
+          <w:lang w:val="es-419" w:eastAsia="es-CO"/>
+        </w:rPr>
+        <w:t>s</w:t>
+      </w:r>
+      <w:r>
+        <w:rPr>
+          <w:lang w:val="es-419" w:eastAsia="es-CO"/>
+        </w:rPr>
+        <w:t xml:space="preserve">. 7.4 y 9.5). </w:t>
       </w:r>
     </w:p>
     <w:p>
@@ -16788,7 +17018,19 @@
         <w:rPr>
           <w:lang w:val="es-419" w:eastAsia="es-CO"/>
         </w:rPr>
-        <w:t xml:space="preserve">Bioseguridad: ingreso de animales, personas y vehículos (Art. 7.2). </w:t>
+        <w:t>Bioseguridad: ingreso de animales, personas y vehículos (</w:t>
+      </w:r>
+      <w:r>
+        <w:rPr>
+          <w:lang w:val="es-419" w:eastAsia="es-CO"/>
+        </w:rPr>
+        <w:t>a</w:t>
+      </w:r>
+      <w:r>
+        <w:rPr>
+          <w:lang w:val="es-419" w:eastAsia="es-CO"/>
+        </w:rPr>
+        <w:t xml:space="preserve">rt. 7.2). </w:t>
       </w:r>
     </w:p>
     <w:p>
@@ -16806,7 +17048,19 @@
         <w:rPr>
           <w:lang w:val="es-419" w:eastAsia="es-CO"/>
         </w:rPr>
-        <w:t xml:space="preserve">Medicamentos: dosis, fechas, lotes y tiempos de retiro (Art. 9.5). </w:t>
+        <w:t>Medicamentos: dosis, fechas, lotes y tiempos de retiro (</w:t>
+      </w:r>
+      <w:r>
+        <w:rPr>
+          <w:lang w:val="es-419" w:eastAsia="es-CO"/>
+        </w:rPr>
+        <w:t>a</w:t>
+      </w:r>
+      <w:r>
+        <w:rPr>
+          <w:lang w:val="es-419" w:eastAsia="es-CO"/>
+        </w:rPr>
+        <w:t xml:space="preserve">rt. 9.5). </w:t>
       </w:r>
     </w:p>
     <w:p>
@@ -16842,7 +17096,19 @@
         <w:rPr>
           <w:lang w:val="es-419" w:eastAsia="es-CO"/>
         </w:rPr>
-        <w:t xml:space="preserve">Bienestar animal: condición corporal, trabajo diario y comportamiento (Art. 12.6). </w:t>
+        <w:t>Bienestar animal: condición corporal, trabajo diario y comportamiento (</w:t>
+      </w:r>
+      <w:r>
+        <w:rPr>
+          <w:lang w:val="es-419" w:eastAsia="es-CO"/>
+        </w:rPr>
+        <w:t>a</w:t>
+      </w:r>
+      <w:r>
+        <w:rPr>
+          <w:lang w:val="es-419" w:eastAsia="es-CO"/>
+        </w:rPr>
+        <w:t xml:space="preserve">rt. 12.6). </w:t>
       </w:r>
     </w:p>
     <w:p>
@@ -16878,7 +17144,19 @@
         <w:rPr>
           <w:lang w:val="es-419" w:eastAsia="es-CO"/>
         </w:rPr>
-        <w:t>Inventarios: medicamentos, alimentos e insumos veterinarios (Art. 8.4).</w:t>
+        <w:t>Inventarios: medicamentos, alimentos e insumos veterinarios (</w:t>
+      </w:r>
+      <w:r>
+        <w:rPr>
+          <w:lang w:val="es-419" w:eastAsia="es-CO"/>
+        </w:rPr>
+        <w:t>a</w:t>
+      </w:r>
+      <w:r>
+        <w:rPr>
+          <w:lang w:val="es-419" w:eastAsia="es-CO"/>
+        </w:rPr>
+        <w:t>rt. 8.4).</w:t>
       </w:r>
     </w:p>
     <w:p>
@@ -17237,18 +17515,10 @@
     </w:p>
     <w:p>
       <w:pPr>
-        <w:rPr>
-          <w:lang w:val="es-419" w:eastAsia="es-CO"/>
-        </w:rPr>
-      </w:pPr>
-    </w:p>
-    <w:p>
-      <w:pPr>
         <w:pStyle w:val="Ttulo2"/>
       </w:pPr>
       <w:bookmarkStart w:id="17" w:name="_Toc217324771"/>
       <w:r>
-        <w:lastRenderedPageBreak/>
         <w:t>Protocolo</w:t>
       </w:r>
       <w:bookmarkEnd w:id="17"/>
@@ -17298,7 +17568,19 @@
         <w:rPr>
           <w:lang w:val="es-419" w:eastAsia="es-CO"/>
         </w:rPr>
-        <w:t xml:space="preserve">Cuarentena de animales recién ingresados (Art. 5.3). </w:t>
+        <w:t>Cuarentena de animales recién ingresados (</w:t>
+      </w:r>
+      <w:r>
+        <w:rPr>
+          <w:lang w:val="es-419" w:eastAsia="es-CO"/>
+        </w:rPr>
+        <w:t>a</w:t>
+      </w:r>
+      <w:r>
+        <w:rPr>
+          <w:lang w:val="es-419" w:eastAsia="es-CO"/>
+        </w:rPr>
+        <w:t xml:space="preserve">rt. 5.3). </w:t>
       </w:r>
     </w:p>
     <w:p>
@@ -17556,7 +17838,6 @@
         <w:rPr>
           <w:lang w:val="es-419" w:eastAsia="es-CO"/>
         </w:rPr>
-        <w:lastRenderedPageBreak/>
         <w:t xml:space="preserve">Responsables designados. Materiales e insumos necesarios. </w:t>
       </w:r>
     </w:p>
@@ -17829,14 +18110,7 @@
         <w:rPr>
           <w:lang w:val="es-419" w:eastAsia="es-CO"/>
         </w:rPr>
-        <w:t xml:space="preserve">La implementación de las Buenas Prácticas Ganaderas (BPG) para équidos, conforme a la Resolución ICA 00007953 de 2017, exige la adopción de procedimientos escritos que estandaricen las actividades del predio, protejan la sanidad, la </w:t>
-      </w:r>
-      <w:r>
-        <w:rPr>
-          <w:lang w:val="es-419" w:eastAsia="es-CO"/>
-        </w:rPr>
-        <w:lastRenderedPageBreak/>
-        <w:t>bioseguridad, la trazabilidad y garanticen el bienestar animal. Cada procedimiento debe:</w:t>
+        <w:t>La implementación de las Buenas Prácticas Ganaderas (BPG) para équidos, conforme a la Resolución ICA 00007953 de 2017, exige la adopción de procedimientos escritos que estandaricen las actividades del predio, protejan la sanidad, la bioseguridad, la trazabilidad y garanticen el bienestar animal. Cada procedimiento debe:</w:t>
       </w:r>
     </w:p>
     <w:p>
@@ -17971,7 +18245,19 @@
         <w:rPr>
           <w:lang w:val="es-419" w:eastAsia="es-CO"/>
         </w:rPr>
-        <w:t xml:space="preserve">Personal capacitado (Art. 13). </w:t>
+        <w:t>Personal capacitado (</w:t>
+      </w:r>
+      <w:r>
+        <w:rPr>
+          <w:lang w:val="es-419" w:eastAsia="es-CO"/>
+        </w:rPr>
+        <w:t>a</w:t>
+      </w:r>
+      <w:r>
+        <w:rPr>
+          <w:lang w:val="es-419" w:eastAsia="es-CO"/>
+        </w:rPr>
+        <w:t xml:space="preserve">rt. 13). </w:t>
       </w:r>
     </w:p>
     <w:p>
@@ -17989,7 +18275,19 @@
         <w:rPr>
           <w:lang w:val="es-419" w:eastAsia="es-CO"/>
         </w:rPr>
-        <w:t xml:space="preserve">Infraestructura adecuada (Art. 5 y 12). </w:t>
+        <w:t>Infraestructura adecuada (</w:t>
+      </w:r>
+      <w:r>
+        <w:rPr>
+          <w:lang w:val="es-419" w:eastAsia="es-CO"/>
+        </w:rPr>
+        <w:t>a</w:t>
+      </w:r>
+      <w:r>
+        <w:rPr>
+          <w:lang w:val="es-419" w:eastAsia="es-CO"/>
+        </w:rPr>
+        <w:t xml:space="preserve">rt. 5 y 12). </w:t>
       </w:r>
     </w:p>
     <w:p>
@@ -18007,7 +18305,19 @@
         <w:rPr>
           <w:lang w:val="es-419" w:eastAsia="es-CO"/>
         </w:rPr>
-        <w:t xml:space="preserve">Agua potable permanente (Art. 10 y 12.1). </w:t>
+        <w:t>Agua potable permanente (</w:t>
+      </w:r>
+      <w:r>
+        <w:rPr>
+          <w:lang w:val="es-419" w:eastAsia="es-CO"/>
+        </w:rPr>
+        <w:t>a</w:t>
+      </w:r>
+      <w:r>
+        <w:rPr>
+          <w:lang w:val="es-419" w:eastAsia="es-CO"/>
+        </w:rPr>
+        <w:t xml:space="preserve">rt. 10 y 12.1). </w:t>
       </w:r>
     </w:p>
     <w:p>
@@ -18140,7 +18450,6 @@
         <w:pStyle w:val="Ttulo3"/>
       </w:pPr>
       <w:r>
-        <w:lastRenderedPageBreak/>
         <w:t>Procedimiento del plan sanitario para équidos</w:t>
       </w:r>
     </w:p>
@@ -18162,7 +18471,19 @@
         <w:rPr>
           <w:lang w:val="es-419" w:eastAsia="es-CO"/>
         </w:rPr>
-        <w:t xml:space="preserve">: equinos de todas las categorías (Art. 7 y 9). </w:t>
+        <w:t>: equinos de todas las categorías (</w:t>
+      </w:r>
+      <w:r>
+        <w:rPr>
+          <w:lang w:val="es-419" w:eastAsia="es-CO"/>
+        </w:rPr>
+        <w:t>a</w:t>
+      </w:r>
+      <w:r>
+        <w:rPr>
+          <w:lang w:val="es-419" w:eastAsia="es-CO"/>
+        </w:rPr>
+        <w:t xml:space="preserve">rt. 7 y 9). </w:t>
       </w:r>
     </w:p>
     <w:p>
@@ -18355,7 +18676,19 @@
         <w:rPr>
           <w:lang w:val="es-419" w:eastAsia="es-CO"/>
         </w:rPr>
-        <w:t xml:space="preserve">Aislamiento: traslado al área de enfermería (Art. 5.12). </w:t>
+        <w:t>Aislamiento: traslado al área de enfermería (</w:t>
+      </w:r>
+      <w:r>
+        <w:rPr>
+          <w:lang w:val="es-419" w:eastAsia="es-CO"/>
+        </w:rPr>
+        <w:t>a</w:t>
+      </w:r>
+      <w:r>
+        <w:rPr>
+          <w:lang w:val="es-419" w:eastAsia="es-CO"/>
+        </w:rPr>
+        <w:t xml:space="preserve">rt. 5.12). </w:t>
       </w:r>
     </w:p>
     <w:p>
@@ -18373,7 +18706,19 @@
         <w:rPr>
           <w:lang w:val="es-419" w:eastAsia="es-CO"/>
         </w:rPr>
-        <w:t xml:space="preserve">Diagnóstico y tratamiento: prescripción veterinaria (Art. 9). </w:t>
+        <w:t>Diagnóstico y tratamiento: prescripción veterinaria (</w:t>
+      </w:r>
+      <w:r>
+        <w:rPr>
+          <w:lang w:val="es-419" w:eastAsia="es-CO"/>
+        </w:rPr>
+        <w:t>a</w:t>
+      </w:r>
+      <w:r>
+        <w:rPr>
+          <w:lang w:val="es-419" w:eastAsia="es-CO"/>
+        </w:rPr>
+        <w:t xml:space="preserve">rt. 9). </w:t>
       </w:r>
     </w:p>
     <w:p>
@@ -18438,7 +18783,19 @@
         <w:rPr>
           <w:lang w:val="es-419" w:eastAsia="es-CO"/>
         </w:rPr>
-        <w:t xml:space="preserve">: toda adquisición de animales nuevos (Art. 5.4). </w:t>
+        <w:t>: toda adquisición de animales nuevos (</w:t>
+      </w:r>
+      <w:r>
+        <w:rPr>
+          <w:lang w:val="es-419" w:eastAsia="es-CO"/>
+        </w:rPr>
+        <w:t>a</w:t>
+      </w:r>
+      <w:r>
+        <w:rPr>
+          <w:lang w:val="es-419" w:eastAsia="es-CO"/>
+        </w:rPr>
+        <w:t xml:space="preserve">rt. 5.4). </w:t>
       </w:r>
     </w:p>
     <w:p>
@@ -18513,7 +18870,6 @@
         <w:rPr>
           <w:lang w:val="es-419" w:eastAsia="es-CO"/>
         </w:rPr>
-        <w:lastRenderedPageBreak/>
         <w:t xml:space="preserve">Transporte: vehículo desinfectado y adecuado. </w:t>
       </w:r>
     </w:p>
@@ -18532,7 +18888,19 @@
         <w:rPr>
           <w:lang w:val="es-419" w:eastAsia="es-CO"/>
         </w:rPr>
-        <w:t xml:space="preserve">Cuarentena: mínimo 21 días (Art. 5.3). </w:t>
+        <w:t>Cuarentena: mínimo 21 días (</w:t>
+      </w:r>
+      <w:r>
+        <w:rPr>
+          <w:lang w:val="es-419" w:eastAsia="es-CO"/>
+        </w:rPr>
+        <w:t>a</w:t>
+      </w:r>
+      <w:r>
+        <w:rPr>
+          <w:lang w:val="es-419" w:eastAsia="es-CO"/>
+        </w:rPr>
+        <w:t xml:space="preserve">rt. 5.3). </w:t>
       </w:r>
     </w:p>
     <w:p>
@@ -18585,7 +18953,31 @@
         <w:rPr>
           <w:lang w:val="es-419" w:eastAsia="es-CO"/>
         </w:rPr>
-        <w:t xml:space="preserve">: todo ingreso al predio (Art. 7.2 y 7.3). </w:t>
+        <w:t>: todo ingreso al predio (</w:t>
+      </w:r>
+      <w:r>
+        <w:rPr>
+          <w:lang w:val="es-419" w:eastAsia="es-CO"/>
+        </w:rPr>
+        <w:t>a</w:t>
+      </w:r>
+      <w:r>
+        <w:rPr>
+          <w:lang w:val="es-419" w:eastAsia="es-CO"/>
+        </w:rPr>
+        <w:t>rt</w:t>
+      </w:r>
+      <w:r>
+        <w:rPr>
+          <w:lang w:val="es-419" w:eastAsia="es-CO"/>
+        </w:rPr>
+        <w:t>s</w:t>
+      </w:r>
+      <w:r>
+        <w:rPr>
+          <w:lang w:val="es-419" w:eastAsia="es-CO"/>
+        </w:rPr>
+        <w:t xml:space="preserve">. 7.2 y 7.3). </w:t>
       </w:r>
     </w:p>
     <w:p>
@@ -18721,7 +19113,19 @@
         <w:rPr>
           <w:lang w:val="es-419" w:eastAsia="es-CO"/>
         </w:rPr>
-        <w:t xml:space="preserve">: animales nuevos o sospechosos de enfermedad (Art. 5.3). </w:t>
+        <w:t>: animales nuevos o sospechosos de enfermedad (</w:t>
+      </w:r>
+      <w:r>
+        <w:rPr>
+          <w:lang w:val="es-419" w:eastAsia="es-CO"/>
+        </w:rPr>
+        <w:t>a</w:t>
+      </w:r>
+      <w:r>
+        <w:rPr>
+          <w:lang w:val="es-419" w:eastAsia="es-CO"/>
+        </w:rPr>
+        <w:t xml:space="preserve">rt. 5.3). </w:t>
       </w:r>
     </w:p>
     <w:p>
@@ -18804,7 +19208,6 @@
         <w:pStyle w:val="Ttulo3"/>
       </w:pPr>
       <w:r>
-        <w:lastRenderedPageBreak/>
         <w:t xml:space="preserve">Procedimientos de limpieza y desinfección de instalaciones, equipos e implementos </w:t>
       </w:r>
     </w:p>
@@ -18826,7 +19229,31 @@
         <w:rPr>
           <w:lang w:val="es-419" w:eastAsia="es-CO"/>
         </w:rPr>
-        <w:t xml:space="preserve">: pesebreras, corrales, enfermería, zonas de alimentación y herramientas (Art. 6.2 a 6.5). </w:t>
+        <w:t>: pesebreras, corrales, enfermería, zonas de alimentación y herramientas (</w:t>
+      </w:r>
+      <w:r>
+        <w:rPr>
+          <w:lang w:val="es-419" w:eastAsia="es-CO"/>
+        </w:rPr>
+        <w:t>a</w:t>
+      </w:r>
+      <w:r>
+        <w:rPr>
+          <w:lang w:val="es-419" w:eastAsia="es-CO"/>
+        </w:rPr>
+        <w:t>rt</w:t>
+      </w:r>
+      <w:r>
+        <w:rPr>
+          <w:lang w:val="es-419" w:eastAsia="es-CO"/>
+        </w:rPr>
+        <w:t>s</w:t>
+      </w:r>
+      <w:r>
+        <w:rPr>
+          <w:lang w:val="es-419" w:eastAsia="es-CO"/>
+        </w:rPr>
+        <w:t xml:space="preserve">. 6.2 a 6.5). </w:t>
       </w:r>
     </w:p>
     <w:p>
@@ -18966,7 +19393,31 @@
         <w:rPr>
           <w:lang w:val="es-419" w:eastAsia="es-CO"/>
         </w:rPr>
-        <w:t xml:space="preserve">: productos veterinarios y biológicos (Art. 8 y 9). </w:t>
+        <w:t>: productos veterinarios y biológicos (</w:t>
+      </w:r>
+      <w:r>
+        <w:rPr>
+          <w:lang w:val="es-419" w:eastAsia="es-CO"/>
+        </w:rPr>
+        <w:t>a</w:t>
+      </w:r>
+      <w:r>
+        <w:rPr>
+          <w:lang w:val="es-419" w:eastAsia="es-CO"/>
+        </w:rPr>
+        <w:t>rt</w:t>
+      </w:r>
+      <w:r>
+        <w:rPr>
+          <w:lang w:val="es-419" w:eastAsia="es-CO"/>
+        </w:rPr>
+        <w:t>s</w:t>
+      </w:r>
+      <w:r>
+        <w:rPr>
+          <w:lang w:val="es-419" w:eastAsia="es-CO"/>
+        </w:rPr>
+        <w:t xml:space="preserve">. 8 y 9). </w:t>
       </w:r>
     </w:p>
     <w:p>
@@ -19037,7 +19488,19 @@
         <w:rPr>
           <w:lang w:val="es-419" w:eastAsia="es-CO"/>
         </w:rPr>
-        <w:t xml:space="preserve">Registro de tratamientos: completo y actualizado (Art. 9.5). </w:t>
+        <w:t>Registro de tratamientos: completo y actualizado (</w:t>
+      </w:r>
+      <w:r>
+        <w:rPr>
+          <w:lang w:val="es-419" w:eastAsia="es-CO"/>
+        </w:rPr>
+        <w:t>a</w:t>
+      </w:r>
+      <w:r>
+        <w:rPr>
+          <w:lang w:val="es-419" w:eastAsia="es-CO"/>
+        </w:rPr>
+        <w:t xml:space="preserve">rt. 9.5). </w:t>
       </w:r>
     </w:p>
     <w:p>
@@ -19055,7 +19518,31 @@
         <w:rPr>
           <w:lang w:val="es-419" w:eastAsia="es-CO"/>
         </w:rPr>
-        <w:t>Manejo de residuos: clasificación y disposición adecuada; cumplimiento de normativa ambiental (Art. 9.7 y 9.8).</w:t>
+        <w:t>Manejo de residuos: clasificación y disposición adecuada; cumplimiento de normativa ambiental (</w:t>
+      </w:r>
+      <w:r>
+        <w:rPr>
+          <w:lang w:val="es-419" w:eastAsia="es-CO"/>
+        </w:rPr>
+        <w:t>a</w:t>
+      </w:r>
+      <w:r>
+        <w:rPr>
+          <w:lang w:val="es-419" w:eastAsia="es-CO"/>
+        </w:rPr>
+        <w:t>rt</w:t>
+      </w:r>
+      <w:r>
+        <w:rPr>
+          <w:lang w:val="es-419" w:eastAsia="es-CO"/>
+        </w:rPr>
+        <w:t>s</w:t>
+      </w:r>
+      <w:r>
+        <w:rPr>
+          <w:lang w:val="es-419" w:eastAsia="es-CO"/>
+        </w:rPr>
+        <w:t>. 9.7 y 9.8).</w:t>
       </w:r>
     </w:p>
     <w:p>
@@ -19078,7 +19565,6 @@
       </w:pPr>
       <w:bookmarkStart w:id="20" w:name="_Toc217324774"/>
       <w:r>
-        <w:lastRenderedPageBreak/>
         <w:t>Modelos ajustados a BPG para équidos – Resolución ICA 7953 de 2017</w:t>
       </w:r>
       <w:bookmarkEnd w:id="20"/>
@@ -19201,13 +19687,6 @@
     </w:p>
     <w:p>
       <w:pPr>
-        <w:rPr>
-          <w:lang w:val="es-419" w:eastAsia="es-CO"/>
-        </w:rPr>
-      </w:pPr>
-    </w:p>
-    <w:p>
-      <w:pPr>
         <w:pStyle w:val="Ttulo3"/>
       </w:pPr>
       <w:r>
@@ -19366,7 +19845,6 @@
         <w:rPr>
           <w:lang w:val="es-419" w:eastAsia="es-CO"/>
         </w:rPr>
-        <w:lastRenderedPageBreak/>
         <w:t xml:space="preserve">Limpieza y desinfección regular de áreas y herramientas. </w:t>
       </w:r>
     </w:p>
@@ -19385,17 +19863,20 @@
         <w:rPr>
           <w:lang w:val="es-419" w:eastAsia="es-CO"/>
         </w:rPr>
-        <w:t>Referencia normativa: Artículos 5, 7 y 8 de la Resolución 7953 de 2017.</w:t>
-      </w:r>
-    </w:p>
-    <w:p>
-      <w:pPr>
-        <w:pStyle w:val="Prrafodelista"/>
-        <w:ind w:left="1429" w:firstLine="0"/>
-        <w:rPr>
-          <w:lang w:val="es-419" w:eastAsia="es-CO"/>
-        </w:rPr>
-      </w:pPr>
+        <w:t xml:space="preserve">Referencia normativa: </w:t>
+      </w:r>
+      <w:r>
+        <w:rPr>
+          <w:lang w:val="es-419" w:eastAsia="es-CO"/>
+        </w:rPr>
+        <w:t>a</w:t>
+      </w:r>
+      <w:r>
+        <w:rPr>
+          <w:lang w:val="es-419" w:eastAsia="es-CO"/>
+        </w:rPr>
+        <w:t>rtículos 5, 7 y 8 de la Resolución 7953 de 2017.</w:t>
+      </w:r>
     </w:p>
     <w:p>
       <w:pPr>
@@ -19590,17 +20071,20 @@
         <w:rPr>
           <w:lang w:val="es-419" w:eastAsia="es-CO"/>
         </w:rPr>
-        <w:t>Formatos de registro. Referencia normativa: Artículos 6.2, 6.3, 6.4 y 8.2.</w:t>
-      </w:r>
-    </w:p>
-    <w:p>
-      <w:pPr>
-        <w:pStyle w:val="Prrafodelista"/>
-        <w:ind w:left="1429" w:firstLine="0"/>
-        <w:rPr>
-          <w:lang w:val="es-419" w:eastAsia="es-CO"/>
-        </w:rPr>
-      </w:pPr>
+        <w:t xml:space="preserve">Formatos de registro. Referencia normativa: </w:t>
+      </w:r>
+      <w:r>
+        <w:rPr>
+          <w:lang w:val="es-419" w:eastAsia="es-CO"/>
+        </w:rPr>
+        <w:t>a</w:t>
+      </w:r>
+      <w:r>
+        <w:rPr>
+          <w:lang w:val="es-419" w:eastAsia="es-CO"/>
+        </w:rPr>
+        <w:t>rtículos 6.2, 6.3, 6.4 y 8.2.</w:t>
+      </w:r>
     </w:p>
     <w:p>
       <w:pPr>
@@ -19687,15 +20171,33 @@
         <w:rPr>
           <w:lang w:val="es-419" w:eastAsia="es-CO"/>
         </w:rPr>
-        <w:t>Referencia normativa: Artículos 6.4, 9.7 y 9.8.</w:t>
-      </w:r>
+        <w:t xml:space="preserve">Referencia normativa: </w:t>
+      </w:r>
+      <w:r>
+        <w:rPr>
+          <w:lang w:val="es-419" w:eastAsia="es-CO"/>
+        </w:rPr>
+        <w:t>a</w:t>
+      </w:r>
+      <w:r>
+        <w:rPr>
+          <w:lang w:val="es-419" w:eastAsia="es-CO"/>
+        </w:rPr>
+        <w:t>rtículos 6.4, 9.7 y 9.8.</w:t>
+      </w:r>
+    </w:p>
+    <w:p>
+      <w:pPr>
+        <w:rPr>
+          <w:lang w:val="es-419" w:eastAsia="es-CO"/>
+        </w:rPr>
+      </w:pPr>
     </w:p>
     <w:p>
       <w:pPr>
         <w:pStyle w:val="Ttulo4"/>
       </w:pPr>
       <w:r>
-        <w:lastRenderedPageBreak/>
         <w:t xml:space="preserve">Protocolo de vacunación y plan sanitario </w:t>
       </w:r>
     </w:p>
@@ -19802,15 +20304,20 @@
         <w:rPr>
           <w:lang w:val="es-419" w:eastAsia="es-CO"/>
         </w:rPr>
-        <w:t>Referencia normativa: Artículos 7 y 9.</w:t>
-      </w:r>
-    </w:p>
-    <w:p>
-      <w:pPr>
-        <w:rPr>
-          <w:lang w:val="es-419" w:eastAsia="es-CO"/>
-        </w:rPr>
-      </w:pPr>
+        <w:t xml:space="preserve">Referencia normativa: </w:t>
+      </w:r>
+      <w:r>
+        <w:rPr>
+          <w:lang w:val="es-419" w:eastAsia="es-CO"/>
+        </w:rPr>
+        <w:t>a</w:t>
+      </w:r>
+      <w:r>
+        <w:rPr>
+          <w:lang w:val="es-419" w:eastAsia="es-CO"/>
+        </w:rPr>
+        <w:t>rtículos 7 y 9.</w:t>
+      </w:r>
     </w:p>
     <w:p>
       <w:pPr>
@@ -19962,15 +20469,20 @@
         <w:rPr>
           <w:lang w:val="es-419" w:eastAsia="es-CO"/>
         </w:rPr>
-        <w:t>Referencia normativa: Artículo 5.3.</w:t>
-      </w:r>
-    </w:p>
-    <w:p>
-      <w:pPr>
-        <w:rPr>
-          <w:lang w:val="es-419" w:eastAsia="es-CO"/>
-        </w:rPr>
-      </w:pPr>
+        <w:t xml:space="preserve">Referencia normativa: </w:t>
+      </w:r>
+      <w:r>
+        <w:rPr>
+          <w:lang w:val="es-419" w:eastAsia="es-CO"/>
+        </w:rPr>
+        <w:t>a</w:t>
+      </w:r>
+      <w:r>
+        <w:rPr>
+          <w:lang w:val="es-419" w:eastAsia="es-CO"/>
+        </w:rPr>
+        <w:t>rtículo 5.3.</w:t>
+      </w:r>
     </w:p>
     <w:p>
       <w:pPr>
@@ -20026,7 +20538,6 @@
         <w:rPr>
           <w:lang w:val="es-419" w:eastAsia="es-CO"/>
         </w:rPr>
-        <w:lastRenderedPageBreak/>
         <w:t xml:space="preserve">Infraestructura cómoda y segura. </w:t>
       </w:r>
     </w:p>
@@ -20112,7 +20623,19 @@
         <w:rPr>
           <w:lang w:val="es-419" w:eastAsia="es-CO"/>
         </w:rPr>
-        <w:t>Incluye: registros de condición corporal, revisión de cascos, trabajo diario, rutinas de ejercicio y signos de dolor. Referencia normativa: Artículo 12 de la Resolución 7953 de 2017 y Resolución 136 de 2020.</w:t>
+        <w:t xml:space="preserve">Incluye: registros de condición corporal, revisión de cascos, trabajo diario, rutinas de ejercicio y signos de dolor. Referencia normativa: </w:t>
+      </w:r>
+      <w:r>
+        <w:rPr>
+          <w:lang w:val="es-419" w:eastAsia="es-CO"/>
+        </w:rPr>
+        <w:t>a</w:t>
+      </w:r>
+      <w:r>
+        <w:rPr>
+          <w:lang w:val="es-419" w:eastAsia="es-CO"/>
+        </w:rPr>
+        <w:t>rtículo 12 de la Resolución 7953 de 2017 y Resolución 136 de 2020.</w:t>
       </w:r>
     </w:p>
     <w:p>
@@ -20160,24 +20683,9 @@
     </w:p>
     <w:p>
       <w:pPr>
-        <w:rPr>
-          <w:lang w:val="es-419" w:eastAsia="es-CO"/>
-        </w:rPr>
-      </w:pPr>
-    </w:p>
-    <w:p>
-      <w:pPr>
-        <w:rPr>
-          <w:lang w:val="es-419" w:eastAsia="es-CO"/>
-        </w:rPr>
-      </w:pPr>
-    </w:p>
-    <w:p>
-      <w:pPr>
         <w:pStyle w:val="Ttulo4"/>
       </w:pPr>
       <w:r>
-        <w:lastRenderedPageBreak/>
         <w:t>Claridad</w:t>
       </w:r>
     </w:p>
@@ -20493,7 +21001,6 @@
         <w:pStyle w:val="Ttulo4"/>
       </w:pPr>
       <w:r>
-        <w:lastRenderedPageBreak/>
         <w:t>Orientación al bienestar animal</w:t>
       </w:r>
     </w:p>
@@ -20507,7 +21014,31 @@
         <w:rPr>
           <w:lang w:val="es-419" w:eastAsia="es-CO"/>
         </w:rPr>
-        <w:t xml:space="preserve"> Todo procedimiento debe contribuir al cumplimiento de los principios de bienestar animal (Art. 12.1 a 12.6, Resolución ICA 7953 de 2017). Esto incluye: </w:t>
+        <w:t xml:space="preserve"> Todo procedimiento debe contribuir al cumplimiento de los principios de bienestar animal (</w:t>
+      </w:r>
+      <w:r>
+        <w:rPr>
+          <w:lang w:val="es-419" w:eastAsia="es-CO"/>
+        </w:rPr>
+        <w:t>a</w:t>
+      </w:r>
+      <w:r>
+        <w:rPr>
+          <w:lang w:val="es-419" w:eastAsia="es-CO"/>
+        </w:rPr>
+        <w:t>rt</w:t>
+      </w:r>
+      <w:r>
+        <w:rPr>
+          <w:lang w:val="es-419" w:eastAsia="es-CO"/>
+        </w:rPr>
+        <w:t>s</w:t>
+      </w:r>
+      <w:r>
+        <w:rPr>
+          <w:lang w:val="es-419" w:eastAsia="es-CO"/>
+        </w:rPr>
+        <w:t xml:space="preserve">. 12.1 a 12.6, Resolución ICA 7953 de 2017). Esto incluye: </w:t>
       </w:r>
     </w:p>
     <w:p>
@@ -20783,7 +21314,6 @@
         <w:rPr>
           <w:lang w:val="es-419" w:eastAsia="es-CO"/>
         </w:rPr>
-        <w:lastRenderedPageBreak/>
         <w:t xml:space="preserve">Bioseguridad y cuarentena (Cap. III). </w:t>
       </w:r>
     </w:p>
@@ -21015,7 +21545,6 @@
         <w:rPr>
           <w:lang w:val="es-419" w:eastAsia="es-CO"/>
         </w:rPr>
-        <w:lastRenderedPageBreak/>
         <w:t xml:space="preserve">Facilitar la toma de decisiones. </w:t>
       </w:r>
     </w:p>
@@ -21164,6 +21693,14 @@
     </w:p>
     <w:p>
       <w:pPr>
+        <w:ind w:firstLine="0"/>
+        <w:rPr>
+          <w:lang w:val="es-419" w:eastAsia="es-CO"/>
+        </w:rPr>
+      </w:pPr>
+    </w:p>
+    <w:p>
+      <w:pPr>
         <w:pStyle w:val="Ttulo2"/>
       </w:pPr>
       <w:bookmarkStart w:id="23" w:name="_Toc217324777"/>
@@ -21190,7 +21727,13 @@
         <w:pStyle w:val="Ttulo4"/>
       </w:pPr>
       <w:r>
-        <w:t xml:space="preserve">Registro de aplicación de medicamentos veterinarios (Art. 9.5) </w:t>
+        <w:t>Registro de aplicación de medicamentos veterinarios (</w:t>
+      </w:r>
+      <w:r>
+        <w:t>a</w:t>
+      </w:r>
+      <w:r>
+        <w:t xml:space="preserve">rt. 9.5) </w:t>
       </w:r>
     </w:p>
     <w:p>
@@ -21275,7 +21818,6 @@
         <w:rPr>
           <w:lang w:val="es-419" w:eastAsia="es-CO"/>
         </w:rPr>
-        <w:lastRenderedPageBreak/>
         <w:t xml:space="preserve">Lote. </w:t>
       </w:r>
     </w:p>
@@ -21356,7 +21898,13 @@
         <w:pStyle w:val="Ttulo4"/>
       </w:pPr>
       <w:r>
-        <w:t xml:space="preserve">Registro de control de plagas y roedores (Art. 6.5) </w:t>
+        <w:t>Registro de control de plagas y roedores (</w:t>
+      </w:r>
+      <w:r>
+        <w:t>a</w:t>
+      </w:r>
+      <w:r>
+        <w:t xml:space="preserve">rt. 6.5) </w:t>
       </w:r>
     </w:p>
     <w:p>
@@ -21646,8 +22194,13 @@
         <w:pStyle w:val="Ttulo4"/>
       </w:pPr>
       <w:r>
-        <w:lastRenderedPageBreak/>
-        <w:t xml:space="preserve">Registro de ingreso de personas y vehículos (Art. 7.2 y 7.3) </w:t>
+        <w:t>Registro de ingreso de personas y vehículos (</w:t>
+      </w:r>
+      <w:r>
+        <w:t>a</w:t>
+      </w:r>
+      <w:r>
+        <w:t xml:space="preserve">rt. 7.2 y 7.3) </w:t>
       </w:r>
     </w:p>
     <w:p>
@@ -21830,7 +22383,13 @@
         <w:pStyle w:val="Ttulo4"/>
       </w:pPr>
       <w:r>
-        <w:t xml:space="preserve">Registro de capacitación del personal (Art. 13) </w:t>
+        <w:t>Registro de capacitación del personal (</w:t>
+      </w:r>
+      <w:r>
+        <w:t>a</w:t>
+      </w:r>
+      <w:r>
+        <w:t xml:space="preserve">rt. 13) </w:t>
       </w:r>
     </w:p>
     <w:p>
@@ -22026,7 +22585,6 @@
         <w:rPr>
           <w:lang w:val="es-419" w:eastAsia="es-CO"/>
         </w:rPr>
-        <w:lastRenderedPageBreak/>
         <w:t xml:space="preserve">Procedencia o destino. </w:t>
       </w:r>
     </w:p>
@@ -22205,7 +22763,19 @@
         <w:pStyle w:val="Ttulo4"/>
       </w:pPr>
       <w:r>
-        <w:t xml:space="preserve">Registro de limpieza y desinfección de instalaciones (Art. 6.2 y 6.3) </w:t>
+        <w:t>Registro de limpieza y desinfección de instalaciones (</w:t>
+      </w:r>
+      <w:r>
+        <w:t>a</w:t>
+      </w:r>
+      <w:r>
+        <w:t>rt</w:t>
+      </w:r>
+      <w:r>
+        <w:t>s</w:t>
+      </w:r>
+      <w:r>
+        <w:t xml:space="preserve">. 6.2 y 6.3) </w:t>
       </w:r>
     </w:p>
     <w:p>
@@ -22341,14 +22911,7 @@
         <w:rPr>
           <w:lang w:val="es-419" w:eastAsia="es-CO"/>
         </w:rPr>
-        <w:t xml:space="preserve">Cada unidad productiva con équidos debe establecer un sistema de registros acorde a los lineamientos de la Resolución 7953 de 2017. Esta sección consolida los tipos de registros considerados esenciales para garantizar el cumplimiento técnico, legal </w:t>
-      </w:r>
-      <w:r>
-        <w:rPr>
-          <w:lang w:val="es-419" w:eastAsia="es-CO"/>
-        </w:rPr>
-        <w:lastRenderedPageBreak/>
-        <w:t>y documental de las BPG en predios equinos. Su correcta implementación permite evidenciar el manejo responsable, mejorar la gestión del riesgo y cumplir con los estándares requeridos por el ICA para la obtención o mantenimiento de la certificación.</w:t>
+        <w:t>Cada unidad productiva con équidos debe establecer un sistema de registros acorde a los lineamientos de la Resolución 7953 de 2017. Esta sección consolida los tipos de registros considerados esenciales para garantizar el cumplimiento técnico, legal y documental de las BPG en predios equinos. Su correcta implementación permite evidenciar el manejo responsable, mejorar la gestión del riesgo y cumplir con los estándares requeridos por el ICA para la obtención o mantenimiento de la certificación.</w:t>
       </w:r>
     </w:p>
     <w:p>
@@ -22577,7 +23140,19 @@
         <w:rPr>
           <w:lang w:val="es-419" w:eastAsia="es-CO"/>
         </w:rPr>
-        <w:t xml:space="preserve">Registro de inventario de alimentos (Art. 8.4). </w:t>
+        <w:t>Registro de inventario de alimentos (</w:t>
+      </w:r>
+      <w:r>
+        <w:rPr>
+          <w:lang w:val="es-419" w:eastAsia="es-CO"/>
+        </w:rPr>
+        <w:t>a</w:t>
+      </w:r>
+      <w:r>
+        <w:rPr>
+          <w:lang w:val="es-419" w:eastAsia="es-CO"/>
+        </w:rPr>
+        <w:t xml:space="preserve">rt. 8.4). </w:t>
       </w:r>
     </w:p>
     <w:p>
@@ -22637,7 +23212,6 @@
       </w:pPr>
       <w:bookmarkStart w:id="24" w:name="_Toc217324778"/>
       <w:r>
-        <w:lastRenderedPageBreak/>
         <w:t>Auditoría de certificación en Buenas Prácticas Ganaderas (BPG) para équidos</w:t>
       </w:r>
       <w:bookmarkEnd w:id="24"/>
@@ -22795,7 +23369,6 @@
         <w:rPr>
           <w:lang w:val="es-419" w:eastAsia="es-CO"/>
         </w:rPr>
-        <w:lastRenderedPageBreak/>
         <w:t>Bioseguridad.  </w:t>
       </w:r>
     </w:p>
@@ -23087,7 +23660,19 @@
         <w:rPr>
           <w:lang w:val="es-419" w:eastAsia="es-CO"/>
         </w:rPr>
-        <w:t>Disponer de un Plan Sanitario firmado por médico veterinario (Art. 7.1).</w:t>
+        <w:t>Disponer de un Plan Sanitario firmado por médico veterinario (</w:t>
+      </w:r>
+      <w:r>
+        <w:rPr>
+          <w:lang w:val="es-419" w:eastAsia="es-CO"/>
+        </w:rPr>
+        <w:t>a</w:t>
+      </w:r>
+      <w:r>
+        <w:rPr>
+          <w:lang w:val="es-419" w:eastAsia="es-CO"/>
+        </w:rPr>
+        <w:t>rt. 7.1).</w:t>
       </w:r>
     </w:p>
     <w:p>
@@ -23190,7 +23775,6 @@
         <w:rPr>
           <w:lang w:val="es-419" w:eastAsia="es-CO"/>
         </w:rPr>
-        <w:lastRenderedPageBreak/>
         <w:t>Mantener registros individuales y sanitarios actualizados.</w:t>
       </w:r>
     </w:p>
@@ -23235,7 +23819,19 @@
         <w:rPr>
           <w:lang w:val="es-419" w:eastAsia="es-CO"/>
         </w:rPr>
-        <w:t>Cumplimiento de los requisitos del Art. 5:  </w:t>
+        <w:t xml:space="preserve">Cumplimiento de los requisitos del </w:t>
+      </w:r>
+      <w:r>
+        <w:rPr>
+          <w:lang w:val="es-419" w:eastAsia="es-CO"/>
+        </w:rPr>
+        <w:t>a</w:t>
+      </w:r>
+      <w:r>
+        <w:rPr>
+          <w:lang w:val="es-419" w:eastAsia="es-CO"/>
+        </w:rPr>
+        <w:t>rt. 5:  </w:t>
       </w:r>
     </w:p>
     <w:p>
@@ -23459,7 +24055,19 @@
         <w:rPr>
           <w:lang w:val="es-419" w:eastAsia="es-CO"/>
         </w:rPr>
-        <w:t>Seguridad ocupacional (Art. 13).</w:t>
+        <w:t>Seguridad ocupacional (</w:t>
+      </w:r>
+      <w:r>
+        <w:rPr>
+          <w:lang w:val="es-419" w:eastAsia="es-CO"/>
+        </w:rPr>
+        <w:t>a</w:t>
+      </w:r>
+      <w:r>
+        <w:rPr>
+          <w:lang w:val="es-419" w:eastAsia="es-CO"/>
+        </w:rPr>
+        <w:t>rt. 13).</w:t>
       </w:r>
     </w:p>
     <w:p>
@@ -23532,7 +24140,6 @@
           <w:bCs/>
           <w:lang w:val="es-419" w:eastAsia="es-CO"/>
         </w:rPr>
-        <w:lastRenderedPageBreak/>
         <w:t xml:space="preserve">Listado de soportes documentales </w:t>
       </w:r>
     </w:p>
@@ -23671,13 +24278,6 @@
     </w:p>
     <w:p>
       <w:pPr>
-        <w:rPr>
-          <w:lang w:val="es-419" w:eastAsia="es-CO"/>
-        </w:rPr>
-      </w:pPr>
-    </w:p>
-    <w:p>
-      <w:pPr>
         <w:pStyle w:val="Ttulo4"/>
       </w:pPr>
       <w:r>
@@ -23699,13 +24299,6 @@
     </w:p>
     <w:p>
       <w:pPr>
-        <w:rPr>
-          <w:lang w:val="es-419" w:eastAsia="es-CO"/>
-        </w:rPr>
-      </w:pPr>
-    </w:p>
-    <w:p>
-      <w:pPr>
         <w:pStyle w:val="Ttulo4"/>
       </w:pPr>
       <w:r>
@@ -23789,7 +24382,6 @@
         <w:pStyle w:val="Ttulo4"/>
       </w:pPr>
       <w:r>
-        <w:lastRenderedPageBreak/>
         <w:t xml:space="preserve">Documentación y registros </w:t>
       </w:r>
     </w:p>
@@ -23862,15 +24454,6 @@
     </w:p>
     <w:p>
       <w:pPr>
-        <w:pStyle w:val="Prrafodelista"/>
-        <w:ind w:left="1429" w:firstLine="0"/>
-        <w:rPr>
-          <w:lang w:val="es-419" w:eastAsia="es-CO"/>
-        </w:rPr>
-      </w:pPr>
-    </w:p>
-    <w:p>
-      <w:pPr>
         <w:pStyle w:val="Ttulo4"/>
       </w:pPr>
       <w:r>
@@ -23892,13 +24475,6 @@
     </w:p>
     <w:p>
       <w:pPr>
-        <w:rPr>
-          <w:lang w:val="es-419" w:eastAsia="es-CO"/>
-        </w:rPr>
-      </w:pPr>
-    </w:p>
-    <w:p>
-      <w:pPr>
         <w:pStyle w:val="Ttulo4"/>
       </w:pPr>
       <w:r>
@@ -24028,15 +24604,6 @@
     </w:p>
     <w:p>
       <w:pPr>
-        <w:pStyle w:val="Prrafodelista"/>
-        <w:ind w:left="1429" w:firstLine="0"/>
-        <w:rPr>
-          <w:lang w:val="es-419" w:eastAsia="es-CO"/>
-        </w:rPr>
-      </w:pPr>
-    </w:p>
-    <w:p>
-      <w:pPr>
         <w:pStyle w:val="Ttulo4"/>
       </w:pPr>
       <w:r>
@@ -24058,17 +24625,9 @@
     </w:p>
     <w:p>
       <w:pPr>
-        <w:rPr>
-          <w:lang w:val="es-419" w:eastAsia="es-CO"/>
-        </w:rPr>
-      </w:pPr>
-    </w:p>
-    <w:p>
-      <w:pPr>
         <w:pStyle w:val="Ttulo4"/>
       </w:pPr>
       <w:r>
-        <w:lastRenderedPageBreak/>
         <w:t xml:space="preserve">Verificación de acciones correctivas </w:t>
       </w:r>
     </w:p>
@@ -24084,13 +24643,6 @@
         </w:rPr>
         <w:t>El productor implementa los ajustes y solicita la visita de seguimiento.</w:t>
       </w:r>
-    </w:p>
-    <w:p>
-      <w:pPr>
-        <w:rPr>
-          <w:lang w:val="es-419" w:eastAsia="es-CO"/>
-        </w:rPr>
-      </w:pPr>
     </w:p>
     <w:p>
       <w:pPr>
@@ -24315,7 +24867,6 @@
         <w:rPr>
           <w:lang w:val="es-419" w:eastAsia="es-CO"/>
         </w:rPr>
-        <w:lastRenderedPageBreak/>
         <w:t xml:space="preserve">Plazo para corrección: </w:t>
       </w:r>
     </w:p>
@@ -24354,15 +24905,6 @@
         </w:rPr>
         <w:t>El ICA programará la verificación dentro de los 30 días hábiles siguientes a la solicitud.</w:t>
       </w:r>
-    </w:p>
-    <w:p>
-      <w:pPr>
-        <w:pStyle w:val="Prrafodelista"/>
-        <w:ind w:left="1429" w:firstLine="0"/>
-        <w:rPr>
-          <w:lang w:val="es-419" w:eastAsia="es-CO"/>
-        </w:rPr>
-      </w:pPr>
     </w:p>
     <w:p>
       <w:pPr>
@@ -24519,7 +25061,6 @@
         <w:rPr>
           <w:lang w:val="es-CO"/>
         </w:rPr>
-        <w:lastRenderedPageBreak/>
         <w:t>Síntesis</w:t>
       </w:r>
       <w:bookmarkEnd w:id="28"/>
@@ -24614,7 +25155,6 @@
         <w:rPr>
           <w:lang w:val="es-CO"/>
         </w:rPr>
-        <w:lastRenderedPageBreak/>
         <w:t>Material complementario</w:t>
       </w:r>
       <w:bookmarkEnd w:id="29"/>
@@ -25450,7 +25990,6 @@
               <w:rPr>
                 <w:lang w:val="es-CO"/>
               </w:rPr>
-              <w:lastRenderedPageBreak/>
               <w:t>Lista de chequeo</w:t>
             </w:r>
           </w:p>
@@ -25578,7 +26117,21 @@
               <w:rPr>
                 <w:lang w:val="es-CO"/>
               </w:rPr>
-              <w:t xml:space="preserve">. (2015). Guide </w:t>
+              <w:t xml:space="preserve">. (2015). </w:t>
+            </w:r>
+            <w:proofErr w:type="spellStart"/>
+            <w:r>
+              <w:rPr>
+                <w:lang w:val="es-CO"/>
+              </w:rPr>
+              <w:t>Guide</w:t>
+            </w:r>
+            <w:proofErr w:type="spellEnd"/>
+            <w:r>
+              <w:rPr>
+                <w:lang w:val="es-CO"/>
+              </w:rPr>
+              <w:t xml:space="preserve"> </w:t>
             </w:r>
             <w:proofErr w:type="spellStart"/>
             <w:r>
@@ -26250,14 +26803,7 @@
               <w:rPr>
                 <w:lang w:val="es-CO"/>
               </w:rPr>
-              <w:t xml:space="preserve">Procedimientos, procesos y </w:t>
-            </w:r>
-            <w:r>
-              <w:rPr>
-                <w:lang w:val="es-CO"/>
-              </w:rPr>
-              <w:lastRenderedPageBreak/>
-              <w:t>registros obligatorios en Buenas Prácticas Ganaderas para équidos</w:t>
+              <w:t>Procedimientos, procesos y registros obligatorios en Buenas Prácticas Ganaderas para équidos</w:t>
             </w:r>
           </w:p>
         </w:tc>
@@ -26277,15 +26823,7 @@
               <w:rPr>
                 <w:lang w:val="es-CO"/>
               </w:rPr>
-              <w:lastRenderedPageBreak/>
-              <w:t xml:space="preserve">ICA. (2024). Se evaluará el bienestar animal de los </w:t>
-            </w:r>
-            <w:r>
-              <w:rPr>
-                <w:lang w:val="es-CO"/>
-              </w:rPr>
-              <w:lastRenderedPageBreak/>
-              <w:t>équidos en Colombia. ICA Noticias.</w:t>
+              <w:t>ICA. (2024). Se evaluará el bienestar animal de los équidos en Colombia. ICA Noticias.</w:t>
             </w:r>
           </w:p>
         </w:tc>
@@ -26306,7 +26844,6 @@
               <w:rPr>
                 <w:lang w:val="es-CO"/>
               </w:rPr>
-              <w:lastRenderedPageBreak/>
               <w:t>Nota técnica</w:t>
             </w:r>
           </w:p>
@@ -26325,14 +26862,7 @@
                 <w:rPr>
                   <w:rStyle w:val="Hipervnculo"/>
                 </w:rPr>
-                <w:t>https://www.ica.gov.co/noticias/se-evaluara-el-</w:t>
-              </w:r>
-              <w:r>
-                <w:rPr>
-                  <w:rStyle w:val="Hipervnculo"/>
-                </w:rPr>
-                <w:lastRenderedPageBreak/>
-                <w:t>bienestar-animal-de-los-equidos-en</w:t>
+                <w:t>https://www.ica.gov.co/noticias/se-evaluara-el-bienestar-animal-de-los-equidos-en</w:t>
               </w:r>
             </w:hyperlink>
           </w:p>
@@ -26351,7 +26881,6 @@
         <w:rPr>
           <w:lang w:val="es-CO"/>
         </w:rPr>
-        <w:lastRenderedPageBreak/>
         <w:t>Glosario</w:t>
       </w:r>
       <w:bookmarkEnd w:id="30"/>
@@ -26557,7 +27086,6 @@
           <w:b/>
           <w:bCs/>
         </w:rPr>
-        <w:lastRenderedPageBreak/>
         <w:t>Seguridad física y laboral:</w:t>
       </w:r>
       <w:r>
@@ -26583,7 +27111,6 @@
         <w:rPr>
           <w:lang w:val="es-CO"/>
         </w:rPr>
-        <w:lastRenderedPageBreak/>
         <w:t>Referencias bibliográficas</w:t>
       </w:r>
       <w:bookmarkEnd w:id="31"/>
@@ -26817,7 +27344,6 @@
         <w:rPr>
           <w:lang w:val="es-CO"/>
         </w:rPr>
-        <w:lastRenderedPageBreak/>
         <w:t>Créditos</w:t>
       </w:r>
       <w:bookmarkEnd w:id="32"/>
@@ -27033,7 +27559,19 @@
               <w:rPr>
                 <w:lang w:val="es-CO"/>
               </w:rPr>
-              <w:t>Experta Temática </w:t>
+              <w:t xml:space="preserve">Experta </w:t>
+            </w:r>
+            <w:r>
+              <w:rPr>
+                <w:lang w:val="es-CO"/>
+              </w:rPr>
+              <w:t>t</w:t>
+            </w:r>
+            <w:r>
+              <w:rPr>
+                <w:lang w:val="es-CO"/>
+              </w:rPr>
+              <w:t>emática </w:t>
             </w:r>
           </w:p>
         </w:tc>
@@ -27220,13 +27758,14 @@
             <w:pPr>
               <w:pStyle w:val="TextoTablas"/>
             </w:pPr>
-            <w:proofErr w:type="spellStart"/>
-            <w:r>
-              <w:t>Jhon</w:t>
-            </w:r>
-            <w:proofErr w:type="spellEnd"/>
-            <w:r>
-              <w:t xml:space="preserve"> Jairo Urueta Álvarez</w:t>
+            <w:r>
+              <w:t xml:space="preserve">Jhon Jairo Urueta </w:t>
+            </w:r>
+            <w:r>
+              <w:t>A</w:t>
+            </w:r>
+            <w:r>
+              <w:t>lvarez</w:t>
             </w:r>
           </w:p>
         </w:tc>
@@ -27774,7 +28313,6 @@
               <w:rPr>
                 <w:lang w:val="es-CO"/>
               </w:rPr>
-              <w:lastRenderedPageBreak/>
               <w:t>Raúl Mosquera Serrano</w:t>
             </w:r>
           </w:p>
@@ -27936,7 +28474,7 @@
 </file>
 
 <file path=word/endnotes.xml><?xml version="1.0" encoding="utf-8"?>
-<w:endnotes xmlns:wpc="http://schemas.microsoft.com/office/word/2010/wordprocessingCanvas" xmlns:cx="http://schemas.microsoft.com/office/drawing/2014/chartex" xmlns:cx1="http://schemas.microsoft.com/office/drawing/2015/9/8/chartex" xmlns:cx2="http://schemas.microsoft.com/office/drawing/2015/10/21/chartex" xmlns:cx3="http://schemas.microsoft.com/office/drawing/2016/5/9/chartex" xmlns:cx4="http://schemas.microsoft.com/office/drawing/2016/5/10/chartex" xmlns:cx5="http://schemas.microsoft.com/office/drawing/2016/5/11/chartex" xmlns:cx6="http://schemas.microsoft.com/office/drawing/2016/5/12/chartex" xmlns:cx7="http://schemas.microsoft.com/office/drawing/2016/5/13/chartex" xmlns:cx8="http://schemas.microsoft.com/office/drawing/2016/5/14/chartex" xmlns:mc="http://schemas.openxmlformats.org/markup-compatibility/2006" xmlns:aink="http://schemas.microsoft.com/office/drawing/2016/ink" xmlns:am3d="http://schemas.microsoft.com/office/drawing/2017/model3d" xmlns:o="urn:schemas-microsoft-com:office:office" xmlns:oel="http://schemas.microsoft.com/office/2019/extlst" xmlns:r="http://schemas.openxmlformats.org/officeDocument/2006/relationships" xmlns:m="http://schemas.openxmlformats.org/officeDocument/2006/math" xmlns:v="urn:schemas-microsoft-com:vml" xmlns:wp14="http://schemas.microsoft.com/office/word/2010/wordprocessingDrawing" xmlns:wp="http://schemas.openxmlformats.org/drawingml/2006/wordprocessingDrawing" xmlns:w10="urn:schemas-microsoft-com:office:word" xmlns:w="http://schemas.openxmlformats.org/wordprocessingml/2006/main" xmlns:w14="http://schemas.microsoft.com/office/word/2010/wordml" xmlns:w15="http://schemas.microsoft.com/office/word/2012/wordml" xmlns:w16cex="http://schemas.microsoft.com/office/word/2018/wordml/cex" xmlns:w16cid="http://schemas.microsoft.com/office/word/2016/wordml/cid" xmlns:w16="http://schemas.microsoft.com/office/word/2018/wordml" xmlns:w16sdtdh="http://schemas.microsoft.com/office/word/2020/wordml/sdtdatahash" xmlns:w16se="http://schemas.microsoft.com/office/word/2015/wordml/symex" xmlns:wpg="http://schemas.microsoft.com/office/word/2010/wordprocessingGroup" xmlns:wpi="http://schemas.microsoft.com/office/word/2010/wordprocessingInk" xmlns:wne="http://schemas.microsoft.com/office/word/2006/wordml" xmlns:wps="http://schemas.microsoft.com/office/word/2010/wordprocessingShape" mc:Ignorable="w14 w15 w16se w16cid w16 w16cex w16sdtdh wp14">
+<w:endnotes xmlns:wpc="http://schemas.microsoft.com/office/word/2010/wordprocessingCanvas" xmlns:cx="http://schemas.microsoft.com/office/drawing/2014/chartex" xmlns:cx1="http://schemas.microsoft.com/office/drawing/2015/9/8/chartex" xmlns:cx2="http://schemas.microsoft.com/office/drawing/2015/10/21/chartex" xmlns:cx3="http://schemas.microsoft.com/office/drawing/2016/5/9/chartex" xmlns:cx4="http://schemas.microsoft.com/office/drawing/2016/5/10/chartex" xmlns:cx5="http://schemas.microsoft.com/office/drawing/2016/5/11/chartex" xmlns:cx6="http://schemas.microsoft.com/office/drawing/2016/5/12/chartex" xmlns:cx7="http://schemas.microsoft.com/office/drawing/2016/5/13/chartex" xmlns:cx8="http://schemas.microsoft.com/office/drawing/2016/5/14/chartex" xmlns:mc="http://schemas.openxmlformats.org/markup-compatibility/2006" xmlns:aink="http://schemas.microsoft.com/office/drawing/2016/ink" xmlns:am3d="http://schemas.microsoft.com/office/drawing/2017/model3d" xmlns:o="urn:schemas-microsoft-com:office:office" xmlns:r="http://schemas.openxmlformats.org/officeDocument/2006/relationships" xmlns:m="http://schemas.openxmlformats.org/officeDocument/2006/math" xmlns:v="urn:schemas-microsoft-com:vml" xmlns:wp14="http://schemas.microsoft.com/office/word/2010/wordprocessingDrawing" xmlns:wp="http://schemas.openxmlformats.org/drawingml/2006/wordprocessingDrawing" xmlns:w10="urn:schemas-microsoft-com:office:word" xmlns:w="http://schemas.openxmlformats.org/wordprocessingml/2006/main" xmlns:w14="http://schemas.microsoft.com/office/word/2010/wordml" xmlns:w15="http://schemas.microsoft.com/office/word/2012/wordml" xmlns:w16cex="http://schemas.microsoft.com/office/word/2018/wordml/cex" xmlns:w16cid="http://schemas.microsoft.com/office/word/2016/wordml/cid" xmlns:w16="http://schemas.microsoft.com/office/word/2018/wordml" xmlns:w16se="http://schemas.microsoft.com/office/word/2015/wordml/symex" xmlns:wpg="http://schemas.microsoft.com/office/word/2010/wordprocessingGroup" xmlns:wpi="http://schemas.microsoft.com/office/word/2010/wordprocessingInk" xmlns:wne="http://schemas.microsoft.com/office/word/2006/wordml" xmlns:wps="http://schemas.microsoft.com/office/word/2010/wordprocessingShape" mc:Ignorable="w14 w15 w16se w16cid w16 w16cex wp14">
   <w:endnote w:type="separator" w:id="-1">
     <w:p>
       <w:pPr>
@@ -27961,7 +28499,7 @@
 </file>
 
 <file path=word/footer1.xml><?xml version="1.0" encoding="utf-8"?>
-<w:ftr xmlns:wpc="http://schemas.microsoft.com/office/word/2010/wordprocessingCanvas" xmlns:cx="http://schemas.microsoft.com/office/drawing/2014/chartex" xmlns:cx1="http://schemas.microsoft.com/office/drawing/2015/9/8/chartex" xmlns:cx2="http://schemas.microsoft.com/office/drawing/2015/10/21/chartex" xmlns:cx3="http://schemas.microsoft.com/office/drawing/2016/5/9/chartex" xmlns:cx4="http://schemas.microsoft.com/office/drawing/2016/5/10/chartex" xmlns:cx5="http://schemas.microsoft.com/office/drawing/2016/5/11/chartex" xmlns:cx6="http://schemas.microsoft.com/office/drawing/2016/5/12/chartex" xmlns:cx7="http://schemas.microsoft.com/office/drawing/2016/5/13/chartex" xmlns:cx8="http://schemas.microsoft.com/office/drawing/2016/5/14/chartex" xmlns:mc="http://schemas.openxmlformats.org/markup-compatibility/2006" xmlns:aink="http://schemas.microsoft.com/office/drawing/2016/ink" xmlns:am3d="http://schemas.microsoft.com/office/drawing/2017/model3d" xmlns:o="urn:schemas-microsoft-com:office:office" xmlns:oel="http://schemas.microsoft.com/office/2019/extlst" xmlns:r="http://schemas.openxmlformats.org/officeDocument/2006/relationships" xmlns:m="http://schemas.openxmlformats.org/officeDocument/2006/math" xmlns:v="urn:schemas-microsoft-com:vml" xmlns:wp14="http://schemas.microsoft.com/office/word/2010/wordprocessingDrawing" xmlns:wp="http://schemas.openxmlformats.org/drawingml/2006/wordprocessingDrawing" xmlns:w10="urn:schemas-microsoft-com:office:word" xmlns:w="http://schemas.openxmlformats.org/wordprocessingml/2006/main" xmlns:w14="http://schemas.microsoft.com/office/word/2010/wordml" xmlns:w15="http://schemas.microsoft.com/office/word/2012/wordml" xmlns:w16cex="http://schemas.microsoft.com/office/word/2018/wordml/cex" xmlns:w16cid="http://schemas.microsoft.com/office/word/2016/wordml/cid" xmlns:w16="http://schemas.microsoft.com/office/word/2018/wordml" xmlns:w16sdtdh="http://schemas.microsoft.com/office/word/2020/wordml/sdtdatahash" xmlns:w16se="http://schemas.microsoft.com/office/word/2015/wordml/symex" xmlns:wpg="http://schemas.microsoft.com/office/word/2010/wordprocessingGroup" xmlns:wpi="http://schemas.microsoft.com/office/word/2010/wordprocessingInk" xmlns:wne="http://schemas.microsoft.com/office/word/2006/wordml" xmlns:wps="http://schemas.microsoft.com/office/word/2010/wordprocessingShape" mc:Ignorable="w14 w15 w16se w16cid w16 w16cex w16sdtdh wp14">
+<w:ftr xmlns:wpc="http://schemas.microsoft.com/office/word/2010/wordprocessingCanvas" xmlns:cx="http://schemas.microsoft.com/office/drawing/2014/chartex" xmlns:cx1="http://schemas.microsoft.com/office/drawing/2015/9/8/chartex" xmlns:cx2="http://schemas.microsoft.com/office/drawing/2015/10/21/chartex" xmlns:cx3="http://schemas.microsoft.com/office/drawing/2016/5/9/chartex" xmlns:cx4="http://schemas.microsoft.com/office/drawing/2016/5/10/chartex" xmlns:cx5="http://schemas.microsoft.com/office/drawing/2016/5/11/chartex" xmlns:cx6="http://schemas.microsoft.com/office/drawing/2016/5/12/chartex" xmlns:cx7="http://schemas.microsoft.com/office/drawing/2016/5/13/chartex" xmlns:cx8="http://schemas.microsoft.com/office/drawing/2016/5/14/chartex" xmlns:mc="http://schemas.openxmlformats.org/markup-compatibility/2006" xmlns:aink="http://schemas.microsoft.com/office/drawing/2016/ink" xmlns:am3d="http://schemas.microsoft.com/office/drawing/2017/model3d" xmlns:o="urn:schemas-microsoft-com:office:office" xmlns:r="http://schemas.openxmlformats.org/officeDocument/2006/relationships" xmlns:m="http://schemas.openxmlformats.org/officeDocument/2006/math" xmlns:v="urn:schemas-microsoft-com:vml" xmlns:wp14="http://schemas.microsoft.com/office/word/2010/wordprocessingDrawing" xmlns:wp="http://schemas.openxmlformats.org/drawingml/2006/wordprocessingDrawing" xmlns:w10="urn:schemas-microsoft-com:office:word" xmlns:w="http://schemas.openxmlformats.org/wordprocessingml/2006/main" xmlns:w14="http://schemas.microsoft.com/office/word/2010/wordml" xmlns:w15="http://schemas.microsoft.com/office/word/2012/wordml" xmlns:w16cex="http://schemas.microsoft.com/office/word/2018/wordml/cex" xmlns:w16cid="http://schemas.microsoft.com/office/word/2016/wordml/cid" xmlns:w16="http://schemas.microsoft.com/office/word/2018/wordml" xmlns:w16se="http://schemas.microsoft.com/office/word/2015/wordml/symex" xmlns:wpg="http://schemas.microsoft.com/office/word/2010/wordprocessingGroup" xmlns:wpi="http://schemas.microsoft.com/office/word/2010/wordprocessingInk" xmlns:wne="http://schemas.microsoft.com/office/word/2006/wordml" xmlns:wps="http://schemas.microsoft.com/office/word/2010/wordprocessingShape" mc:Ignorable="w14 w15 w16se w16cid w16 w16cex wp14">
   <w:sdt>
     <w:sdtPr>
       <w:id w:val="-1465197936"/>
@@ -28006,7 +28544,7 @@
 </file>
 
 <file path=word/footnotes.xml><?xml version="1.0" encoding="utf-8"?>
-<w:footnotes xmlns:wpc="http://schemas.microsoft.com/office/word/2010/wordprocessingCanvas" xmlns:cx="http://schemas.microsoft.com/office/drawing/2014/chartex" xmlns:cx1="http://schemas.microsoft.com/office/drawing/2015/9/8/chartex" xmlns:cx2="http://schemas.microsoft.com/office/drawing/2015/10/21/chartex" xmlns:cx3="http://schemas.microsoft.com/office/drawing/2016/5/9/chartex" xmlns:cx4="http://schemas.microsoft.com/office/drawing/2016/5/10/chartex" xmlns:cx5="http://schemas.microsoft.com/office/drawing/2016/5/11/chartex" xmlns:cx6="http://schemas.microsoft.com/office/drawing/2016/5/12/chartex" xmlns:cx7="http://schemas.microsoft.com/office/drawing/2016/5/13/chartex" xmlns:cx8="http://schemas.microsoft.com/office/drawing/2016/5/14/chartex" xmlns:mc="http://schemas.openxmlformats.org/markup-compatibility/2006" xmlns:aink="http://schemas.microsoft.com/office/drawing/2016/ink" xmlns:am3d="http://schemas.microsoft.com/office/drawing/2017/model3d" xmlns:o="urn:schemas-microsoft-com:office:office" xmlns:oel="http://schemas.microsoft.com/office/2019/extlst" xmlns:r="http://schemas.openxmlformats.org/officeDocument/2006/relationships" xmlns:m="http://schemas.openxmlformats.org/officeDocument/2006/math" xmlns:v="urn:schemas-microsoft-com:vml" xmlns:wp14="http://schemas.microsoft.com/office/word/2010/wordprocessingDrawing" xmlns:wp="http://schemas.openxmlformats.org/drawingml/2006/wordprocessingDrawing" xmlns:w10="urn:schemas-microsoft-com:office:word" xmlns:w="http://schemas.openxmlformats.org/wordprocessingml/2006/main" xmlns:w14="http://schemas.microsoft.com/office/word/2010/wordml" xmlns:w15="http://schemas.microsoft.com/office/word/2012/wordml" xmlns:w16cex="http://schemas.microsoft.com/office/word/2018/wordml/cex" xmlns:w16cid="http://schemas.microsoft.com/office/word/2016/wordml/cid" xmlns:w16="http://schemas.microsoft.com/office/word/2018/wordml" xmlns:w16sdtdh="http://schemas.microsoft.com/office/word/2020/wordml/sdtdatahash" xmlns:w16se="http://schemas.microsoft.com/office/word/2015/wordml/symex" xmlns:wpg="http://schemas.microsoft.com/office/word/2010/wordprocessingGroup" xmlns:wpi="http://schemas.microsoft.com/office/word/2010/wordprocessingInk" xmlns:wne="http://schemas.microsoft.com/office/word/2006/wordml" xmlns:wps="http://schemas.microsoft.com/office/word/2010/wordprocessingShape" mc:Ignorable="w14 w15 w16se w16cid w16 w16cex w16sdtdh wp14">
+<w:footnotes xmlns:wpc="http://schemas.microsoft.com/office/word/2010/wordprocessingCanvas" xmlns:cx="http://schemas.microsoft.com/office/drawing/2014/chartex" xmlns:cx1="http://schemas.microsoft.com/office/drawing/2015/9/8/chartex" xmlns:cx2="http://schemas.microsoft.com/office/drawing/2015/10/21/chartex" xmlns:cx3="http://schemas.microsoft.com/office/drawing/2016/5/9/chartex" xmlns:cx4="http://schemas.microsoft.com/office/drawing/2016/5/10/chartex" xmlns:cx5="http://schemas.microsoft.com/office/drawing/2016/5/11/chartex" xmlns:cx6="http://schemas.microsoft.com/office/drawing/2016/5/12/chartex" xmlns:cx7="http://schemas.microsoft.com/office/drawing/2016/5/13/chartex" xmlns:cx8="http://schemas.microsoft.com/office/drawing/2016/5/14/chartex" xmlns:mc="http://schemas.openxmlformats.org/markup-compatibility/2006" xmlns:aink="http://schemas.microsoft.com/office/drawing/2016/ink" xmlns:am3d="http://schemas.microsoft.com/office/drawing/2017/model3d" xmlns:o="urn:schemas-microsoft-com:office:office" xmlns:r="http://schemas.openxmlformats.org/officeDocument/2006/relationships" xmlns:m="http://schemas.openxmlformats.org/officeDocument/2006/math" xmlns:v="urn:schemas-microsoft-com:vml" xmlns:wp14="http://schemas.microsoft.com/office/word/2010/wordprocessingDrawing" xmlns:wp="http://schemas.openxmlformats.org/drawingml/2006/wordprocessingDrawing" xmlns:w10="urn:schemas-microsoft-com:office:word" xmlns:w="http://schemas.openxmlformats.org/wordprocessingml/2006/main" xmlns:w14="http://schemas.microsoft.com/office/word/2010/wordml" xmlns:w15="http://schemas.microsoft.com/office/word/2012/wordml" xmlns:w16cex="http://schemas.microsoft.com/office/word/2018/wordml/cex" xmlns:w16cid="http://schemas.microsoft.com/office/word/2016/wordml/cid" xmlns:w16="http://schemas.microsoft.com/office/word/2018/wordml" xmlns:w16se="http://schemas.microsoft.com/office/word/2015/wordml/symex" xmlns:wpg="http://schemas.microsoft.com/office/word/2010/wordprocessingGroup" xmlns:wpi="http://schemas.microsoft.com/office/word/2010/wordprocessingInk" xmlns:wne="http://schemas.microsoft.com/office/word/2006/wordml" xmlns:wps="http://schemas.microsoft.com/office/word/2010/wordprocessingShape" mc:Ignorable="w14 w15 w16se w16cid w16 w16cex wp14">
   <w:footnote w:type="separator" w:id="-1">
     <w:p>
       <w:pPr>
@@ -28031,7 +28569,7 @@
 </file>
 
 <file path=word/header1.xml><?xml version="1.0" encoding="utf-8"?>
-<w:hdr xmlns:wpc="http://schemas.microsoft.com/office/word/2010/wordprocessingCanvas" xmlns:cx="http://schemas.microsoft.com/office/drawing/2014/chartex" xmlns:cx1="http://schemas.microsoft.com/office/drawing/2015/9/8/chartex" xmlns:cx2="http://schemas.microsoft.com/office/drawing/2015/10/21/chartex" xmlns:cx3="http://schemas.microsoft.com/office/drawing/2016/5/9/chartex" xmlns:cx4="http://schemas.microsoft.com/office/drawing/2016/5/10/chartex" xmlns:cx5="http://schemas.microsoft.com/office/drawing/2016/5/11/chartex" xmlns:cx6="http://schemas.microsoft.com/office/drawing/2016/5/12/chartex" xmlns:cx7="http://schemas.microsoft.com/office/drawing/2016/5/13/chartex" xmlns:cx8="http://schemas.microsoft.com/office/drawing/2016/5/14/chartex" xmlns:mc="http://schemas.openxmlformats.org/markup-compatibility/2006" xmlns:aink="http://schemas.microsoft.com/office/drawing/2016/ink" xmlns:am3d="http://schemas.microsoft.com/office/drawing/2017/model3d" xmlns:o="urn:schemas-microsoft-com:office:office" xmlns:oel="http://schemas.microsoft.com/office/2019/extlst" xmlns:r="http://schemas.openxmlformats.org/officeDocument/2006/relationships" xmlns:m="http://schemas.openxmlformats.org/officeDocument/2006/math" xmlns:v="urn:schemas-microsoft-com:vml" xmlns:wp14="http://schemas.microsoft.com/office/word/2010/wordprocessingDrawing" xmlns:wp="http://schemas.openxmlformats.org/drawingml/2006/wordprocessingDrawing" xmlns:w10="urn:schemas-microsoft-com:office:word" xmlns:w="http://schemas.openxmlformats.org/wordprocessingml/2006/main" xmlns:w14="http://schemas.microsoft.com/office/word/2010/wordml" xmlns:w15="http://schemas.microsoft.com/office/word/2012/wordml" xmlns:w16cex="http://schemas.microsoft.com/office/word/2018/wordml/cex" xmlns:w16cid="http://schemas.microsoft.com/office/word/2016/wordml/cid" xmlns:w16="http://schemas.microsoft.com/office/word/2018/wordml" xmlns:w16sdtdh="http://schemas.microsoft.com/office/word/2020/wordml/sdtdatahash" xmlns:w16se="http://schemas.microsoft.com/office/word/2015/wordml/symex" xmlns:wpg="http://schemas.microsoft.com/office/word/2010/wordprocessingGroup" xmlns:wpi="http://schemas.microsoft.com/office/word/2010/wordprocessingInk" xmlns:wne="http://schemas.microsoft.com/office/word/2006/wordml" xmlns:wps="http://schemas.microsoft.com/office/word/2010/wordprocessingShape" mc:Ignorable="w14 w15 w16se w16cid w16 w16cex w16sdtdh wp14">
+<w:hdr xmlns:wpc="http://schemas.microsoft.com/office/word/2010/wordprocessingCanvas" xmlns:cx="http://schemas.microsoft.com/office/drawing/2014/chartex" xmlns:cx1="http://schemas.microsoft.com/office/drawing/2015/9/8/chartex" xmlns:cx2="http://schemas.microsoft.com/office/drawing/2015/10/21/chartex" xmlns:cx3="http://schemas.microsoft.com/office/drawing/2016/5/9/chartex" xmlns:cx4="http://schemas.microsoft.com/office/drawing/2016/5/10/chartex" xmlns:cx5="http://schemas.microsoft.com/office/drawing/2016/5/11/chartex" xmlns:cx6="http://schemas.microsoft.com/office/drawing/2016/5/12/chartex" xmlns:cx7="http://schemas.microsoft.com/office/drawing/2016/5/13/chartex" xmlns:cx8="http://schemas.microsoft.com/office/drawing/2016/5/14/chartex" xmlns:mc="http://schemas.openxmlformats.org/markup-compatibility/2006" xmlns:aink="http://schemas.microsoft.com/office/drawing/2016/ink" xmlns:am3d="http://schemas.microsoft.com/office/drawing/2017/model3d" xmlns:o="urn:schemas-microsoft-com:office:office" xmlns:r="http://schemas.openxmlformats.org/officeDocument/2006/relationships" xmlns:m="http://schemas.openxmlformats.org/officeDocument/2006/math" xmlns:v="urn:schemas-microsoft-com:vml" xmlns:wp14="http://schemas.microsoft.com/office/word/2010/wordprocessingDrawing" xmlns:wp="http://schemas.openxmlformats.org/drawingml/2006/wordprocessingDrawing" xmlns:w10="urn:schemas-microsoft-com:office:word" xmlns:w="http://schemas.openxmlformats.org/wordprocessingml/2006/main" xmlns:w14="http://schemas.microsoft.com/office/word/2010/wordml" xmlns:w15="http://schemas.microsoft.com/office/word/2012/wordml" xmlns:w16cex="http://schemas.microsoft.com/office/word/2018/wordml/cex" xmlns:w16cid="http://schemas.microsoft.com/office/word/2016/wordml/cid" xmlns:w16="http://schemas.microsoft.com/office/word/2018/wordml" xmlns:w16se="http://schemas.microsoft.com/office/word/2015/wordml/symex" xmlns:wpg="http://schemas.microsoft.com/office/word/2010/wordprocessingGroup" xmlns:wpi="http://schemas.microsoft.com/office/word/2010/wordprocessingInk" xmlns:wne="http://schemas.microsoft.com/office/word/2006/wordml" xmlns:wps="http://schemas.microsoft.com/office/word/2010/wordprocessingShape" mc:Ignorable="w14 w15 w16se w16cid w16 w16cex wp14">
   <w:p>
     <w:pPr>
       <w:pStyle w:val="Encabezado"/>
@@ -28117,7 +28655,7 @@
 </file>
 
 <file path=word/numbering.xml><?xml version="1.0" encoding="utf-8"?>
-<w:numbering xmlns:wpc="http://schemas.microsoft.com/office/word/2010/wordprocessingCanvas" xmlns:cx="http://schemas.microsoft.com/office/drawing/2014/chartex" xmlns:cx1="http://schemas.microsoft.com/office/drawing/2015/9/8/chartex" xmlns:cx2="http://schemas.microsoft.com/office/drawing/2015/10/21/chartex" xmlns:cx3="http://schemas.microsoft.com/office/drawing/2016/5/9/chartex" xmlns:cx4="http://schemas.microsoft.com/office/drawing/2016/5/10/chartex" xmlns:cx5="http://schemas.microsoft.com/office/drawing/2016/5/11/chartex" xmlns:cx6="http://schemas.microsoft.com/office/drawing/2016/5/12/chartex" xmlns:cx7="http://schemas.microsoft.com/office/drawing/2016/5/13/chartex" xmlns:cx8="http://schemas.microsoft.com/office/drawing/2016/5/14/chartex" xmlns:mc="http://schemas.openxmlformats.org/markup-compatibility/2006" xmlns:aink="http://schemas.microsoft.com/office/drawing/2016/ink" xmlns:am3d="http://schemas.microsoft.com/office/drawing/2017/model3d" xmlns:o="urn:schemas-microsoft-com:office:office" xmlns:oel="http://schemas.microsoft.com/office/2019/extlst" xmlns:r="http://schemas.openxmlformats.org/officeDocument/2006/relationships" xmlns:m="http://schemas.openxmlformats.org/officeDocument/2006/math" xmlns:v="urn:schemas-microsoft-com:vml" xmlns:wp14="http://schemas.microsoft.com/office/word/2010/wordprocessingDrawing" xmlns:wp="http://schemas.openxmlformats.org/drawingml/2006/wordprocessingDrawing" xmlns:w10="urn:schemas-microsoft-com:office:word" xmlns:w="http://schemas.openxmlformats.org/wordprocessingml/2006/main" xmlns:w14="http://schemas.microsoft.com/office/word/2010/wordml" xmlns:w15="http://schemas.microsoft.com/office/word/2012/wordml" xmlns:w16cex="http://schemas.microsoft.com/office/word/2018/wordml/cex" xmlns:w16cid="http://schemas.microsoft.com/office/word/2016/wordml/cid" xmlns:w16="http://schemas.microsoft.com/office/word/2018/wordml" xmlns:w16sdtdh="http://schemas.microsoft.com/office/word/2020/wordml/sdtdatahash" xmlns:w16se="http://schemas.microsoft.com/office/word/2015/wordml/symex" xmlns:wpg="http://schemas.microsoft.com/office/word/2010/wordprocessingGroup" xmlns:wpi="http://schemas.microsoft.com/office/word/2010/wordprocessingInk" xmlns:wne="http://schemas.microsoft.com/office/word/2006/wordml" xmlns:wps="http://schemas.microsoft.com/office/word/2010/wordprocessingShape" mc:Ignorable="w14 w15 w16se w16cid w16 w16cex w16sdtdh wp14">
+<w:numbering xmlns:wpc="http://schemas.microsoft.com/office/word/2010/wordprocessingCanvas" xmlns:cx="http://schemas.microsoft.com/office/drawing/2014/chartex" xmlns:cx1="http://schemas.microsoft.com/office/drawing/2015/9/8/chartex" xmlns:cx2="http://schemas.microsoft.com/office/drawing/2015/10/21/chartex" xmlns:cx3="http://schemas.microsoft.com/office/drawing/2016/5/9/chartex" xmlns:cx4="http://schemas.microsoft.com/office/drawing/2016/5/10/chartex" xmlns:cx5="http://schemas.microsoft.com/office/drawing/2016/5/11/chartex" xmlns:cx6="http://schemas.microsoft.com/office/drawing/2016/5/12/chartex" xmlns:cx7="http://schemas.microsoft.com/office/drawing/2016/5/13/chartex" xmlns:cx8="http://schemas.microsoft.com/office/drawing/2016/5/14/chartex" xmlns:mc="http://schemas.openxmlformats.org/markup-compatibility/2006" xmlns:aink="http://schemas.microsoft.com/office/drawing/2016/ink" xmlns:am3d="http://schemas.microsoft.com/office/drawing/2017/model3d" xmlns:o="urn:schemas-microsoft-com:office:office" xmlns:r="http://schemas.openxmlformats.org/officeDocument/2006/relationships" xmlns:m="http://schemas.openxmlformats.org/officeDocument/2006/math" xmlns:v="urn:schemas-microsoft-com:vml" xmlns:wp14="http://schemas.microsoft.com/office/word/2010/wordprocessingDrawing" xmlns:wp="http://schemas.openxmlformats.org/drawingml/2006/wordprocessingDrawing" xmlns:w10="urn:schemas-microsoft-com:office:word" xmlns:w="http://schemas.openxmlformats.org/wordprocessingml/2006/main" xmlns:w14="http://schemas.microsoft.com/office/word/2010/wordml" xmlns:w15="http://schemas.microsoft.com/office/word/2012/wordml" xmlns:w16cex="http://schemas.microsoft.com/office/word/2018/wordml/cex" xmlns:w16cid="http://schemas.microsoft.com/office/word/2016/wordml/cid" xmlns:w16="http://schemas.microsoft.com/office/word/2018/wordml" xmlns:w16se="http://schemas.microsoft.com/office/word/2015/wordml/symex" xmlns:wpg="http://schemas.microsoft.com/office/word/2010/wordprocessingGroup" xmlns:wpi="http://schemas.microsoft.com/office/word/2010/wordprocessingInk" xmlns:wne="http://schemas.microsoft.com/office/word/2006/wordml" xmlns:wps="http://schemas.microsoft.com/office/word/2010/wordprocessingShape" mc:Ignorable="w14 w15 w16se w16cid w16 w16cex wp14">
   <w:abstractNum w:abstractNumId="0" w15:restartNumberingAfterBreak="0">
     <w:nsid w:val="FFFFFF89"/>
     <w:multiLevelType w:val="singleLevel"/>
@@ -44817,454 +45355,454 @@
       </w:rPr>
     </w:lvl>
   </w:abstractNum>
-  <w:num w:numId="1" w16cid:durableId="2000957126">
+  <w:num w:numId="1">
     <w:abstractNumId w:val="143"/>
   </w:num>
-  <w:num w:numId="2" w16cid:durableId="1585263860">
+  <w:num w:numId="2">
     <w:abstractNumId w:val="0"/>
   </w:num>
-  <w:num w:numId="3" w16cid:durableId="1338381655">
+  <w:num w:numId="3">
     <w:abstractNumId w:val="41"/>
   </w:num>
-  <w:num w:numId="4" w16cid:durableId="1532257930">
+  <w:num w:numId="4">
     <w:abstractNumId w:val="85"/>
   </w:num>
-  <w:num w:numId="5" w16cid:durableId="998075588">
+  <w:num w:numId="5">
     <w:abstractNumId w:val="56"/>
   </w:num>
-  <w:num w:numId="6" w16cid:durableId="390276379">
+  <w:num w:numId="6">
     <w:abstractNumId w:val="67"/>
   </w:num>
-  <w:num w:numId="7" w16cid:durableId="645860326">
+  <w:num w:numId="7">
     <w:abstractNumId w:val="49"/>
   </w:num>
-  <w:num w:numId="8" w16cid:durableId="1453548000">
+  <w:num w:numId="8">
     <w:abstractNumId w:val="39"/>
   </w:num>
-  <w:num w:numId="9" w16cid:durableId="1838576900">
+  <w:num w:numId="9">
     <w:abstractNumId w:val="117"/>
   </w:num>
-  <w:num w:numId="10" w16cid:durableId="365571237">
+  <w:num w:numId="10">
     <w:abstractNumId w:val="6"/>
   </w:num>
-  <w:num w:numId="11" w16cid:durableId="1677538618">
+  <w:num w:numId="11">
     <w:abstractNumId w:val="73"/>
   </w:num>
-  <w:num w:numId="12" w16cid:durableId="465785079">
+  <w:num w:numId="12">
     <w:abstractNumId w:val="104"/>
   </w:num>
-  <w:num w:numId="13" w16cid:durableId="1451900780">
+  <w:num w:numId="13">
     <w:abstractNumId w:val="97"/>
   </w:num>
-  <w:num w:numId="14" w16cid:durableId="1603606068">
+  <w:num w:numId="14">
     <w:abstractNumId w:val="4"/>
   </w:num>
-  <w:num w:numId="15" w16cid:durableId="1707020754">
+  <w:num w:numId="15">
     <w:abstractNumId w:val="76"/>
   </w:num>
-  <w:num w:numId="16" w16cid:durableId="663241295">
+  <w:num w:numId="16">
     <w:abstractNumId w:val="9"/>
   </w:num>
-  <w:num w:numId="17" w16cid:durableId="2107268739">
+  <w:num w:numId="17">
     <w:abstractNumId w:val="16"/>
   </w:num>
-  <w:num w:numId="18" w16cid:durableId="1849951650">
+  <w:num w:numId="18">
     <w:abstractNumId w:val="74"/>
   </w:num>
-  <w:num w:numId="19" w16cid:durableId="2054424236">
+  <w:num w:numId="19">
     <w:abstractNumId w:val="55"/>
   </w:num>
-  <w:num w:numId="20" w16cid:durableId="741559573">
+  <w:num w:numId="20">
     <w:abstractNumId w:val="136"/>
   </w:num>
-  <w:num w:numId="21" w16cid:durableId="1167359662">
+  <w:num w:numId="21">
     <w:abstractNumId w:val="51"/>
   </w:num>
-  <w:num w:numId="22" w16cid:durableId="1560091077">
+  <w:num w:numId="22">
     <w:abstractNumId w:val="75"/>
   </w:num>
-  <w:num w:numId="23" w16cid:durableId="426973258">
+  <w:num w:numId="23">
     <w:abstractNumId w:val="23"/>
   </w:num>
-  <w:num w:numId="24" w16cid:durableId="1022633868">
+  <w:num w:numId="24">
     <w:abstractNumId w:val="87"/>
   </w:num>
-  <w:num w:numId="25" w16cid:durableId="716858343">
+  <w:num w:numId="25">
     <w:abstractNumId w:val="101"/>
   </w:num>
-  <w:num w:numId="26" w16cid:durableId="361828645">
+  <w:num w:numId="26">
     <w:abstractNumId w:val="103"/>
   </w:num>
-  <w:num w:numId="27" w16cid:durableId="870537053">
+  <w:num w:numId="27">
     <w:abstractNumId w:val="69"/>
   </w:num>
-  <w:num w:numId="28" w16cid:durableId="180512893">
+  <w:num w:numId="28">
     <w:abstractNumId w:val="111"/>
   </w:num>
-  <w:num w:numId="29" w16cid:durableId="141510431">
+  <w:num w:numId="29">
     <w:abstractNumId w:val="58"/>
   </w:num>
-  <w:num w:numId="30" w16cid:durableId="1467896684">
+  <w:num w:numId="30">
     <w:abstractNumId w:val="21"/>
   </w:num>
-  <w:num w:numId="31" w16cid:durableId="2123374420">
+  <w:num w:numId="31">
     <w:abstractNumId w:val="28"/>
   </w:num>
-  <w:num w:numId="32" w16cid:durableId="1099258951">
+  <w:num w:numId="32">
     <w:abstractNumId w:val="99"/>
   </w:num>
-  <w:num w:numId="33" w16cid:durableId="169027064">
+  <w:num w:numId="33">
     <w:abstractNumId w:val="93"/>
   </w:num>
-  <w:num w:numId="34" w16cid:durableId="832456271">
+  <w:num w:numId="34">
     <w:abstractNumId w:val="149"/>
   </w:num>
-  <w:num w:numId="35" w16cid:durableId="1231427358">
+  <w:num w:numId="35">
     <w:abstractNumId w:val="35"/>
   </w:num>
-  <w:num w:numId="36" w16cid:durableId="1174568743">
+  <w:num w:numId="36">
     <w:abstractNumId w:val="98"/>
   </w:num>
-  <w:num w:numId="37" w16cid:durableId="1083648632">
+  <w:num w:numId="37">
     <w:abstractNumId w:val="3"/>
   </w:num>
-  <w:num w:numId="38" w16cid:durableId="388655637">
+  <w:num w:numId="38">
     <w:abstractNumId w:val="142"/>
   </w:num>
-  <w:num w:numId="39" w16cid:durableId="873076056">
+  <w:num w:numId="39">
     <w:abstractNumId w:val="8"/>
   </w:num>
-  <w:num w:numId="40" w16cid:durableId="1381631488">
+  <w:num w:numId="40">
     <w:abstractNumId w:val="94"/>
   </w:num>
-  <w:num w:numId="41" w16cid:durableId="913511984">
+  <w:num w:numId="41">
     <w:abstractNumId w:val="123"/>
   </w:num>
-  <w:num w:numId="42" w16cid:durableId="893389498">
+  <w:num w:numId="42">
     <w:abstractNumId w:val="40"/>
   </w:num>
-  <w:num w:numId="43" w16cid:durableId="1572155301">
+  <w:num w:numId="43">
     <w:abstractNumId w:val="138"/>
   </w:num>
-  <w:num w:numId="44" w16cid:durableId="1756241050">
+  <w:num w:numId="44">
     <w:abstractNumId w:val="148"/>
   </w:num>
-  <w:num w:numId="45" w16cid:durableId="1852525208">
+  <w:num w:numId="45">
     <w:abstractNumId w:val="108"/>
   </w:num>
-  <w:num w:numId="46" w16cid:durableId="357128413">
+  <w:num w:numId="46">
     <w:abstractNumId w:val="130"/>
   </w:num>
-  <w:num w:numId="47" w16cid:durableId="631134880">
+  <w:num w:numId="47">
     <w:abstractNumId w:val="128"/>
   </w:num>
-  <w:num w:numId="48" w16cid:durableId="822088991">
+  <w:num w:numId="48">
     <w:abstractNumId w:val="10"/>
   </w:num>
-  <w:num w:numId="49" w16cid:durableId="344096513">
+  <w:num w:numId="49">
     <w:abstractNumId w:val="14"/>
   </w:num>
-  <w:num w:numId="50" w16cid:durableId="2038657811">
+  <w:num w:numId="50">
     <w:abstractNumId w:val="126"/>
   </w:num>
-  <w:num w:numId="51" w16cid:durableId="1919364539">
+  <w:num w:numId="51">
     <w:abstractNumId w:val="12"/>
   </w:num>
-  <w:num w:numId="52" w16cid:durableId="1000035897">
+  <w:num w:numId="52">
     <w:abstractNumId w:val="80"/>
   </w:num>
-  <w:num w:numId="53" w16cid:durableId="587613714">
+  <w:num w:numId="53">
     <w:abstractNumId w:val="5"/>
   </w:num>
-  <w:num w:numId="54" w16cid:durableId="1442337446">
+  <w:num w:numId="54">
     <w:abstractNumId w:val="15"/>
   </w:num>
-  <w:num w:numId="55" w16cid:durableId="942029104">
+  <w:num w:numId="55">
     <w:abstractNumId w:val="26"/>
   </w:num>
-  <w:num w:numId="56" w16cid:durableId="290670436">
+  <w:num w:numId="56">
     <w:abstractNumId w:val="22"/>
   </w:num>
-  <w:num w:numId="57" w16cid:durableId="1207570249">
+  <w:num w:numId="57">
     <w:abstractNumId w:val="36"/>
   </w:num>
-  <w:num w:numId="58" w16cid:durableId="722480537">
+  <w:num w:numId="58">
     <w:abstractNumId w:val="140"/>
   </w:num>
-  <w:num w:numId="59" w16cid:durableId="686373160">
+  <w:num w:numId="59">
     <w:abstractNumId w:val="119"/>
   </w:num>
-  <w:num w:numId="60" w16cid:durableId="1517234817">
+  <w:num w:numId="60">
     <w:abstractNumId w:val="96"/>
   </w:num>
-  <w:num w:numId="61" w16cid:durableId="884177822">
+  <w:num w:numId="61">
     <w:abstractNumId w:val="37"/>
   </w:num>
-  <w:num w:numId="62" w16cid:durableId="1568303263">
+  <w:num w:numId="62">
     <w:abstractNumId w:val="139"/>
   </w:num>
-  <w:num w:numId="63" w16cid:durableId="1262682707">
+  <w:num w:numId="63">
     <w:abstractNumId w:val="144"/>
   </w:num>
-  <w:num w:numId="64" w16cid:durableId="935140898">
+  <w:num w:numId="64">
     <w:abstractNumId w:val="54"/>
   </w:num>
-  <w:num w:numId="65" w16cid:durableId="8606083">
+  <w:num w:numId="65">
     <w:abstractNumId w:val="84"/>
   </w:num>
-  <w:num w:numId="66" w16cid:durableId="1284118575">
+  <w:num w:numId="66">
     <w:abstractNumId w:val="129"/>
   </w:num>
-  <w:num w:numId="67" w16cid:durableId="826022497">
+  <w:num w:numId="67">
     <w:abstractNumId w:val="38"/>
   </w:num>
-  <w:num w:numId="68" w16cid:durableId="178937017">
+  <w:num w:numId="68">
     <w:abstractNumId w:val="135"/>
   </w:num>
-  <w:num w:numId="69" w16cid:durableId="1713726286">
+  <w:num w:numId="69">
     <w:abstractNumId w:val="147"/>
   </w:num>
-  <w:num w:numId="70" w16cid:durableId="869151455">
+  <w:num w:numId="70">
     <w:abstractNumId w:val="83"/>
   </w:num>
-  <w:num w:numId="71" w16cid:durableId="1331064095">
+  <w:num w:numId="71">
     <w:abstractNumId w:val="20"/>
   </w:num>
-  <w:num w:numId="72" w16cid:durableId="1228153595">
+  <w:num w:numId="72">
     <w:abstractNumId w:val="43"/>
   </w:num>
-  <w:num w:numId="73" w16cid:durableId="640155739">
+  <w:num w:numId="73">
     <w:abstractNumId w:val="114"/>
   </w:num>
-  <w:num w:numId="74" w16cid:durableId="676545652">
+  <w:num w:numId="74">
     <w:abstractNumId w:val="82"/>
   </w:num>
-  <w:num w:numId="75" w16cid:durableId="778568424">
+  <w:num w:numId="75">
     <w:abstractNumId w:val="68"/>
   </w:num>
-  <w:num w:numId="76" w16cid:durableId="1136140521">
+  <w:num w:numId="76">
     <w:abstractNumId w:val="52"/>
   </w:num>
-  <w:num w:numId="77" w16cid:durableId="1516193255">
+  <w:num w:numId="77">
     <w:abstractNumId w:val="2"/>
   </w:num>
-  <w:num w:numId="78" w16cid:durableId="323123731">
+  <w:num w:numId="78">
     <w:abstractNumId w:val="13"/>
   </w:num>
-  <w:num w:numId="79" w16cid:durableId="261301067">
+  <w:num w:numId="79">
     <w:abstractNumId w:val="48"/>
   </w:num>
-  <w:num w:numId="80" w16cid:durableId="2086146886">
+  <w:num w:numId="80">
     <w:abstractNumId w:val="42"/>
   </w:num>
-  <w:num w:numId="81" w16cid:durableId="1811626540">
+  <w:num w:numId="81">
     <w:abstractNumId w:val="106"/>
   </w:num>
-  <w:num w:numId="82" w16cid:durableId="500436132">
+  <w:num w:numId="82">
     <w:abstractNumId w:val="70"/>
   </w:num>
-  <w:num w:numId="83" w16cid:durableId="1035042372">
+  <w:num w:numId="83">
     <w:abstractNumId w:val="65"/>
   </w:num>
-  <w:num w:numId="84" w16cid:durableId="1843815065">
+  <w:num w:numId="84">
     <w:abstractNumId w:val="86"/>
   </w:num>
-  <w:num w:numId="85" w16cid:durableId="2144735742">
+  <w:num w:numId="85">
     <w:abstractNumId w:val="146"/>
   </w:num>
-  <w:num w:numId="86" w16cid:durableId="2003004101">
+  <w:num w:numId="86">
     <w:abstractNumId w:val="120"/>
   </w:num>
-  <w:num w:numId="87" w16cid:durableId="1762136753">
+  <w:num w:numId="87">
     <w:abstractNumId w:val="95"/>
   </w:num>
-  <w:num w:numId="88" w16cid:durableId="1582760947">
+  <w:num w:numId="88">
     <w:abstractNumId w:val="31"/>
   </w:num>
-  <w:num w:numId="89" w16cid:durableId="1407535014">
+  <w:num w:numId="89">
     <w:abstractNumId w:val="134"/>
   </w:num>
-  <w:num w:numId="90" w16cid:durableId="1606576219">
+  <w:num w:numId="90">
     <w:abstractNumId w:val="46"/>
   </w:num>
-  <w:num w:numId="91" w16cid:durableId="1770001817">
+  <w:num w:numId="91">
     <w:abstractNumId w:val="90"/>
   </w:num>
-  <w:num w:numId="92" w16cid:durableId="1696685503">
+  <w:num w:numId="92">
     <w:abstractNumId w:val="61"/>
   </w:num>
-  <w:num w:numId="93" w16cid:durableId="1495221730">
+  <w:num w:numId="93">
     <w:abstractNumId w:val="59"/>
   </w:num>
-  <w:num w:numId="94" w16cid:durableId="877402005">
+  <w:num w:numId="94">
     <w:abstractNumId w:val="122"/>
   </w:num>
-  <w:num w:numId="95" w16cid:durableId="1726490387">
+  <w:num w:numId="95">
     <w:abstractNumId w:val="78"/>
   </w:num>
-  <w:num w:numId="96" w16cid:durableId="1493638541">
+  <w:num w:numId="96">
     <w:abstractNumId w:val="107"/>
   </w:num>
-  <w:num w:numId="97" w16cid:durableId="1612930330">
+  <w:num w:numId="97">
     <w:abstractNumId w:val="125"/>
   </w:num>
-  <w:num w:numId="98" w16cid:durableId="484127838">
+  <w:num w:numId="98">
     <w:abstractNumId w:val="63"/>
   </w:num>
-  <w:num w:numId="99" w16cid:durableId="1148790060">
+  <w:num w:numId="99">
     <w:abstractNumId w:val="66"/>
   </w:num>
-  <w:num w:numId="100" w16cid:durableId="78842180">
+  <w:num w:numId="100">
     <w:abstractNumId w:val="44"/>
   </w:num>
-  <w:num w:numId="101" w16cid:durableId="204878813">
+  <w:num w:numId="101">
     <w:abstractNumId w:val="88"/>
   </w:num>
-  <w:num w:numId="102" w16cid:durableId="946544235">
+  <w:num w:numId="102">
     <w:abstractNumId w:val="33"/>
   </w:num>
-  <w:num w:numId="103" w16cid:durableId="276528631">
+  <w:num w:numId="103">
     <w:abstractNumId w:val="47"/>
   </w:num>
-  <w:num w:numId="104" w16cid:durableId="1694720322">
+  <w:num w:numId="104">
     <w:abstractNumId w:val="102"/>
   </w:num>
-  <w:num w:numId="105" w16cid:durableId="196283979">
+  <w:num w:numId="105">
     <w:abstractNumId w:val="17"/>
   </w:num>
-  <w:num w:numId="106" w16cid:durableId="330957588">
+  <w:num w:numId="106">
     <w:abstractNumId w:val="71"/>
   </w:num>
-  <w:num w:numId="107" w16cid:durableId="293408424">
+  <w:num w:numId="107">
     <w:abstractNumId w:val="137"/>
   </w:num>
-  <w:num w:numId="108" w16cid:durableId="169224720">
+  <w:num w:numId="108">
     <w:abstractNumId w:val="113"/>
   </w:num>
-  <w:num w:numId="109" w16cid:durableId="2013213852">
+  <w:num w:numId="109">
     <w:abstractNumId w:val="11"/>
   </w:num>
-  <w:num w:numId="110" w16cid:durableId="859006427">
+  <w:num w:numId="110">
     <w:abstractNumId w:val="112"/>
   </w:num>
-  <w:num w:numId="111" w16cid:durableId="1290938561">
+  <w:num w:numId="111">
     <w:abstractNumId w:val="60"/>
   </w:num>
-  <w:num w:numId="112" w16cid:durableId="1210340314">
+  <w:num w:numId="112">
     <w:abstractNumId w:val="30"/>
   </w:num>
-  <w:num w:numId="113" w16cid:durableId="1225869914">
+  <w:num w:numId="113">
     <w:abstractNumId w:val="19"/>
   </w:num>
-  <w:num w:numId="114" w16cid:durableId="1357387587">
+  <w:num w:numId="114">
     <w:abstractNumId w:val="18"/>
   </w:num>
-  <w:num w:numId="115" w16cid:durableId="871191364">
+  <w:num w:numId="115">
     <w:abstractNumId w:val="25"/>
   </w:num>
-  <w:num w:numId="116" w16cid:durableId="132717416">
+  <w:num w:numId="116">
     <w:abstractNumId w:val="34"/>
   </w:num>
-  <w:num w:numId="117" w16cid:durableId="1596287205">
+  <w:num w:numId="117">
     <w:abstractNumId w:val="116"/>
   </w:num>
-  <w:num w:numId="118" w16cid:durableId="1926186853">
+  <w:num w:numId="118">
     <w:abstractNumId w:val="57"/>
   </w:num>
-  <w:num w:numId="119" w16cid:durableId="555432412">
+  <w:num w:numId="119">
     <w:abstractNumId w:val="141"/>
   </w:num>
-  <w:num w:numId="120" w16cid:durableId="289436437">
+  <w:num w:numId="120">
     <w:abstractNumId w:val="50"/>
   </w:num>
-  <w:num w:numId="121" w16cid:durableId="422186825">
+  <w:num w:numId="121">
     <w:abstractNumId w:val="7"/>
   </w:num>
-  <w:num w:numId="122" w16cid:durableId="324017472">
+  <w:num w:numId="122">
     <w:abstractNumId w:val="115"/>
   </w:num>
-  <w:num w:numId="123" w16cid:durableId="2134132021">
+  <w:num w:numId="123">
     <w:abstractNumId w:val="72"/>
   </w:num>
-  <w:num w:numId="124" w16cid:durableId="1199663847">
+  <w:num w:numId="124">
     <w:abstractNumId w:val="109"/>
   </w:num>
-  <w:num w:numId="125" w16cid:durableId="659432943">
+  <w:num w:numId="125">
     <w:abstractNumId w:val="131"/>
   </w:num>
-  <w:num w:numId="126" w16cid:durableId="1358582597">
+  <w:num w:numId="126">
     <w:abstractNumId w:val="89"/>
   </w:num>
-  <w:num w:numId="127" w16cid:durableId="1628855868">
+  <w:num w:numId="127">
     <w:abstractNumId w:val="121"/>
   </w:num>
-  <w:num w:numId="128" w16cid:durableId="1045326420">
+  <w:num w:numId="128">
     <w:abstractNumId w:val="100"/>
   </w:num>
-  <w:num w:numId="129" w16cid:durableId="1461341681">
+  <w:num w:numId="129">
     <w:abstractNumId w:val="105"/>
   </w:num>
-  <w:num w:numId="130" w16cid:durableId="806705041">
+  <w:num w:numId="130">
     <w:abstractNumId w:val="24"/>
   </w:num>
-  <w:num w:numId="131" w16cid:durableId="2067214411">
+  <w:num w:numId="131">
     <w:abstractNumId w:val="127"/>
   </w:num>
-  <w:num w:numId="132" w16cid:durableId="525406258">
+  <w:num w:numId="132">
     <w:abstractNumId w:val="1"/>
   </w:num>
-  <w:num w:numId="133" w16cid:durableId="121533416">
+  <w:num w:numId="133">
     <w:abstractNumId w:val="92"/>
   </w:num>
-  <w:num w:numId="134" w16cid:durableId="789863280">
+  <w:num w:numId="134">
     <w:abstractNumId w:val="45"/>
   </w:num>
-  <w:num w:numId="135" w16cid:durableId="1015770968">
+  <w:num w:numId="135">
     <w:abstractNumId w:val="79"/>
   </w:num>
-  <w:num w:numId="136" w16cid:durableId="79908293">
+  <w:num w:numId="136">
     <w:abstractNumId w:val="77"/>
   </w:num>
-  <w:num w:numId="137" w16cid:durableId="1029187439">
+  <w:num w:numId="137">
     <w:abstractNumId w:val="145"/>
   </w:num>
-  <w:num w:numId="138" w16cid:durableId="1116756493">
+  <w:num w:numId="138">
     <w:abstractNumId w:val="124"/>
   </w:num>
-  <w:num w:numId="139" w16cid:durableId="96870704">
+  <w:num w:numId="139">
     <w:abstractNumId w:val="118"/>
   </w:num>
-  <w:num w:numId="140" w16cid:durableId="435251666">
+  <w:num w:numId="140">
     <w:abstractNumId w:val="132"/>
   </w:num>
-  <w:num w:numId="141" w16cid:durableId="2094467018">
+  <w:num w:numId="141">
     <w:abstractNumId w:val="133"/>
   </w:num>
-  <w:num w:numId="142" w16cid:durableId="576014669">
+  <w:num w:numId="142">
     <w:abstractNumId w:val="91"/>
   </w:num>
-  <w:num w:numId="143" w16cid:durableId="122313475">
+  <w:num w:numId="143">
     <w:abstractNumId w:val="64"/>
   </w:num>
-  <w:num w:numId="144" w16cid:durableId="343166145">
+  <w:num w:numId="144">
     <w:abstractNumId w:val="81"/>
   </w:num>
-  <w:num w:numId="145" w16cid:durableId="1271275926">
+  <w:num w:numId="145">
     <w:abstractNumId w:val="62"/>
   </w:num>
-  <w:num w:numId="146" w16cid:durableId="621882684">
+  <w:num w:numId="146">
     <w:abstractNumId w:val="27"/>
   </w:num>
-  <w:num w:numId="147" w16cid:durableId="338965614">
+  <w:num w:numId="147">
     <w:abstractNumId w:val="32"/>
   </w:num>
-  <w:num w:numId="148" w16cid:durableId="1685283912">
+  <w:num w:numId="148">
     <w:abstractNumId w:val="110"/>
   </w:num>
-  <w:num w:numId="149" w16cid:durableId="907111017">
+  <w:num w:numId="149">
     <w:abstractNumId w:val="29"/>
   </w:num>
-  <w:num w:numId="150" w16cid:durableId="1468666087">
+  <w:num w:numId="150">
     <w:abstractNumId w:val="53"/>
   </w:num>
   <w:numIdMacAtCleanup w:val="150"/>
@@ -45272,7 +45810,7 @@
 </file>
 
 <file path=word/styles.xml><?xml version="1.0" encoding="utf-8"?>
-<w:styles xmlns:mc="http://schemas.openxmlformats.org/markup-compatibility/2006" xmlns:r="http://schemas.openxmlformats.org/officeDocument/2006/relationships" xmlns:w="http://schemas.openxmlformats.org/wordprocessingml/2006/main" xmlns:w14="http://schemas.microsoft.com/office/word/2010/wordml" xmlns:w15="http://schemas.microsoft.com/office/word/2012/wordml" xmlns:w16cex="http://schemas.microsoft.com/office/word/2018/wordml/cex" xmlns:w16cid="http://schemas.microsoft.com/office/word/2016/wordml/cid" xmlns:w16="http://schemas.microsoft.com/office/word/2018/wordml" xmlns:w16sdtdh="http://schemas.microsoft.com/office/word/2020/wordml/sdtdatahash" xmlns:w16se="http://schemas.microsoft.com/office/word/2015/wordml/symex" mc:Ignorable="w14 w15 w16se w16cid w16 w16cex w16sdtdh">
+<w:styles xmlns:mc="http://schemas.openxmlformats.org/markup-compatibility/2006" xmlns:r="http://schemas.openxmlformats.org/officeDocument/2006/relationships" xmlns:w="http://schemas.openxmlformats.org/wordprocessingml/2006/main" xmlns:w14="http://schemas.microsoft.com/office/word/2010/wordml" xmlns:w15="http://schemas.microsoft.com/office/word/2012/wordml" xmlns:w16cex="http://schemas.microsoft.com/office/word/2018/wordml/cex" xmlns:w16cid="http://schemas.microsoft.com/office/word/2016/wordml/cid" xmlns:w16="http://schemas.microsoft.com/office/word/2018/wordml" xmlns:w16se="http://schemas.microsoft.com/office/word/2015/wordml/symex" mc:Ignorable="w14 w15 w16se w16cid w16 w16cex">
   <w:docDefaults>
     <w:rPrDefault>
       <w:rPr>
@@ -45856,6 +46394,7 @@
   <w:style w:type="character" w:default="1" w:styleId="Fuentedeprrafopredeter">
     <w:name w:val="Default Paragraph Font"/>
     <w:uiPriority w:val="1"/>
+    <w:semiHidden/>
     <w:unhideWhenUsed/>
   </w:style>
   <w:style w:type="table" w:default="1" w:styleId="Tablanormal">
@@ -47037,15 +47576,6 @@
 </file>
 
 <file path=customXml/item1.xml><?xml version="1.0" encoding="utf-8"?>
-<?mso-contentType ?>
-<FormTemplates xmlns="http://schemas.microsoft.com/sharepoint/v3/contenttype/forms">
-  <Display>DocumentLibraryForm</Display>
-  <Edit>DocumentLibraryForm</Edit>
-  <New>DocumentLibraryForm</New>
-</FormTemplates>
-</file>
-
-<file path=customXml/item2.xml><?xml version="1.0" encoding="utf-8"?>
 <p:properties xmlns:p="http://schemas.microsoft.com/office/2006/metadata/properties" xmlns:xsi="http://www.w3.org/2001/XMLSchema-instance" xmlns:pc="http://schemas.microsoft.com/office/infopath/2007/PartnerControls">
   <documentManagement>
     <TaxCatchAll xmlns="b250f519-6473-4480-8c44-6ee3a3a530c3" xsi:nil="true"/>
@@ -47056,7 +47586,20 @@
 </p:properties>
 </file>
 
+<file path=customXml/item2.xml><?xml version="1.0" encoding="utf-8"?>
+<?mso-contentType ?>
+<FormTemplates xmlns="http://schemas.microsoft.com/sharepoint/v3/contenttype/forms">
+  <Display>DocumentLibraryForm</Display>
+  <Edit>DocumentLibraryForm</Edit>
+  <New>DocumentLibraryForm</New>
+</FormTemplates>
+</file>
+
 <file path=customXml/item3.xml><?xml version="1.0" encoding="utf-8"?>
+<b:Sources xmlns:b="http://schemas.openxmlformats.org/officeDocument/2006/bibliography" xmlns="http://schemas.openxmlformats.org/officeDocument/2006/bibliography" SelectedStyle="\APASixthEditionOfficeOnline.xsl" StyleName="APA" Version="6"/>
+</file>
+
+<file path=customXml/item4.xml><?xml version="1.0" encoding="utf-8"?>
 <ct:contentTypeSchema xmlns:ct="http://schemas.microsoft.com/office/2006/metadata/contentType" xmlns:ma="http://schemas.microsoft.com/office/2006/metadata/properties/metaAttributes" ct:_="" ma:_="" ma:contentTypeName="Documento" ma:contentTypeID="0x010100EA8A463C70CDF94EBCEAEE24D04F3F8A" ma:contentTypeVersion="12" ma:contentTypeDescription="Crear nuevo documento." ma:contentTypeScope="" ma:versionID="1e64a49c346abf4bbb09fc69347de49c">
   <xsd:schema xmlns:xsd="http://www.w3.org/2001/XMLSchema" xmlns:xs="http://www.w3.org/2001/XMLSchema" xmlns:p="http://schemas.microsoft.com/office/2006/metadata/properties" xmlns:ns2="d174a4fb-80c2-4523-8d89-375030acacbf" xmlns:ns3="b250f519-6473-4480-8c44-6ee3a3a530c3" targetNamespace="http://schemas.microsoft.com/office/2006/metadata/properties" ma:root="true" ma:fieldsID="8ae85b081a60446340f1312666800f88" ns2:_="" ns3:_="">
     <xsd:import namespace="d174a4fb-80c2-4523-8d89-375030acacbf"/>
@@ -47257,11 +47800,18 @@
 </ct:contentTypeSchema>
 </file>
 
-<file path=customXml/item4.xml><?xml version="1.0" encoding="utf-8"?>
-<b:Sources xmlns:b="http://schemas.openxmlformats.org/officeDocument/2006/bibliography" xmlns="http://schemas.openxmlformats.org/officeDocument/2006/bibliography" SelectedStyle="\APASixthEditionOfficeOnline.xsl" StyleName="APA" Version="6"/>
+<file path=customXml/itemProps1.xml><?xml version="1.0" encoding="utf-8"?>
+<ds:datastoreItem xmlns:ds="http://schemas.openxmlformats.org/officeDocument/2006/customXml" ds:itemID="{1279454D-02BE-4A9C-A117-DCD1573E2608}">
+  <ds:schemaRefs>
+    <ds:schemaRef ds:uri="http://schemas.microsoft.com/office/2006/metadata/properties"/>
+    <ds:schemaRef ds:uri="http://schemas.microsoft.com/office/infopath/2007/PartnerControls"/>
+    <ds:schemaRef ds:uri="b250f519-6473-4480-8c44-6ee3a3a530c3"/>
+    <ds:schemaRef ds:uri="d174a4fb-80c2-4523-8d89-375030acacbf"/>
+  </ds:schemaRefs>
+</ds:datastoreItem>
 </file>
 
-<file path=customXml/itemProps1.xml><?xml version="1.0" encoding="utf-8"?>
+<file path=customXml/itemProps2.xml><?xml version="1.0" encoding="utf-8"?>
 <ds:datastoreItem xmlns:ds="http://schemas.openxmlformats.org/officeDocument/2006/customXml" ds:itemID="{10663269-2064-4804-8290-36D4A57F5557}">
   <ds:schemaRefs>
     <ds:schemaRef ds:uri="http://schemas.microsoft.com/sharepoint/v3/contenttype/forms"/>
@@ -47269,25 +47819,29 @@
 </ds:datastoreItem>
 </file>
 
-<file path=customXml/itemProps2.xml><?xml version="1.0" encoding="utf-8"?>
-<ds:datastoreItem xmlns:ds="http://schemas.openxmlformats.org/officeDocument/2006/customXml" ds:itemID="{1279454D-02BE-4A9C-A117-DCD1573E2608}">
-  <ds:schemaRefs>
-    <ds:schemaRef ds:uri="http://schemas.microsoft.com/office/2006/metadata/properties"/>
-    <ds:schemaRef ds:uri="http://schemas.microsoft.com/office/infopath/2007/PartnerControls"/>
-    <ds:schemaRef ds:uri="cb45339b-ced9-4d0d-8f64-77573914d53b"/>
-    <ds:schemaRef ds:uri="43a3ca16-9c26-4813-b83f-4aec9927b43f"/>
-  </ds:schemaRefs>
-</ds:datastoreItem>
-</file>
-
 <file path=customXml/itemProps3.xml><?xml version="1.0" encoding="utf-8"?>
-<ds:datastoreItem xmlns:ds="http://schemas.openxmlformats.org/officeDocument/2006/customXml" ds:itemID="{206C2C69-39AC-4B6E-8E0D-5FC0FC3B98D6}"/>
-</file>
-
-<file path=customXml/itemProps4.xml><?xml version="1.0" encoding="utf-8"?>
 <ds:datastoreItem xmlns:ds="http://schemas.openxmlformats.org/officeDocument/2006/customXml" ds:itemID="{EAE431FD-7059-4C09-804B-C9D69EB7B213}">
   <ds:schemaRefs>
     <ds:schemaRef ds:uri="http://schemas.openxmlformats.org/officeDocument/2006/bibliography"/>
   </ds:schemaRefs>
 </ds:datastoreItem>
+</file>
+
+<file path=customXml/itemProps4.xml><?xml version="1.0" encoding="utf-8"?>
+<ds:datastoreItem xmlns:ds="http://schemas.openxmlformats.org/officeDocument/2006/customXml" ds:itemID="{206C2C69-39AC-4B6E-8E0D-5FC0FC3B98D6}">
+  <ds:schemaRefs>
+    <ds:schemaRef ds:uri="http://schemas.microsoft.com/office/2006/metadata/contentType"/>
+    <ds:schemaRef ds:uri="http://schemas.microsoft.com/office/2006/metadata/properties/metaAttributes"/>
+    <ds:schemaRef ds:uri="http://www.w3.org/2001/XMLSchema"/>
+    <ds:schemaRef ds:uri="http://schemas.microsoft.com/office/2006/metadata/properties"/>
+    <ds:schemaRef ds:uri="d174a4fb-80c2-4523-8d89-375030acacbf"/>
+    <ds:schemaRef ds:uri="b250f519-6473-4480-8c44-6ee3a3a530c3"/>
+    <ds:schemaRef ds:uri="http://schemas.microsoft.com/office/2006/documentManagement/types"/>
+    <ds:schemaRef ds:uri="http://schemas.microsoft.com/office/infopath/2007/PartnerControls"/>
+    <ds:schemaRef ds:uri="http://schemas.openxmlformats.org/package/2006/metadata/core-properties"/>
+    <ds:schemaRef ds:uri="http://purl.org/dc/elements/1.1/"/>
+    <ds:schemaRef ds:uri="http://purl.org/dc/terms/"/>
+    <ds:schemaRef ds:uri="http://schemas.microsoft.com/internal/obd"/>
+  </ds:schemaRefs>
+</ds:datastoreItem>
 </file>